--- a/Consent Forms/participant-information-statement-(standard).docx
+++ b/Consent Forms/participant-information-statement-(standard).docx
@@ -417,19 +417,7 @@
                 <w14:miter w14:lim="400000"/>
               </w14:textOutline>
             </w:rPr>
-            <w:t xml:space="preserve"> Kim</w:t>
-          </w:r>
-          <w:r>
-            <w:rPr>
-              <w:kern w:val="2"/>
-              <w:lang w:val="en-US"/>
-              <w14:textOutline w14:w="12700" w14:cap="flat" w14:cmpd="sng" w14:algn="ctr">
-                <w14:noFill/>
-                <w14:prstDash w14:val="solid"/>
-                <w14:miter w14:lim="400000"/>
-              </w14:textOutline>
-            </w:rPr>
-            <w:t xml:space="preserve"> </w:t>
+            <w:t xml:space="preserve"> Kim </w:t>
           </w:r>
           <w:r>
             <w:rPr>
@@ -485,17 +473,7 @@
                   <w:szCs w:val="23"/>
                   <w:shd w:val="clear" w:color="auto" w:fill="F3F5F7"/>
                 </w:rPr>
-                <w:t>skim0527</w:t>
-              </w:r>
-              <w:r>
-                <w:rPr>
-                  <w:rFonts w:cs="Arial"/>
-                  <w:color w:val="0C1014"/>
-                  <w:sz w:val="23"/>
-                  <w:szCs w:val="23"/>
-                  <w:shd w:val="clear" w:color="auto" w:fill="F3F5F7"/>
-                </w:rPr>
-                <w:t>@uni.sydney.edu.au</w:t>
+                <w:t>skim0527@uni.sydney.edu.au</w:t>
               </w:r>
             </w:sdtContent>
           </w:sdt>
@@ -515,13 +493,7 @@
             <w:rPr>
               <w:lang w:val="en-US"/>
             </w:rPr>
-            <w:t>Adam Li</w:t>
-          </w:r>
-          <w:r>
-            <w:rPr>
-              <w:lang w:val="en-US"/>
-            </w:rPr>
-            <w:t xml:space="preserve"> </w:t>
+            <w:t xml:space="preserve">Adam Li </w:t>
           </w:r>
           <w:r>
             <w:rPr>
@@ -592,17 +564,7 @@
                   <w:szCs w:val="23"/>
                   <w:shd w:val="clear" w:color="auto" w:fill="F3F5F7"/>
                 </w:rPr>
-                <w:t>zhli0710</w:t>
-              </w:r>
-              <w:r>
-                <w:rPr>
-                  <w:rFonts w:cs="Arial"/>
-                  <w:color w:val="0C1014"/>
-                  <w:sz w:val="23"/>
-                  <w:szCs w:val="23"/>
-                  <w:shd w:val="clear" w:color="auto" w:fill="F3F5F7"/>
-                </w:rPr>
-                <w:t>@</w:t>
+                <w:t>zhli0710@</w:t>
               </w:r>
               <w:r>
                 <w:rPr>
@@ -630,19 +592,7 @@
             <w:rPr>
               <w:lang w:val="en-US"/>
             </w:rPr>
-            <w:t xml:space="preserve">, </w:t>
-          </w:r>
-          <w:r>
-            <w:rPr>
-              <w:lang w:val="en-US"/>
-            </w:rPr>
-            <w:t>Jimu Li</w:t>
-          </w:r>
-          <w:r>
-            <w:rPr>
-              <w:lang w:val="en-US"/>
-            </w:rPr>
-            <w:t xml:space="preserve"> </w:t>
+            <w:t xml:space="preserve">, Jimu Li </w:t>
           </w:r>
           <w:r>
             <w:rPr>
@@ -698,17 +648,7 @@
                   <w:szCs w:val="23"/>
                   <w:shd w:val="clear" w:color="auto" w:fill="F3F5F7"/>
                 </w:rPr>
-                <w:t>jili0060</w:t>
-              </w:r>
-              <w:r>
-                <w:rPr>
-                  <w:rFonts w:cs="Arial"/>
-                  <w:color w:val="0C1014"/>
-                  <w:sz w:val="23"/>
-                  <w:szCs w:val="23"/>
-                  <w:shd w:val="clear" w:color="auto" w:fill="F3F5F7"/>
-                </w:rPr>
-                <w:t>@uni.sydney.edu.au</w:t>
+                <w:t>jili0060@uni.sydney.edu.au</w:t>
               </w:r>
             </w:sdtContent>
           </w:sdt>
@@ -1024,31 +964,13 @@
             <w14:miter w14:lim="400000"/>
           </w14:textOutline>
         </w:rPr>
-        <w:t xml:space="preserve"> Kim</w:t>
-      </w:r>
-      <w:r>
-        <w:rPr>
-          <w:kern w:val="2"/>
+        <w:t xml:space="preserve"> Kim, </w:t>
+      </w:r>
+      <w:r>
+        <w:rPr>
           <w:lang w:val="en-US"/>
-          <w14:textOutline w14:w="12700" w14:cap="flat" w14:cmpd="sng" w14:algn="ctr">
-            <w14:noFill/>
-            <w14:prstDash w14:val="solid"/>
-            <w14:miter w14:lim="400000"/>
-          </w14:textOutline>
-        </w:rPr>
-        <w:t xml:space="preserve">, </w:t>
-      </w:r>
-      <w:r>
-        <w:rPr>
-          <w:lang w:val="en-US"/>
-        </w:rPr>
-        <w:t>Adam Li</w:t>
-      </w:r>
-      <w:r>
-        <w:rPr>
-          <w:lang w:val="en-US"/>
-        </w:rPr>
-        <w:t xml:space="preserve">, Jimu Li. We are all university students under the Faculty of Engineering. </w:t>
+        </w:rPr>
+        <w:t xml:space="preserve">Adam Li, Jimu Li. We are all university students under the Faculty of Engineering. </w:t>
       </w:r>
       <w:r>
         <w:rPr>
@@ -1156,14 +1078,12 @@
           </w:placeholder>
         </w:sdtPr>
         <w:sdtContent>
-          <w:proofErr w:type="gramStart"/>
           <w:r>
             <w:rPr>
               <w:rFonts w:cs="Arial"/>
             </w:rPr>
-            <w:t>Bachelor Degree</w:t>
+            <w:t>bachelor’s degree</w:t>
           </w:r>
-          <w:proofErr w:type="gramEnd"/>
           <w:r>
             <w:rPr>
               <w:rFonts w:cs="Arial"/>
@@ -1332,50 +1252,43 @@
           <w:placeholder>
             <w:docPart w:val="83FF6BE1B4AA410DBC356EAB983429BF"/>
           </w:placeholder>
-          <w:showingPlcHdr/>
         </w:sdtPr>
         <w:sdtContent>
           <w:r>
             <w:rPr>
-              <w:rStyle w:val="PlaceholderText"/>
               <w:rFonts w:cs="Arial"/>
-              <w:color w:val="A6A6A6" w:themeColor="background1" w:themeShade="A6"/>
-            </w:rPr>
-            <w:t xml:space="preserve">describe or list what the study will involve for the participant. The purpose of this section is to ensure the participant can provide fully informed consent. Describe in </w:t>
+            </w:rPr>
+            <w:t xml:space="preserve">answer a list of 7 questions about your group project experience. Particularly focusing on any difficulties or challenges you have experienced. Your answers to all questions asked will be transcribed for future reference throughout the study. The interview itself will take no longer than 15 minutes but should be between 10-15 minutes. The interview will take place either in person or on zoom, depending on the participant’s availability. All the questions that will be asked will be open </w:t>
           </w:r>
           <w:r>
             <w:rPr>
-              <w:rStyle w:val="PlaceholderText"/>
               <w:rFonts w:cs="Arial"/>
-              <w:b/>
-              <w:bCs/>
-              <w:color w:val="A6A6A6" w:themeColor="background1" w:themeShade="A6"/>
-            </w:rPr>
-            <w:t>lay</w:t>
+            </w:rPr>
+            <w:t>ended</w:t>
           </w:r>
           <w:r>
             <w:rPr>
-              <w:rStyle w:val="PlaceholderText"/>
               <w:rFonts w:cs="Arial"/>
-              <w:color w:val="A6A6A6" w:themeColor="background1" w:themeShade="A6"/>
-            </w:rPr>
-            <w:t xml:space="preserve"> terms what the study will involve from the participant’s perspective</w:t>
+            </w:rPr>
+            <w:t>, all general questions about group work experience.</w:t>
           </w:r>
           <w:r>
             <w:rPr>
-              <w:rStyle w:val="PlaceholderText"/>
               <w:rFonts w:cs="Arial"/>
-              <w:color w:val="A6A6A6" w:themeColor="background1" w:themeShade="A6"/>
-            </w:rPr>
-            <w:t xml:space="preserve">. </w:t>
+            </w:rPr>
+            <w:t xml:space="preserve"> </w:t>
           </w:r>
           <w:r>
             <w:rPr>
               <w:rFonts w:cs="Arial"/>
-              <w:color w:val="A6A6A6" w:themeColor="background1" w:themeShade="A6"/>
-              <w:szCs w:val="24"/>
-            </w:rPr>
-            <w:t xml:space="preserve">Consider the use of tables or graphs where the information is complex </w:t>
+            </w:rPr>
+            <w:t>Transcripts of the interview will be used for the research as well. But no other records of yours will be used. You may request access to review your</w:t>
+          </w:r>
+          <w:r>
+            <w:rPr>
+              <w:rFonts w:cs="Arial"/>
+            </w:rPr>
+            <w:t xml:space="preserve"> transcript.</w:t>
           </w:r>
         </w:sdtContent>
       </w:sdt>
@@ -1392,508 +1305,55 @@
     <w:bookmarkEnd w:id="34"/>
     <w:p>
       <w:pPr>
-        <w:pStyle w:val="ListParagraph"/>
-        <w:spacing w:after="0"/>
+        <w:pStyle w:val="Heading2"/>
         <w:jc w:val="both"/>
         <w:rPr>
           <w:rFonts w:cs="Arial"/>
-          <w:color w:val="A6A6A6" w:themeColor="background1" w:themeShade="A6"/>
-          <w:sz w:val="20"/>
-          <w:szCs w:val="20"/>
-        </w:rPr>
-      </w:pPr>
-      <w:r>
-        <w:rPr>
-          <w:rStyle w:val="PlaceholderText"/>
-          <w:rFonts w:cs="Arial"/>
-          <w:color w:val="A6A6A6" w:themeColor="background1" w:themeShade="A6"/>
-        </w:rPr>
-        <w:t>Your description should include information about the following (as applicable to your study):</w:t>
+        </w:rPr>
+      </w:pPr>
+      <w:r>
+        <w:rPr>
+          <w:rFonts w:cs="Arial"/>
+        </w:rPr>
+        <w:t>Can I withdraw once I have started?</w:t>
       </w:r>
     </w:p>
     <w:p>
       <w:pPr>
         <w:pStyle w:val="ListParagraph"/>
-        <w:numPr>
-          <w:ilvl w:val="0"/>
-          <w:numId w:val="18"/>
-        </w:numPr>
-        <w:spacing w:after="0"/>
-        <w:contextualSpacing/>
         <w:jc w:val="both"/>
         <w:rPr>
           <w:rFonts w:cs="Arial"/>
-          <w:color w:val="A6A6A6" w:themeColor="background1" w:themeShade="A6"/>
-          <w:szCs w:val="24"/>
-        </w:rPr>
-      </w:pPr>
-      <w:r>
-        <w:rPr>
-          <w:rFonts w:cs="Arial"/>
-          <w:color w:val="A6A6A6" w:themeColor="background1" w:themeShade="A6"/>
-          <w:szCs w:val="24"/>
-        </w:rPr>
-        <w:t>Any screening procedures</w:t>
+        </w:rPr>
+      </w:pPr>
+      <w:r>
+        <w:rPr>
+          <w:rFonts w:cs="Arial"/>
+        </w:rPr>
+        <w:t>Being in this study is completely voluntary and you do not have to take part.</w:t>
       </w:r>
     </w:p>
     <w:p>
       <w:pPr>
         <w:pStyle w:val="ListParagraph"/>
-        <w:numPr>
-          <w:ilvl w:val="0"/>
-          <w:numId w:val="18"/>
-        </w:numPr>
-        <w:spacing w:after="0"/>
-        <w:contextualSpacing/>
         <w:jc w:val="both"/>
         <w:rPr>
           <w:rFonts w:cs="Arial"/>
-          <w:color w:val="A6A6A6" w:themeColor="background1" w:themeShade="A6"/>
-          <w:szCs w:val="24"/>
-        </w:rPr>
-      </w:pPr>
-      <w:r>
-        <w:rPr>
-          <w:rFonts w:cs="Arial"/>
-          <w:color w:val="A6A6A6" w:themeColor="background1" w:themeShade="A6"/>
-          <w:szCs w:val="24"/>
-        </w:rPr>
-        <w:t>How much time participation will involve, including both the time required for each part of the study and the total time commitment</w:t>
+        </w:rPr>
+      </w:pPr>
+      <w:r>
+        <w:rPr>
+          <w:rFonts w:cs="Arial"/>
+        </w:rPr>
+        <w:t>Your decision will not affect your current or future relationship with the researchers or anyone else at The University of Sydney.</w:t>
       </w:r>
     </w:p>
     <w:p>
       <w:pPr>
         <w:pStyle w:val="ListParagraph"/>
-        <w:numPr>
-          <w:ilvl w:val="0"/>
-          <w:numId w:val="18"/>
-        </w:numPr>
-        <w:spacing w:after="0"/>
-        <w:contextualSpacing/>
         <w:jc w:val="both"/>
         <w:rPr>
           <w:rFonts w:cs="Arial"/>
-          <w:color w:val="A6A6A6" w:themeColor="background1" w:themeShade="A6"/>
-          <w:szCs w:val="24"/>
-        </w:rPr>
-      </w:pPr>
-      <w:r>
-        <w:rPr>
-          <w:rFonts w:cs="Arial"/>
-          <w:color w:val="A6A6A6" w:themeColor="background1" w:themeShade="A6"/>
-          <w:szCs w:val="24"/>
-        </w:rPr>
-        <w:t>The location and timing of the participant’s involvement</w:t>
-      </w:r>
-    </w:p>
-    <w:p>
-      <w:pPr>
-        <w:pStyle w:val="ListParagraph"/>
-        <w:numPr>
-          <w:ilvl w:val="0"/>
-          <w:numId w:val="18"/>
-        </w:numPr>
-        <w:spacing w:after="0"/>
-        <w:contextualSpacing/>
-        <w:jc w:val="both"/>
-        <w:rPr>
-          <w:rFonts w:cs="Arial"/>
-          <w:color w:val="A6A6A6" w:themeColor="background1" w:themeShade="A6"/>
-          <w:szCs w:val="24"/>
-        </w:rPr>
-      </w:pPr>
-      <w:r>
-        <w:rPr>
-          <w:rFonts w:cs="Arial"/>
-          <w:color w:val="A6A6A6" w:themeColor="background1" w:themeShade="A6"/>
-          <w:szCs w:val="24"/>
-        </w:rPr>
-        <w:t xml:space="preserve">A description of study activities </w:t>
-      </w:r>
-      <w:r>
-        <w:rPr>
-          <w:rFonts w:cs="Arial"/>
-          <w:color w:val="A6A6A6" w:themeColor="background1" w:themeShade="A6"/>
-          <w:szCs w:val="24"/>
-        </w:rPr>
-        <w:t xml:space="preserve">the </w:t>
-      </w:r>
-      <w:r>
-        <w:rPr>
-          <w:rFonts w:cs="Arial"/>
-          <w:color w:val="A6A6A6" w:themeColor="background1" w:themeShade="A6"/>
-          <w:szCs w:val="24"/>
-        </w:rPr>
-        <w:t xml:space="preserve">participant </w:t>
-      </w:r>
-      <w:r>
-        <w:rPr>
-          <w:rFonts w:cs="Arial"/>
-          <w:color w:val="A6A6A6" w:themeColor="background1" w:themeShade="A6"/>
-          <w:szCs w:val="24"/>
-        </w:rPr>
-        <w:t xml:space="preserve">will be asked to complete </w:t>
-      </w:r>
-      <w:r>
-        <w:rPr>
-          <w:rFonts w:cs="Arial"/>
-          <w:color w:val="A6A6A6" w:themeColor="background1" w:themeShade="A6"/>
-          <w:szCs w:val="24"/>
-        </w:rPr>
-        <w:t>(e.g.</w:t>
-      </w:r>
-      <w:r>
-        <w:rPr>
-          <w:rFonts w:cs="Arial"/>
-          <w:color w:val="A6A6A6" w:themeColor="background1" w:themeShade="A6"/>
-          <w:szCs w:val="24"/>
-        </w:rPr>
-        <w:t xml:space="preserve">, specific tasks, </w:t>
-      </w:r>
-      <w:r>
-        <w:rPr>
-          <w:rFonts w:cs="Arial"/>
-          <w:color w:val="A6A6A6" w:themeColor="background1" w:themeShade="A6"/>
-          <w:szCs w:val="24"/>
-        </w:rPr>
-        <w:t>the types of questions</w:t>
-      </w:r>
-      <w:r>
-        <w:rPr>
-          <w:rFonts w:cs="Arial"/>
-          <w:color w:val="A6A6A6" w:themeColor="background1" w:themeShade="A6"/>
-          <w:szCs w:val="24"/>
-        </w:rPr>
-        <w:t xml:space="preserve"> being asked)</w:t>
-      </w:r>
-    </w:p>
-    <w:p>
-      <w:pPr>
-        <w:pStyle w:val="ListParagraph"/>
-        <w:numPr>
-          <w:ilvl w:val="0"/>
-          <w:numId w:val="18"/>
-        </w:numPr>
-        <w:spacing w:after="0"/>
-        <w:contextualSpacing/>
-        <w:jc w:val="both"/>
-        <w:rPr>
-          <w:rFonts w:cs="Arial"/>
-          <w:color w:val="A6A6A6" w:themeColor="background1" w:themeShade="A6"/>
-          <w:szCs w:val="24"/>
-        </w:rPr>
-      </w:pPr>
-      <w:r>
-        <w:rPr>
-          <w:rFonts w:cs="Arial"/>
-          <w:color w:val="A6A6A6" w:themeColor="background1" w:themeShade="A6"/>
-          <w:szCs w:val="24"/>
-        </w:rPr>
-        <w:t xml:space="preserve">For observations </w:t>
-      </w:r>
-      <w:r>
-        <w:rPr>
-          <w:rFonts w:cs="Arial"/>
-          <w:color w:val="A6A6A6" w:themeColor="background1" w:themeShade="A6"/>
-          <w:szCs w:val="24"/>
-        </w:rPr>
-        <w:t>include</w:t>
-      </w:r>
-      <w:r>
-        <w:rPr>
-          <w:rFonts w:cs="Arial"/>
-          <w:color w:val="A6A6A6" w:themeColor="background1" w:themeShade="A6"/>
-          <w:szCs w:val="24"/>
-        </w:rPr>
-        <w:t xml:space="preserve"> </w:t>
-      </w:r>
-      <w:r>
-        <w:rPr>
-          <w:rFonts w:cs="Arial"/>
-          <w:color w:val="A6A6A6" w:themeColor="background1" w:themeShade="A6"/>
-          <w:szCs w:val="24"/>
-        </w:rPr>
-        <w:t xml:space="preserve">the nature, </w:t>
-      </w:r>
-      <w:r>
-        <w:rPr>
-          <w:rFonts w:cs="Arial"/>
-          <w:color w:val="A6A6A6" w:themeColor="background1" w:themeShade="A6"/>
-          <w:szCs w:val="24"/>
-        </w:rPr>
-        <w:t>location,</w:t>
-      </w:r>
-      <w:r>
-        <w:rPr>
-          <w:rFonts w:cs="Arial"/>
-          <w:color w:val="A6A6A6" w:themeColor="background1" w:themeShade="A6"/>
-          <w:szCs w:val="24"/>
-        </w:rPr>
-        <w:t xml:space="preserve"> and timing of observations (where, by whom, across what time period, what is involved, how it is recorded)</w:t>
-      </w:r>
-    </w:p>
-    <w:p>
-      <w:pPr>
-        <w:pStyle w:val="ListParagraph"/>
-        <w:numPr>
-          <w:ilvl w:val="0"/>
-          <w:numId w:val="18"/>
-        </w:numPr>
-        <w:spacing w:after="0"/>
-        <w:contextualSpacing/>
-        <w:jc w:val="both"/>
-        <w:rPr>
-          <w:rFonts w:cs="Arial"/>
-          <w:color w:val="A6A6A6" w:themeColor="background1" w:themeShade="A6"/>
-          <w:szCs w:val="24"/>
-        </w:rPr>
-      </w:pPr>
-      <w:r>
-        <w:rPr>
-          <w:rFonts w:cs="Arial"/>
-          <w:color w:val="A6A6A6" w:themeColor="background1" w:themeShade="A6"/>
-          <w:szCs w:val="24"/>
-        </w:rPr>
-        <w:t>Any access to participants’ existing records or information (e.g.</w:t>
-      </w:r>
-      <w:r>
-        <w:rPr>
-          <w:rFonts w:cs="Arial"/>
-          <w:color w:val="A6A6A6" w:themeColor="background1" w:themeShade="A6"/>
-          <w:szCs w:val="24"/>
-        </w:rPr>
-        <w:t>,</w:t>
-      </w:r>
-      <w:r>
-        <w:rPr>
-          <w:rFonts w:cs="Arial"/>
-          <w:color w:val="A6A6A6" w:themeColor="background1" w:themeShade="A6"/>
-          <w:szCs w:val="24"/>
-        </w:rPr>
-        <w:t xml:space="preserve"> medical records, academic records, personal letters and journals, photographs etc</w:t>
-      </w:r>
-      <w:r>
-        <w:rPr>
-          <w:rFonts w:cs="Arial"/>
-          <w:color w:val="A6A6A6" w:themeColor="background1" w:themeShade="A6"/>
-          <w:szCs w:val="24"/>
-        </w:rPr>
-        <w:t>.</w:t>
-      </w:r>
-      <w:r>
-        <w:rPr>
-          <w:rFonts w:cs="Arial"/>
-          <w:color w:val="A6A6A6" w:themeColor="background1" w:themeShade="A6"/>
-          <w:szCs w:val="24"/>
-        </w:rPr>
-        <w:t>)</w:t>
-      </w:r>
-    </w:p>
-    <w:p>
-      <w:pPr>
-        <w:pStyle w:val="ListParagraph"/>
-        <w:numPr>
-          <w:ilvl w:val="0"/>
-          <w:numId w:val="18"/>
-        </w:numPr>
-        <w:spacing w:after="0"/>
-        <w:contextualSpacing/>
-        <w:jc w:val="both"/>
-        <w:rPr>
-          <w:rFonts w:cs="Arial"/>
-          <w:color w:val="A6A6A6" w:themeColor="background1" w:themeShade="A6"/>
-          <w:szCs w:val="24"/>
-        </w:rPr>
-      </w:pPr>
-      <w:r>
-        <w:rPr>
-          <w:rFonts w:cs="Arial"/>
-          <w:color w:val="A6A6A6" w:themeColor="background1" w:themeShade="A6"/>
-          <w:szCs w:val="24"/>
-        </w:rPr>
-        <w:t>Whether there will be any audio/video/photographs/other recording involved</w:t>
-      </w:r>
-    </w:p>
-    <w:p>
-      <w:pPr>
-        <w:pStyle w:val="ListParagraph"/>
-        <w:numPr>
-          <w:ilvl w:val="0"/>
-          <w:numId w:val="18"/>
-        </w:numPr>
-        <w:spacing w:after="0"/>
-        <w:contextualSpacing/>
-        <w:jc w:val="both"/>
-        <w:rPr>
-          <w:rFonts w:cs="Arial"/>
-          <w:color w:val="BFBFBF" w:themeColor="background1" w:themeShade="BF"/>
-          <w:szCs w:val="24"/>
-        </w:rPr>
-      </w:pPr>
-      <w:r>
-        <w:rPr>
-          <w:rFonts w:cs="Arial"/>
-          <w:color w:val="A6A6A6" w:themeColor="background1" w:themeShade="A6"/>
-          <w:szCs w:val="24"/>
-        </w:rPr>
-        <w:t>Whether an interpreter will be involved</w:t>
-      </w:r>
-    </w:p>
-    <w:p>
-      <w:pPr>
-        <w:pStyle w:val="ListParagraph"/>
-        <w:numPr>
-          <w:ilvl w:val="0"/>
-          <w:numId w:val="18"/>
-        </w:numPr>
-        <w:spacing w:after="0"/>
-        <w:contextualSpacing/>
-        <w:jc w:val="both"/>
-        <w:rPr>
-          <w:rFonts w:cs="Arial"/>
-          <w:color w:val="A6A6A6" w:themeColor="background1" w:themeShade="A6"/>
-          <w:szCs w:val="24"/>
-        </w:rPr>
-      </w:pPr>
-      <w:r>
-        <w:rPr>
-          <w:rFonts w:cs="Arial"/>
-          <w:color w:val="A6A6A6" w:themeColor="background1" w:themeShade="A6"/>
-          <w:szCs w:val="24"/>
-        </w:rPr>
-        <w:t>A description of any opportunity for participants to review information generated about them prior to publication</w:t>
-      </w:r>
-    </w:p>
-    <w:p>
-      <w:pPr>
-        <w:pStyle w:val="Heading2"/>
-        <w:jc w:val="both"/>
-        <w:rPr>
-          <w:rFonts w:cs="Arial"/>
-        </w:rPr>
-      </w:pPr>
-      <w:r>
-        <w:rPr>
-          <w:rFonts w:cs="Arial"/>
-        </w:rPr>
-        <w:t>Can I withdraw once I have started?</w:t>
-      </w:r>
-    </w:p>
-    <w:p>
-      <w:pPr>
-        <w:pStyle w:val="ListParagraph"/>
-        <w:jc w:val="both"/>
-        <w:rPr>
-          <w:rFonts w:cs="Arial"/>
-        </w:rPr>
-      </w:pPr>
-      <w:r>
-        <w:rPr>
-          <w:rFonts w:cs="Arial"/>
-        </w:rPr>
-        <w:t>Being in this study is completely voluntary and you do not have to take part.</w:t>
-      </w:r>
-    </w:p>
-    <w:p>
-      <w:pPr>
-        <w:pStyle w:val="ListParagraph"/>
-        <w:jc w:val="both"/>
-        <w:rPr>
-          <w:rFonts w:cs="Arial"/>
-        </w:rPr>
-      </w:pPr>
-      <w:r>
-        <w:rPr>
-          <w:rFonts w:cs="Arial"/>
-        </w:rPr>
-        <w:t>Your decision will not affect your current or future relationship with the researchers or anyone else at The University of Sydney.</w:t>
-      </w:r>
-    </w:p>
-    <w:p>
-      <w:pPr>
-        <w:pStyle w:val="ListParagraph"/>
-        <w:jc w:val="both"/>
-        <w:rPr>
-          <w:rFonts w:cs="Arial"/>
-        </w:rPr>
-      </w:pPr>
-      <w:r>
-        <w:rPr>
-          <w:rFonts w:cs="Arial"/>
-        </w:rPr>
-        <w:t xml:space="preserve">We do not anticipate your decision will affect your relationship with </w:t>
-      </w:r>
-      <w:bookmarkStart w:id="35" w:name="_Hlk142381011"/>
-      <w:sdt>
-        <w:sdtPr>
-          <w:rPr>
-            <w:rFonts w:cs="Arial"/>
-          </w:rPr>
-          <w:alias w:val="Other collaborators"/>
-          <w:tag w:val="Other collaborators"/>
-          <w:id w:val="-1805303214"/>
-          <w:placeholder>
-            <w:docPart w:val="DE388609DE964E0287E723F89A0B84A2"/>
-          </w:placeholder>
-          <w:showingPlcHdr/>
-        </w:sdtPr>
-        <w:sdtContent>
-          <w:r>
-            <w:rPr>
-              <w:rStyle w:val="PlaceholderText"/>
-              <w:rFonts w:cs="Arial"/>
-              <w:color w:val="A6A6A6" w:themeColor="background1" w:themeShade="A6"/>
-            </w:rPr>
-            <w:t>insert any other individuals or organisations related to your study e.g., study collaborators or participant workplaces</w:t>
-          </w:r>
-          <w:r>
-            <w:rPr>
-              <w:rStyle w:val="PlaceholderText"/>
-              <w:rFonts w:cs="Arial"/>
-              <w:color w:val="A6A6A6" w:themeColor="background1" w:themeShade="A6"/>
-            </w:rPr>
-            <w:t xml:space="preserve"> </w:t>
-          </w:r>
-          <w:r>
-            <w:rPr>
-              <w:rStyle w:val="PlaceholderText"/>
-              <w:rFonts w:cs="Arial"/>
-              <w:color w:val="A6A6A6" w:themeColor="background1" w:themeShade="A6"/>
-            </w:rPr>
-            <w:t>(</w:t>
-          </w:r>
-          <w:r>
-            <w:rPr>
-              <w:rStyle w:val="PlaceholderText"/>
-              <w:rFonts w:cs="Arial"/>
-              <w:color w:val="A6A6A6" w:themeColor="background1" w:themeShade="A6"/>
-            </w:rPr>
-            <w:t>or remove paragraph if not applicable</w:t>
-          </w:r>
-          <w:r>
-            <w:rPr>
-              <w:rStyle w:val="PlaceholderText"/>
-              <w:rFonts w:cs="Arial"/>
-              <w:color w:val="A6A6A6" w:themeColor="background1" w:themeShade="A6"/>
-            </w:rPr>
-            <w:t>)</w:t>
-          </w:r>
-        </w:sdtContent>
-      </w:sdt>
-      <w:r>
-        <w:rPr>
-          <w:rFonts w:cs="Arial"/>
-        </w:rPr>
-        <w:t>.</w:t>
-      </w:r>
-      <w:bookmarkEnd w:id="35"/>
-    </w:p>
-    <w:p>
-      <w:pPr>
-        <w:pStyle w:val="ListParagraph"/>
-        <w:jc w:val="both"/>
-        <w:rPr>
-          <w:rFonts w:cs="Arial"/>
         </w:rPr>
       </w:pPr>
       <w:r>
@@ -1908,7 +1368,7 @@
         </w:rPr>
         <w:t xml:space="preserve">y </w:t>
       </w:r>
-      <w:bookmarkStart w:id="36" w:name="_Hlk142381020"/>
+      <w:bookmarkStart w:id="35" w:name="_Hlk142381020"/>
       <w:sdt>
         <w:sdtPr>
           <w:rPr>
@@ -1920,26 +1380,45 @@
           <w:placeholder>
             <w:docPart w:val="BCE546B4341649889E5D6DF241EA2B6D"/>
           </w:placeholder>
-          <w:showingPlcHdr/>
         </w:sdtPr>
+        <w:sdtEndPr/>
         <w:sdtContent>
+          <w:bookmarkEnd w:id="35"/>
           <w:r>
             <w:rPr>
               <w:rStyle w:val="PlaceholderText"/>
               <w:rFonts w:cs="Arial"/>
               <w:color w:val="A6A6A6" w:themeColor="background1" w:themeShade="A6"/>
             </w:rPr>
-            <w:t>insert a description of how to withdraw from the study and up until what point, and if applicable, a description of any consequences of withdrawal (i.e., proportional reimbursements to time accrued)</w:t>
+            <w:t>2</w:t>
+          </w:r>
+          <w:r>
+            <w:rPr>
+              <w:rStyle w:val="PlaceholderText"/>
+              <w:rFonts w:cs="Arial"/>
+              <w:color w:val="A6A6A6" w:themeColor="background1" w:themeShade="A6"/>
+              <w:vertAlign w:val="superscript"/>
+            </w:rPr>
+            <w:t>nd</w:t>
+          </w:r>
+          <w:r>
+            <w:rPr>
+              <w:rStyle w:val="PlaceholderText"/>
+              <w:rFonts w:cs="Arial"/>
+              <w:color w:val="A6A6A6" w:themeColor="background1" w:themeShade="A6"/>
+            </w:rPr>
+            <w:t xml:space="preserve"> of April</w:t>
+          </w:r>
+          <w:r>
+            <w:rPr>
+              <w:rStyle w:val="PlaceholderText"/>
+              <w:rFonts w:cs="Arial"/>
+              <w:color w:val="A6A6A6" w:themeColor="background1" w:themeShade="A6"/>
+            </w:rPr>
+            <w:t>.</w:t>
           </w:r>
         </w:sdtContent>
       </w:sdt>
-      <w:bookmarkEnd w:id="36"/>
-      <w:r>
-        <w:rPr>
-          <w:rFonts w:cs="Arial"/>
-        </w:rPr>
-        <w:t>.</w:t>
-      </w:r>
       <w:r>
         <w:rPr>
           <w:rFonts w:cs="Arial"/>
@@ -2014,7 +1493,7 @@
           <w:color w:val="A6A6A6" w:themeColor="background1" w:themeShade="A6"/>
         </w:rPr>
       </w:pPr>
-      <w:bookmarkStart w:id="37" w:name="_Hlk142381059"/>
+      <w:bookmarkStart w:id="36" w:name="_Hlk142381059"/>
       <w:r>
         <w:rPr>
           <w:rFonts w:cs="Arial"/>
@@ -2139,150 +1618,7 @@
         <w:t xml:space="preserve"> </w:t>
       </w:r>
     </w:p>
-    <w:p>
-      <w:pPr>
-        <w:pStyle w:val="ListParagraph"/>
-        <w:spacing w:after="0"/>
-        <w:jc w:val="both"/>
-        <w:rPr>
-          <w:rFonts w:cs="Arial"/>
-          <w:b/>
-          <w:bCs/>
-          <w:color w:val="A6A6A6" w:themeColor="background1" w:themeShade="A6"/>
-        </w:rPr>
-      </w:pPr>
-      <w:r>
-        <w:rPr>
-          <w:rFonts w:cs="Arial"/>
-          <w:b/>
-          <w:bCs/>
-          <w:color w:val="A6A6A6" w:themeColor="background1" w:themeShade="A6"/>
-        </w:rPr>
-        <w:lastRenderedPageBreak/>
-        <w:t>[</w:t>
-      </w:r>
-      <w:r>
-        <w:rPr>
-          <w:rFonts w:cs="Arial"/>
-          <w:b/>
-          <w:bCs/>
-          <w:color w:val="A6A6A6" w:themeColor="background1" w:themeShade="A6"/>
-        </w:rPr>
-        <w:t>Where</w:t>
-      </w:r>
-      <w:r>
-        <w:rPr>
-          <w:rFonts w:cs="Arial"/>
-          <w:b/>
-          <w:bCs/>
-          <w:color w:val="A6A6A6" w:themeColor="background1" w:themeShade="A6"/>
-        </w:rPr>
-        <w:t xml:space="preserve"> data </w:t>
-      </w:r>
-      <w:r>
-        <w:rPr>
-          <w:rFonts w:cs="Arial"/>
-          <w:b/>
-          <w:bCs/>
-          <w:color w:val="A6A6A6" w:themeColor="background1" w:themeShade="A6"/>
-          <w:u w:val="single"/>
-        </w:rPr>
-        <w:t xml:space="preserve">cannot </w:t>
-      </w:r>
-      <w:r>
-        <w:rPr>
-          <w:rFonts w:cs="Arial"/>
-          <w:b/>
-          <w:bCs/>
-          <w:color w:val="A6A6A6" w:themeColor="background1" w:themeShade="A6"/>
-          <w:u w:val="single"/>
-        </w:rPr>
-        <w:t>be omitted</w:t>
-      </w:r>
-      <w:r>
-        <w:rPr>
-          <w:rFonts w:cs="Arial"/>
-          <w:color w:val="A6A6A6" w:themeColor="background1" w:themeShade="A6"/>
-        </w:rPr>
-        <w:t xml:space="preserve"> </w:t>
-      </w:r>
-      <w:r>
-        <w:rPr>
-          <w:rFonts w:cs="Arial"/>
-          <w:b/>
-          <w:bCs/>
-          <w:color w:val="A6A6A6" w:themeColor="background1" w:themeShade="A6"/>
-        </w:rPr>
-        <w:t>from study results</w:t>
-      </w:r>
-      <w:r>
-        <w:rPr>
-          <w:rFonts w:cs="Arial"/>
-          <w:b/>
-          <w:bCs/>
-          <w:color w:val="A6A6A6" w:themeColor="background1" w:themeShade="A6"/>
-        </w:rPr>
-        <w:t>]</w:t>
-      </w:r>
-    </w:p>
-    <w:p>
-      <w:pPr>
-        <w:pStyle w:val="ListParagraph"/>
-        <w:jc w:val="both"/>
-        <w:rPr>
-          <w:rFonts w:cs="Arial"/>
-        </w:rPr>
-      </w:pPr>
-      <w:r>
-        <w:rPr>
-          <w:rFonts w:cs="Arial"/>
-        </w:rPr>
-        <w:t>If you decide to withdraw, we</w:t>
-      </w:r>
-      <w:r>
-        <w:rPr>
-          <w:rFonts w:cs="Arial"/>
-        </w:rPr>
-        <w:t xml:space="preserve"> will stop collecting information from you.</w:t>
-      </w:r>
-      <w:r>
-        <w:rPr>
-          <w:rFonts w:cs="Arial"/>
-        </w:rPr>
-        <w:t xml:space="preserve"> Any information that we have already collected will be kept in our study records and may be included in the study results </w:t>
-      </w:r>
-      <w:sdt>
-        <w:sdtPr>
-          <w:rPr>
-            <w:rFonts w:cs="Arial"/>
-          </w:rPr>
-          <w:alias w:val="Cannot be withdrawn"/>
-          <w:tag w:val="cannot be withdrawn"/>
-          <w:id w:val="-1426342986"/>
-          <w:placeholder>
-            <w:docPart w:val="12B56FB1760B45EE8D3EE42E9EB869FA"/>
-          </w:placeholder>
-          <w:showingPlcHdr/>
-        </w:sdtPr>
-        <w:sdtContent>
-          <w:r>
-            <w:rPr>
-              <w:rStyle w:val="PlaceholderText"/>
-              <w:rFonts w:cs="Arial"/>
-              <w:color w:val="A6A6A6" w:themeColor="background1" w:themeShade="A6"/>
-            </w:rPr>
-            <w:t>insert reasons data cannot be withdrawn</w:t>
-          </w:r>
-        </w:sdtContent>
-      </w:sdt>
-      <w:r>
-        <w:rPr>
-          <w:rFonts w:cs="Arial"/>
-        </w:rPr>
-        <w:t>.</w:t>
-      </w:r>
-    </w:p>
-    <w:bookmarkEnd w:id="37"/>
+    <w:bookmarkEnd w:id="36"/>
     <w:p>
       <w:pPr>
         <w:pStyle w:val="Heading2"/>
@@ -2309,7 +1645,6 @@
         <w:placeholder>
           <w:docPart w:val="BB7191AC729348518AA70C295A8B1B4B"/>
         </w:placeholder>
-        <w:showingPlcHdr/>
         <w:text/>
       </w:sdtPr>
       <w:sdtContent>
@@ -2323,105 +1658,8 @@
           <w:r>
             <w:rPr>
               <w:rFonts w:cs="Arial"/>
-              <w:color w:val="A6A6A6" w:themeColor="background1" w:themeShade="A6"/>
-            </w:rPr>
-            <w:t xml:space="preserve">In this section, you should use </w:t>
-          </w:r>
-          <w:r>
-            <w:rPr>
-              <w:rFonts w:cs="Arial"/>
-              <w:b/>
-              <w:bCs/>
-              <w:color w:val="A6A6A6" w:themeColor="background1" w:themeShade="A6"/>
-            </w:rPr>
-            <w:t>lay</w:t>
-          </w:r>
-          <w:r>
-            <w:rPr>
-              <w:rFonts w:cs="Arial"/>
-              <w:color w:val="A6A6A6" w:themeColor="background1" w:themeShade="A6"/>
-            </w:rPr>
-            <w:t xml:space="preserve"> language to describe the </w:t>
-          </w:r>
-          <w:r>
-            <w:rPr>
-              <w:rFonts w:cs="Arial"/>
-              <w:b/>
-              <w:bCs/>
-              <w:color w:val="A6A6A6" w:themeColor="background1" w:themeShade="A6"/>
-            </w:rPr>
-            <w:t>nature</w:t>
-          </w:r>
-          <w:r>
-            <w:rPr>
-              <w:rFonts w:cs="Arial"/>
-              <w:color w:val="A6A6A6" w:themeColor="background1" w:themeShade="A6"/>
-            </w:rPr>
-            <w:t xml:space="preserve">, </w:t>
-          </w:r>
-          <w:r>
-            <w:rPr>
-              <w:rFonts w:cs="Arial"/>
-              <w:b/>
-              <w:bCs/>
-              <w:color w:val="A6A6A6" w:themeColor="background1" w:themeShade="A6"/>
-            </w:rPr>
-            <w:t>likelihood,</w:t>
-          </w:r>
-          <w:r>
-            <w:rPr>
-              <w:rFonts w:cs="Arial"/>
-              <w:color w:val="A6A6A6" w:themeColor="background1" w:themeShade="A6"/>
-            </w:rPr>
-            <w:t xml:space="preserve"> and </w:t>
-          </w:r>
-          <w:r>
-            <w:rPr>
-              <w:rFonts w:cs="Arial"/>
-              <w:b/>
-              <w:bCs/>
-              <w:color w:val="A6A6A6" w:themeColor="background1" w:themeShade="A6"/>
-            </w:rPr>
-            <w:t>severity</w:t>
-          </w:r>
-          <w:r>
-            <w:rPr>
-              <w:rFonts w:cs="Arial"/>
-              <w:color w:val="A6A6A6" w:themeColor="background1" w:themeShade="A6"/>
-            </w:rPr>
-            <w:t xml:space="preserve"> of any risks to participants, as well as any measures that will be taken to </w:t>
-          </w:r>
-          <w:r>
-            <w:rPr>
-              <w:rFonts w:cs="Arial"/>
-              <w:b/>
-              <w:bCs/>
-              <w:color w:val="A6A6A6" w:themeColor="background1" w:themeShade="A6"/>
-            </w:rPr>
-            <w:t>manage these</w:t>
-          </w:r>
-          <w:r>
-            <w:rPr>
-              <w:rFonts w:cs="Arial"/>
-              <w:color w:val="A6A6A6" w:themeColor="background1" w:themeShade="A6"/>
-            </w:rPr>
-            <w:t xml:space="preserve"> </w:t>
-          </w:r>
-          <w:r>
-            <w:rPr>
-              <w:rFonts w:cs="Arial"/>
-              <w:b/>
-              <w:bCs/>
-              <w:color w:val="A6A6A6" w:themeColor="background1" w:themeShade="A6"/>
-            </w:rPr>
-            <w:t>risks</w:t>
-          </w:r>
-          <w:r>
-            <w:rPr>
-              <w:rFonts w:cs="Arial"/>
-              <w:color w:val="A6A6A6" w:themeColor="background1" w:themeShade="A6"/>
-            </w:rPr>
-            <w:t>.</w:t>
+            </w:rPr>
+            <w:t>No, there are no risks or costs involved.</w:t>
           </w:r>
         </w:p>
       </w:sdtContent>
@@ -2429,457 +1667,32 @@
     <w:p>
       <w:pPr>
         <w:pStyle w:val="ListParagraph"/>
-        <w:spacing w:after="0"/>
         <w:jc w:val="both"/>
         <w:rPr>
           <w:rFonts w:cs="Arial"/>
-          <w:color w:val="A6A6A6" w:themeColor="background1" w:themeShade="A6"/>
-        </w:rPr>
-      </w:pPr>
-      <w:bookmarkStart w:id="38" w:name="_Hlk142381091"/>
-      <w:r>
-        <w:rPr>
-          <w:rFonts w:cs="Arial"/>
-          <w:color w:val="BFBFBF" w:themeColor="background1" w:themeShade="BF"/>
-        </w:rPr>
-        <w:t xml:space="preserve"> </w:t>
-      </w:r>
-      <w:r>
-        <w:rPr>
-          <w:rFonts w:cs="Arial"/>
-          <w:color w:val="A6A6A6" w:themeColor="background1" w:themeShade="A6"/>
-        </w:rPr>
-        <w:t>Possible risks may include, but are not limited to:</w:t>
+        </w:rPr>
+      </w:pPr>
+      <w:r>
+        <w:rPr>
+          <w:rFonts w:cs="Arial"/>
+        </w:rPr>
+        <w:t>Aside from giving up your time, we do not expect that there will be any risks or costs associated with taking part in this study.</w:t>
       </w:r>
     </w:p>
     <w:p>
       <w:pPr>
-        <w:pStyle w:val="ListParagraph"/>
-        <w:numPr>
-          <w:ilvl w:val="0"/>
-          <w:numId w:val="20"/>
-        </w:numPr>
-        <w:spacing w:after="0"/>
+        <w:pStyle w:val="Heading2"/>
         <w:jc w:val="both"/>
         <w:rPr>
           <w:rFonts w:cs="Arial"/>
-          <w:color w:val="A6A6A6" w:themeColor="background1" w:themeShade="A6"/>
-        </w:rPr>
-      </w:pPr>
-      <w:r>
-        <w:rPr>
-          <w:rFonts w:cs="Arial"/>
-          <w:color w:val="A6A6A6" w:themeColor="background1" w:themeShade="A6"/>
-        </w:rPr>
-        <w:t>Physical harms e.g.</w:t>
-      </w:r>
-      <w:r>
-        <w:rPr>
-          <w:rFonts w:cs="Arial"/>
-          <w:color w:val="A6A6A6" w:themeColor="background1" w:themeShade="A6"/>
-        </w:rPr>
-        <w:t>,</w:t>
-      </w:r>
-      <w:r>
-        <w:rPr>
-          <w:rFonts w:cs="Arial"/>
-          <w:color w:val="A6A6A6" w:themeColor="background1" w:themeShade="A6"/>
-        </w:rPr>
-        <w:t xml:space="preserve"> injury, illness, pain</w:t>
-      </w:r>
-    </w:p>
-    <w:p>
-      <w:pPr>
-        <w:pStyle w:val="ListParagraph"/>
-        <w:numPr>
-          <w:ilvl w:val="0"/>
-          <w:numId w:val="20"/>
-        </w:numPr>
-        <w:spacing w:after="0"/>
-        <w:jc w:val="both"/>
-        <w:rPr>
-          <w:rFonts w:cs="Arial"/>
-          <w:color w:val="A6A6A6" w:themeColor="background1" w:themeShade="A6"/>
-        </w:rPr>
-      </w:pPr>
-      <w:r>
-        <w:rPr>
-          <w:rFonts w:cs="Arial"/>
-          <w:color w:val="A6A6A6" w:themeColor="background1" w:themeShade="A6"/>
-        </w:rPr>
-        <w:t>Psychological harms e.g.</w:t>
-      </w:r>
-      <w:r>
-        <w:rPr>
-          <w:rFonts w:cs="Arial"/>
-          <w:color w:val="A6A6A6" w:themeColor="background1" w:themeShade="A6"/>
-        </w:rPr>
-        <w:t>,</w:t>
-      </w:r>
-      <w:r>
-        <w:rPr>
-          <w:rFonts w:cs="Arial"/>
-          <w:color w:val="A6A6A6" w:themeColor="background1" w:themeShade="A6"/>
-        </w:rPr>
-        <w:t xml:space="preserve"> feelings of </w:t>
-      </w:r>
-      <w:r>
-        <w:rPr>
-          <w:rFonts w:cs="Arial"/>
-          <w:color w:val="A6A6A6" w:themeColor="background1" w:themeShade="A6"/>
-        </w:rPr>
-        <w:t xml:space="preserve">guilt, </w:t>
-      </w:r>
-      <w:r>
-        <w:rPr>
-          <w:rFonts w:cs="Arial"/>
-          <w:color w:val="A6A6A6" w:themeColor="background1" w:themeShade="A6"/>
-        </w:rPr>
-        <w:t>distress or anger, diagnosis of previously unknown medical conditions</w:t>
-      </w:r>
-    </w:p>
-    <w:p>
-      <w:pPr>
-        <w:pStyle w:val="ListParagraph"/>
-        <w:numPr>
-          <w:ilvl w:val="0"/>
-          <w:numId w:val="20"/>
-        </w:numPr>
-        <w:spacing w:after="0"/>
-        <w:jc w:val="both"/>
-        <w:rPr>
-          <w:rFonts w:cs="Arial"/>
-          <w:color w:val="A6A6A6" w:themeColor="background1" w:themeShade="A6"/>
-        </w:rPr>
-      </w:pPr>
-      <w:r>
-        <w:rPr>
-          <w:rFonts w:cs="Arial"/>
-          <w:color w:val="A6A6A6" w:themeColor="background1" w:themeShade="A6"/>
-        </w:rPr>
-        <w:t>Devaluation of personal worth e.g.</w:t>
-      </w:r>
-      <w:r>
-        <w:rPr>
-          <w:rFonts w:cs="Arial"/>
-          <w:color w:val="A6A6A6" w:themeColor="background1" w:themeShade="A6"/>
-        </w:rPr>
-        <w:t>,</w:t>
-      </w:r>
-      <w:r>
-        <w:rPr>
-          <w:rFonts w:cs="Arial"/>
-          <w:color w:val="A6A6A6" w:themeColor="background1" w:themeShade="A6"/>
-        </w:rPr>
-        <w:t xml:space="preserve"> being humiliated or manipulated</w:t>
-      </w:r>
-    </w:p>
-    <w:p>
-      <w:pPr>
-        <w:pStyle w:val="ListParagraph"/>
-        <w:numPr>
-          <w:ilvl w:val="0"/>
-          <w:numId w:val="20"/>
-        </w:numPr>
-        <w:spacing w:after="0"/>
-        <w:jc w:val="both"/>
-        <w:rPr>
-          <w:rStyle w:val="normaltextrun"/>
-          <w:rFonts w:cs="Arial"/>
-          <w:color w:val="A6A6A6" w:themeColor="background1" w:themeShade="A6"/>
-        </w:rPr>
-      </w:pPr>
-      <w:r>
-        <w:rPr>
-          <w:rFonts w:cs="Arial"/>
-          <w:color w:val="A6A6A6" w:themeColor="background1" w:themeShade="A6"/>
-        </w:rPr>
-        <w:t xml:space="preserve">Cultural harm e.g., </w:t>
-      </w:r>
-      <w:r>
-        <w:rPr>
-          <w:rStyle w:val="normaltextrun"/>
-          <w:rFonts w:cs="Arial"/>
-          <w:color w:val="A6A6A6" w:themeColor="background1" w:themeShade="A6"/>
-          <w:shd w:val="clear" w:color="auto" w:fill="FFFFFF"/>
-        </w:rPr>
-        <w:t>misrepresenting or misappropriating cultural beliefs, customs</w:t>
-      </w:r>
-      <w:r>
-        <w:rPr>
-          <w:rStyle w:val="normaltextrun"/>
-          <w:rFonts w:cs="Arial"/>
-          <w:color w:val="A6A6A6" w:themeColor="background1" w:themeShade="A6"/>
-          <w:shd w:val="clear" w:color="auto" w:fill="FFFFFF"/>
-        </w:rPr>
-        <w:t>,</w:t>
-      </w:r>
-      <w:r>
-        <w:rPr>
-          <w:rStyle w:val="normaltextrun"/>
-          <w:rFonts w:cs="Arial"/>
-          <w:color w:val="A6A6A6" w:themeColor="background1" w:themeShade="A6"/>
-          <w:shd w:val="clear" w:color="auto" w:fill="FFFFFF"/>
-        </w:rPr>
-        <w:t xml:space="preserve"> or practices</w:t>
-      </w:r>
-    </w:p>
-    <w:p>
-      <w:pPr>
-        <w:pStyle w:val="ListParagraph"/>
-        <w:numPr>
-          <w:ilvl w:val="0"/>
-          <w:numId w:val="20"/>
-        </w:numPr>
-        <w:spacing w:after="0"/>
-        <w:jc w:val="both"/>
-        <w:rPr>
-          <w:rFonts w:cs="Arial"/>
-          <w:color w:val="A6A6A6" w:themeColor="background1" w:themeShade="A6"/>
-        </w:rPr>
-      </w:pPr>
-      <w:r>
-        <w:rPr>
-          <w:rFonts w:cs="Arial"/>
-          <w:color w:val="A6A6A6" w:themeColor="background1" w:themeShade="A6"/>
-        </w:rPr>
-        <w:t>Social harms e.g.</w:t>
-      </w:r>
-      <w:r>
-        <w:rPr>
-          <w:rFonts w:cs="Arial"/>
-          <w:color w:val="A6A6A6" w:themeColor="background1" w:themeShade="A6"/>
-        </w:rPr>
-        <w:t>,</w:t>
-      </w:r>
-      <w:r>
-        <w:rPr>
-          <w:rFonts w:cs="Arial"/>
-          <w:color w:val="A6A6A6" w:themeColor="background1" w:themeShade="A6"/>
-        </w:rPr>
-        <w:t xml:space="preserve"> damage to social networks or relationships, discrimination in access to benefits, services, employment, or insurance</w:t>
-      </w:r>
-      <w:r>
-        <w:rPr>
-          <w:rFonts w:cs="Arial"/>
-          <w:color w:val="A6A6A6" w:themeColor="background1" w:themeShade="A6"/>
-        </w:rPr>
-        <w:t>, social stigmatisation</w:t>
-      </w:r>
-      <w:r>
-        <w:rPr>
-          <w:rFonts w:cs="Arial"/>
-          <w:color w:val="A6A6A6" w:themeColor="background1" w:themeShade="A6"/>
-        </w:rPr>
-        <w:t>,</w:t>
-      </w:r>
-      <w:r>
-        <w:rPr>
-          <w:rFonts w:cs="Arial"/>
-          <w:color w:val="A6A6A6" w:themeColor="background1" w:themeShade="A6"/>
-        </w:rPr>
-        <w:t xml:space="preserve"> or unauthorised disclosure of personal information</w:t>
-      </w:r>
-    </w:p>
-    <w:p>
-      <w:pPr>
-        <w:pStyle w:val="ListParagraph"/>
-        <w:numPr>
-          <w:ilvl w:val="0"/>
-          <w:numId w:val="20"/>
-        </w:numPr>
-        <w:spacing w:after="0"/>
-        <w:jc w:val="both"/>
-        <w:rPr>
-          <w:rFonts w:cs="Arial"/>
-          <w:color w:val="A6A6A6" w:themeColor="background1" w:themeShade="A6"/>
-        </w:rPr>
-      </w:pPr>
-      <w:r>
-        <w:rPr>
-          <w:rFonts w:cs="Arial"/>
-          <w:color w:val="A6A6A6" w:themeColor="background1" w:themeShade="A6"/>
-        </w:rPr>
-        <w:t xml:space="preserve">Economic </w:t>
-      </w:r>
-      <w:r>
-        <w:rPr>
-          <w:rFonts w:cs="Arial"/>
-          <w:color w:val="A6A6A6" w:themeColor="background1" w:themeShade="A6"/>
-        </w:rPr>
-        <w:t>harms e.g.</w:t>
-      </w:r>
-      <w:r>
-        <w:rPr>
-          <w:rFonts w:cs="Arial"/>
-          <w:color w:val="A6A6A6" w:themeColor="background1" w:themeShade="A6"/>
-        </w:rPr>
-        <w:t>,</w:t>
-      </w:r>
-      <w:r>
-        <w:rPr>
-          <w:rFonts w:cs="Arial"/>
-          <w:color w:val="A6A6A6" w:themeColor="background1" w:themeShade="A6"/>
-        </w:rPr>
-        <w:t xml:space="preserve"> direct</w:t>
-      </w:r>
-      <w:r>
-        <w:rPr>
-          <w:rFonts w:cs="Arial"/>
-          <w:color w:val="A6A6A6" w:themeColor="background1" w:themeShade="A6"/>
-        </w:rPr>
-        <w:t>,</w:t>
-      </w:r>
-      <w:r>
-        <w:rPr>
-          <w:rFonts w:cs="Arial"/>
-          <w:color w:val="A6A6A6" w:themeColor="background1" w:themeShade="A6"/>
-        </w:rPr>
-        <w:t xml:space="preserve"> or indirect costs</w:t>
-      </w:r>
-    </w:p>
-    <w:bookmarkEnd w:id="38"/>
-    <w:p>
-      <w:pPr>
-        <w:pStyle w:val="ListParagraph"/>
-        <w:numPr>
-          <w:ilvl w:val="0"/>
-          <w:numId w:val="20"/>
-        </w:numPr>
-        <w:spacing w:after="0"/>
-        <w:jc w:val="both"/>
-        <w:rPr>
-          <w:rFonts w:cs="Arial"/>
-          <w:color w:val="A6A6A6" w:themeColor="background1" w:themeShade="A6"/>
-        </w:rPr>
-      </w:pPr>
-      <w:r>
-        <w:rPr>
-          <w:rFonts w:cs="Arial"/>
-          <w:color w:val="A6A6A6" w:themeColor="background1" w:themeShade="A6"/>
-        </w:rPr>
-        <w:t>Legal harms e.g.</w:t>
-      </w:r>
-      <w:r>
-        <w:rPr>
-          <w:rFonts w:cs="Arial"/>
-          <w:color w:val="A6A6A6" w:themeColor="background1" w:themeShade="A6"/>
-        </w:rPr>
-        <w:t>,</w:t>
-      </w:r>
-      <w:r>
-        <w:rPr>
-          <w:rFonts w:cs="Arial"/>
-          <w:color w:val="A6A6A6" w:themeColor="background1" w:themeShade="A6"/>
-        </w:rPr>
-        <w:t xml:space="preserve"> discovery of criminal conduct </w:t>
-      </w:r>
-      <w:r>
-        <w:rPr>
-          <w:rFonts w:cs="Arial"/>
-          <w:color w:val="A6A6A6" w:themeColor="background1" w:themeShade="A6"/>
-        </w:rPr>
-        <w:t xml:space="preserve">that </w:t>
-      </w:r>
-      <w:r>
-        <w:rPr>
-          <w:rFonts w:cs="Arial"/>
-          <w:color w:val="A6A6A6" w:themeColor="background1" w:themeShade="A6"/>
-        </w:rPr>
-        <w:t>the researcher may be obliged to disclose</w:t>
-      </w:r>
-    </w:p>
-    <w:p>
-      <w:pPr>
-        <w:pStyle w:val="ListParagraph"/>
-        <w:numPr>
-          <w:ilvl w:val="0"/>
-          <w:numId w:val="20"/>
-        </w:numPr>
-        <w:ind w:left="1434" w:hanging="357"/>
-        <w:jc w:val="both"/>
-        <w:rPr>
-          <w:rFonts w:cs="Arial"/>
-          <w:color w:val="A6A6A6" w:themeColor="background1" w:themeShade="A6"/>
-        </w:rPr>
-      </w:pPr>
-      <w:r>
-        <w:rPr>
-          <w:rFonts w:cs="Arial"/>
-          <w:color w:val="A6A6A6" w:themeColor="background1" w:themeShade="A6"/>
-        </w:rPr>
-        <w:t>Discomfort e.g.</w:t>
-      </w:r>
-      <w:r>
-        <w:rPr>
-          <w:rFonts w:cs="Arial"/>
-          <w:color w:val="A6A6A6" w:themeColor="background1" w:themeShade="A6"/>
-        </w:rPr>
-        <w:t>,</w:t>
-      </w:r>
-      <w:r>
-        <w:rPr>
-          <w:rFonts w:cs="Arial"/>
-          <w:color w:val="A6A6A6" w:themeColor="background1" w:themeShade="A6"/>
-        </w:rPr>
-        <w:t xml:space="preserve"> minor physical side-effects or negative feelings</w:t>
-      </w:r>
-    </w:p>
-    <w:p>
-      <w:pPr>
-        <w:jc w:val="both"/>
-        <w:rPr>
-          <w:rFonts w:cs="Arial"/>
-          <w:color w:val="BFBFBF" w:themeColor="background1" w:themeShade="BF"/>
-        </w:rPr>
-      </w:pPr>
-      <w:sdt>
-        <w:sdtPr>
-          <w:rPr>
-            <w:rStyle w:val="PlaceholderText"/>
-            <w:rFonts w:cs="Arial"/>
-            <w:color w:val="auto"/>
-          </w:rPr>
-          <w:alias w:val="Safety services and monitoring"/>
-          <w:tag w:val="services and safety monitoring"/>
-          <w:id w:val="-1371907972"/>
-          <w:placeholder>
-            <w:docPart w:val="B1E36DEF07484800899C8CF358EE9D39"/>
-          </w:placeholder>
-          <w:showingPlcHdr/>
-        </w:sdtPr>
-        <w:sdtContent>
-          <w:r>
-            <w:rPr>
-              <w:rStyle w:val="PlaceholderText"/>
-              <w:rFonts w:cs="Arial"/>
-              <w:color w:val="A6A6A6" w:themeColor="background1" w:themeShade="A6"/>
-            </w:rPr>
-            <w:t>Insert</w:t>
-          </w:r>
-          <w:r>
-            <w:rPr>
-              <w:rFonts w:cs="Arial"/>
-              <w:color w:val="A6A6A6" w:themeColor="background1" w:themeShade="A6"/>
-            </w:rPr>
-            <w:t xml:space="preserve"> details of services that will be provided to participants who are adversely affected by the research and/or how the research will be monitored in terms of participant safety</w:t>
-          </w:r>
-          <w:r>
-            <w:rPr>
-              <w:rFonts w:cs="Arial"/>
-              <w:color w:val="A6A6A6" w:themeColor="background1" w:themeShade="A6"/>
-            </w:rPr>
-            <w:t xml:space="preserve"> (or remove paragraph if not applicable)</w:t>
-          </w:r>
-          <w:r>
-            <w:rPr>
-              <w:rFonts w:cs="Arial"/>
-              <w:color w:val="A6A6A6" w:themeColor="background1" w:themeShade="A6"/>
-            </w:rPr>
-            <w:t>.</w:t>
-          </w:r>
-        </w:sdtContent>
-      </w:sdt>
+        </w:rPr>
+      </w:pPr>
+      <w:r>
+        <w:rPr>
+          <w:rFonts w:cs="Arial"/>
+        </w:rPr>
+        <w:t>Are there any benefits?</w:t>
+      </w:r>
     </w:p>
     <w:p>
       <w:pPr>
@@ -2900,186 +1713,6 @@
           <w:bCs/>
           <w:color w:val="A6A6A6" w:themeColor="background1" w:themeShade="A6"/>
         </w:rPr>
-        <w:t>[</w:t>
-      </w:r>
-      <w:r>
-        <w:rPr>
-          <w:rFonts w:cs="Arial"/>
-          <w:b/>
-          <w:bCs/>
-          <w:color w:val="A6A6A6" w:themeColor="background1" w:themeShade="A6"/>
-          <w:u w:val="single"/>
-        </w:rPr>
-        <w:t>No</w:t>
-      </w:r>
-      <w:r>
-        <w:rPr>
-          <w:rFonts w:cs="Arial"/>
-          <w:b/>
-          <w:bCs/>
-          <w:color w:val="A6A6A6" w:themeColor="background1" w:themeShade="A6"/>
-        </w:rPr>
-        <w:t xml:space="preserve"> risks anticipated]</w:t>
-      </w:r>
-    </w:p>
-    <w:p>
-      <w:pPr>
-        <w:pStyle w:val="ListParagraph"/>
-        <w:jc w:val="both"/>
-        <w:rPr>
-          <w:rFonts w:cs="Arial"/>
-        </w:rPr>
-      </w:pPr>
-      <w:r>
-        <w:rPr>
-          <w:rFonts w:cs="Arial"/>
-        </w:rPr>
-        <w:t>Aside from giving up your time, we do not expect that there will be any risks or costs associated with taking part in this study.</w:t>
-      </w:r>
-    </w:p>
-    <w:p>
-      <w:pPr>
-        <w:pStyle w:val="Heading2"/>
-        <w:jc w:val="both"/>
-        <w:rPr>
-          <w:rFonts w:cs="Arial"/>
-        </w:rPr>
-      </w:pPr>
-      <w:r>
-        <w:rPr>
-          <w:rFonts w:cs="Arial"/>
-        </w:rPr>
-        <w:t>Are there any benefits?</w:t>
-      </w:r>
-    </w:p>
-    <w:sdt>
-      <w:sdtPr>
-        <w:rPr>
-          <w:rFonts w:cs="Arial"/>
-        </w:rPr>
-        <w:alias w:val="Direct benefits"/>
-        <w:tag w:val="Direct benefits"/>
-        <w:id w:val="903339167"/>
-        <w:placeholder>
-          <w:docPart w:val="8C7D7623E3494DE1A8A16C70F0C2666C"/>
-        </w:placeholder>
-        <w:showingPlcHdr/>
-        <w:text/>
-      </w:sdtPr>
-      <w:sdtContent>
-        <w:p>
-          <w:pPr>
-            <w:jc w:val="both"/>
-            <w:rPr>
-              <w:rFonts w:cs="Arial"/>
-            </w:rPr>
-          </w:pPr>
-          <w:r>
-            <w:rPr>
-              <w:rFonts w:cs="Arial"/>
-              <w:color w:val="A6A6A6" w:themeColor="background1" w:themeShade="A6"/>
-            </w:rPr>
-            <w:t xml:space="preserve">In this section, you should detail the amount and nature of any </w:t>
-          </w:r>
-          <w:r>
-            <w:rPr>
-              <w:rFonts w:cs="Arial"/>
-              <w:b/>
-              <w:bCs/>
-              <w:color w:val="A6A6A6" w:themeColor="background1" w:themeShade="A6"/>
-            </w:rPr>
-            <w:t>direct benefit to participants</w:t>
-          </w:r>
-          <w:r>
-            <w:rPr>
-              <w:rFonts w:cs="Arial"/>
-              <w:color w:val="A6A6A6" w:themeColor="background1" w:themeShade="A6"/>
-            </w:rPr>
-            <w:t>. Do not overstate the potential benefits and describe any conditions of receiving them (e.g., whether participants must complete the whole study to receive the benefits, and what happens if they withdraw halfway through). If the benefit is course credit, explain the alternatives to participation that are available.</w:t>
-          </w:r>
-        </w:p>
-      </w:sdtContent>
-    </w:sdt>
-    <w:p>
-      <w:pPr>
-        <w:spacing w:after="0"/>
-        <w:jc w:val="both"/>
-        <w:rPr>
-          <w:rFonts w:cs="Arial"/>
-          <w:color w:val="A6A6A6" w:themeColor="background1" w:themeShade="A6"/>
-        </w:rPr>
-      </w:pPr>
-      <w:r>
-        <w:rPr>
-          <w:rFonts w:cs="Arial"/>
-          <w:color w:val="A6A6A6" w:themeColor="background1" w:themeShade="A6"/>
-        </w:rPr>
-        <w:t>Benefits may include:</w:t>
-      </w:r>
-    </w:p>
-    <w:p>
-      <w:pPr>
-        <w:pStyle w:val="ListParagraph"/>
-        <w:numPr>
-          <w:ilvl w:val="0"/>
-          <w:numId w:val="22"/>
-        </w:numPr>
-        <w:spacing w:after="0"/>
-        <w:jc w:val="both"/>
-        <w:rPr>
-          <w:rFonts w:cs="Arial"/>
-          <w:color w:val="A6A6A6" w:themeColor="background1" w:themeShade="A6"/>
-        </w:rPr>
-      </w:pPr>
-      <w:r>
-        <w:rPr>
-          <w:rFonts w:cs="Arial"/>
-          <w:color w:val="A6A6A6" w:themeColor="background1" w:themeShade="A6"/>
-        </w:rPr>
-        <w:t>Financial, including reimbursement/remuneration such as a voucher or money</w:t>
-      </w:r>
-    </w:p>
-    <w:p>
-      <w:pPr>
-        <w:pStyle w:val="ListParagraph"/>
-        <w:numPr>
-          <w:ilvl w:val="0"/>
-          <w:numId w:val="22"/>
-        </w:numPr>
-        <w:jc w:val="both"/>
-        <w:rPr>
-          <w:rFonts w:cs="Arial"/>
-          <w:color w:val="A6A6A6" w:themeColor="background1" w:themeShade="A6"/>
-        </w:rPr>
-      </w:pPr>
-      <w:r>
-        <w:rPr>
-          <w:rFonts w:cs="Arial"/>
-          <w:color w:val="A6A6A6" w:themeColor="background1" w:themeShade="A6"/>
-        </w:rPr>
-        <w:t>Non-financial, including meals, refreshments, course credit, and small gifts</w:t>
-      </w:r>
-    </w:p>
-    <w:p>
-      <w:pPr>
-        <w:pStyle w:val="ListParagraph"/>
-        <w:spacing w:after="0"/>
-        <w:jc w:val="both"/>
-        <w:rPr>
-          <w:rFonts w:cs="Arial"/>
-          <w:b/>
-          <w:bCs/>
-          <w:color w:val="A6A6A6" w:themeColor="background1" w:themeShade="A6"/>
-        </w:rPr>
-      </w:pPr>
-      <w:r>
-        <w:rPr>
-          <w:rFonts w:cs="Arial"/>
-          <w:b/>
-          <w:bCs/>
-          <w:color w:val="A6A6A6" w:themeColor="background1" w:themeShade="A6"/>
-        </w:rPr>
-        <w:lastRenderedPageBreak/>
         <w:t>[</w:t>
       </w:r>
       <w:r>
@@ -3137,88 +1770,51 @@
         <w:placeholder>
           <w:docPart w:val="08FAA35EE18F4B6387EC8F70F471AC30"/>
         </w:placeholder>
-        <w:showingPlcHdr/>
         <w:text/>
       </w:sdtPr>
       <w:sdtContent>
-        <w:p>
-          <w:pPr>
-            <w:jc w:val="both"/>
+        <w:sdt>
+          <w:sdtPr>
             <w:rPr>
               <w:rFonts w:cs="Arial"/>
             </w:rPr>
-          </w:pPr>
-          <w:r>
-            <w:rPr>
-              <w:rFonts w:cs="Arial"/>
-              <w:color w:val="A6A6A6" w:themeColor="background1" w:themeShade="A6"/>
-            </w:rPr>
-            <w:t xml:space="preserve">You </w:t>
-          </w:r>
-          <w:r>
-            <w:rPr>
-              <w:rFonts w:cs="Arial"/>
-              <w:color w:val="A6A6A6" w:themeColor="background1" w:themeShade="A6"/>
-            </w:rPr>
-            <w:t>can</w:t>
-          </w:r>
-          <w:r>
-            <w:rPr>
-              <w:rFonts w:cs="Arial"/>
-              <w:color w:val="A6A6A6" w:themeColor="background1" w:themeShade="A6"/>
-            </w:rPr>
-            <w:t xml:space="preserve"> also</w:t>
-          </w:r>
-          <w:r>
-            <w:rPr>
-              <w:rFonts w:cs="Arial"/>
-              <w:color w:val="A6A6A6" w:themeColor="background1" w:themeShade="A6"/>
-            </w:rPr>
-            <w:t xml:space="preserve"> briefly describe the potential benefits</w:t>
-          </w:r>
-          <w:r>
-            <w:rPr>
-              <w:rFonts w:cs="Arial"/>
-              <w:color w:val="A6A6A6" w:themeColor="background1" w:themeShade="A6"/>
-            </w:rPr>
-            <w:t xml:space="preserve"> of the study</w:t>
-          </w:r>
-          <w:r>
-            <w:rPr>
-              <w:rFonts w:cs="Arial"/>
-              <w:color w:val="A6A6A6" w:themeColor="background1" w:themeShade="A6"/>
-            </w:rPr>
-            <w:t xml:space="preserve"> to the wider community</w:t>
-          </w:r>
-          <w:r>
-            <w:rPr>
-              <w:rFonts w:cs="Arial"/>
-              <w:color w:val="A6A6A6" w:themeColor="background1" w:themeShade="A6"/>
-            </w:rPr>
-            <w:t xml:space="preserve"> (</w:t>
-          </w:r>
-          <w:r>
-            <w:rPr>
-              <w:rFonts w:cs="Arial"/>
-              <w:color w:val="A6A6A6" w:themeColor="background1" w:themeShade="A6"/>
-            </w:rPr>
-            <w:t>do not</w:t>
-          </w:r>
-          <w:r>
-            <w:rPr>
-              <w:rFonts w:cs="Arial"/>
-              <w:color w:val="A6A6A6" w:themeColor="background1" w:themeShade="A6"/>
-            </w:rPr>
-            <w:t xml:space="preserve"> overstate the potential benefits)</w:t>
-          </w:r>
-          <w:r>
-            <w:rPr>
-              <w:rFonts w:cs="Arial"/>
-              <w:color w:val="A6A6A6" w:themeColor="background1" w:themeShade="A6"/>
-            </w:rPr>
-            <w:t>.</w:t>
-          </w:r>
-        </w:p>
+            <w:alias w:val="Overall benefits"/>
+            <w:tag w:val="Overall benefits"/>
+            <w:id w:val="-1249415332"/>
+            <w:placeholder>
+              <w:docPart w:val="70DEF6CBA10CCF4DBD181365DEFC4426"/>
+            </w:placeholder>
+            <w:text/>
+          </w:sdtPr>
+          <w:sdtContent>
+            <w:p>
+              <w:pPr>
+                <w:jc w:val="both"/>
+                <w:rPr>
+                  <w:rFonts w:cs="Arial"/>
+                </w:rPr>
+              </w:pPr>
+              <w:r>
+                <w:rPr>
+                  <w:rFonts w:cs="Arial"/>
+                </w:rPr>
+                <w:t xml:space="preserve">Potential benefits for the wider community </w:t>
+              </w:r>
+              <w:r>
+                <w:rPr>
+                  <w:rFonts w:cs="Arial"/>
+                </w:rPr>
+                <w:t>from this study would be the application/software created with results of this study in mind. It would hopefully benefit them by providing them a platform for group project work.</w:t>
+              </w:r>
+              <w:r>
+                <w:rPr>
+                  <w:rFonts w:cs="Arial"/>
+                </w:rPr>
+                <w:t xml:space="preserve"> </w:t>
+              </w:r>
+            </w:p>
+          </w:sdtContent>
+        </w:sdt>
       </w:sdtContent>
     </w:sdt>
     <w:p>
@@ -3233,6 +1829,7 @@
         <w:rPr>
           <w:rFonts w:cs="Arial"/>
         </w:rPr>
+        <w:lastRenderedPageBreak/>
         <w:t xml:space="preserve">What will happen to </w:t>
       </w:r>
       <w:r>
@@ -3420,338 +2017,6 @@
           <w:rFonts w:cs="Arial"/>
         </w:rPr>
         <w:t xml:space="preserve">You will not be individually identifiable in these publications. </w:t>
-      </w:r>
-    </w:p>
-    <w:p>
-      <w:pPr>
-        <w:pStyle w:val="ListParagraph"/>
-        <w:spacing w:after="0"/>
-        <w:jc w:val="both"/>
-        <w:rPr>
-          <w:rFonts w:cs="Arial"/>
-          <w:b/>
-          <w:bCs/>
-          <w:color w:val="A6A6A6" w:themeColor="background1" w:themeShade="A6"/>
-        </w:rPr>
-      </w:pPr>
-      <w:r>
-        <w:rPr>
-          <w:rFonts w:cs="Arial"/>
-          <w:b/>
-          <w:bCs/>
-          <w:color w:val="A6A6A6" w:themeColor="background1" w:themeShade="A6"/>
-        </w:rPr>
-        <w:t>[</w:t>
-      </w:r>
-      <w:r>
-        <w:rPr>
-          <w:rFonts w:cs="Arial"/>
-          <w:b/>
-          <w:bCs/>
-          <w:color w:val="A6A6A6" w:themeColor="background1" w:themeShade="A6"/>
-        </w:rPr>
-        <w:t>Participants</w:t>
-      </w:r>
-      <w:r>
-        <w:rPr>
-          <w:rFonts w:cs="Arial"/>
-          <w:b/>
-          <w:bCs/>
-          <w:color w:val="A6A6A6" w:themeColor="background1" w:themeShade="A6"/>
-        </w:rPr>
-        <w:t xml:space="preserve"> </w:t>
-      </w:r>
-      <w:r>
-        <w:rPr>
-          <w:rFonts w:cs="Arial"/>
-          <w:b/>
-          <w:bCs/>
-          <w:color w:val="A6A6A6" w:themeColor="background1" w:themeShade="A6"/>
-          <w:u w:val="single"/>
-        </w:rPr>
-        <w:t>may</w:t>
-      </w:r>
-      <w:r>
-        <w:rPr>
-          <w:rFonts w:cs="Arial"/>
-          <w:b/>
-          <w:bCs/>
-          <w:color w:val="A6A6A6" w:themeColor="background1" w:themeShade="A6"/>
-        </w:rPr>
-        <w:t xml:space="preserve"> be identifiable]</w:t>
-      </w:r>
-    </w:p>
-    <w:p>
-      <w:pPr>
-        <w:pStyle w:val="ListParagraph"/>
-        <w:jc w:val="both"/>
-        <w:rPr>
-          <w:rFonts w:cs="Arial"/>
-        </w:rPr>
-      </w:pPr>
-      <w:bookmarkStart w:id="39" w:name="_Hlk142381528"/>
-      <w:r>
-        <w:rPr>
-          <w:rFonts w:cs="Arial"/>
-        </w:rPr>
-        <w:t>Every effort will be made to protect your identity, however there is a risk you may be identifiable in these publication</w:t>
-      </w:r>
-      <w:r>
-        <w:rPr>
-          <w:rFonts w:cs="Arial"/>
-        </w:rPr>
-        <w:t xml:space="preserve">s </w:t>
-      </w:r>
-      <w:sdt>
-        <w:sdtPr>
-          <w:rPr>
-            <w:rFonts w:cs="Arial"/>
-          </w:rPr>
-          <w:alias w:val="potentially identifiable reason"/>
-          <w:tag w:val="potentially identifiable reason"/>
-          <w:id w:val="1538240857"/>
-          <w:placeholder>
-            <w:docPart w:val="39FF85ED968B4B22A303F5B879F22832"/>
-          </w:placeholder>
-          <w:showingPlcHdr/>
-          <w:text/>
-        </w:sdtPr>
-        <w:sdtContent>
-          <w:r>
-            <w:rPr>
-              <w:rStyle w:val="PlaceholderText"/>
-              <w:rFonts w:cs="Arial"/>
-              <w:color w:val="A6A6A6" w:themeColor="background1" w:themeShade="A6"/>
-            </w:rPr>
-            <w:t>insert reason this is the case</w:t>
-          </w:r>
-        </w:sdtContent>
-      </w:sdt>
-      <w:r>
-        <w:rPr>
-          <w:rFonts w:cs="Arial"/>
-        </w:rPr>
-        <w:t xml:space="preserve">. </w:t>
-      </w:r>
-    </w:p>
-    <w:bookmarkEnd w:id="39"/>
-    <w:p>
-      <w:pPr>
-        <w:pStyle w:val="ListParagraph"/>
-        <w:spacing w:after="0"/>
-        <w:jc w:val="both"/>
-        <w:rPr>
-          <w:rFonts w:cs="Arial"/>
-          <w:b/>
-          <w:bCs/>
-          <w:color w:val="A6A6A6" w:themeColor="background1" w:themeShade="A6"/>
-        </w:rPr>
-      </w:pPr>
-      <w:r>
-        <w:rPr>
-          <w:rFonts w:cs="Arial"/>
-          <w:b/>
-          <w:bCs/>
-          <w:color w:val="A6A6A6" w:themeColor="background1" w:themeShade="A6"/>
-        </w:rPr>
-        <w:t>[</w:t>
-      </w:r>
-      <w:r>
-        <w:rPr>
-          <w:rFonts w:cs="Arial"/>
-          <w:b/>
-          <w:bCs/>
-          <w:color w:val="A6A6A6" w:themeColor="background1" w:themeShade="A6"/>
-        </w:rPr>
-        <w:t xml:space="preserve">Participants </w:t>
-      </w:r>
-      <w:r>
-        <w:rPr>
-          <w:rFonts w:cs="Arial"/>
-          <w:b/>
-          <w:bCs/>
-          <w:color w:val="A6A6A6" w:themeColor="background1" w:themeShade="A6"/>
-          <w:u w:val="single"/>
-        </w:rPr>
-        <w:t>can choose</w:t>
-      </w:r>
-      <w:r>
-        <w:rPr>
-          <w:rFonts w:cs="Arial"/>
-          <w:b/>
-          <w:bCs/>
-          <w:color w:val="A6A6A6" w:themeColor="background1" w:themeShade="A6"/>
-        </w:rPr>
-        <w:t xml:space="preserve"> </w:t>
-      </w:r>
-      <w:r>
-        <w:rPr>
-          <w:rFonts w:cs="Arial"/>
-          <w:b/>
-          <w:bCs/>
-          <w:color w:val="A6A6A6" w:themeColor="background1" w:themeShade="A6"/>
-        </w:rPr>
-        <w:t xml:space="preserve">to </w:t>
-      </w:r>
-      <w:r>
-        <w:rPr>
-          <w:rFonts w:cs="Arial"/>
-          <w:b/>
-          <w:bCs/>
-          <w:color w:val="A6A6A6" w:themeColor="background1" w:themeShade="A6"/>
-        </w:rPr>
-        <w:t xml:space="preserve">be </w:t>
-      </w:r>
-      <w:r>
-        <w:rPr>
-          <w:rFonts w:cs="Arial"/>
-          <w:b/>
-          <w:bCs/>
-          <w:color w:val="A6A6A6" w:themeColor="background1" w:themeShade="A6"/>
-        </w:rPr>
-        <w:t>identified</w:t>
-      </w:r>
-      <w:r>
-        <w:rPr>
-          <w:rFonts w:cs="Arial"/>
-          <w:b/>
-          <w:bCs/>
-          <w:color w:val="A6A6A6" w:themeColor="background1" w:themeShade="A6"/>
-        </w:rPr>
-        <w:t>]</w:t>
-      </w:r>
-    </w:p>
-    <w:p>
-      <w:pPr>
-        <w:pStyle w:val="ListParagraph"/>
-        <w:tabs>
-          <w:tab w:val="left" w:pos="8355"/>
-        </w:tabs>
-        <w:jc w:val="both"/>
-        <w:rPr>
-          <w:rFonts w:cs="Arial"/>
-        </w:rPr>
-      </w:pPr>
-      <w:r>
-        <w:rPr>
-          <w:rFonts w:cs="Arial"/>
-        </w:rPr>
-        <w:t>You will be named in these publications if you a</w:t>
-      </w:r>
-      <w:r>
-        <w:rPr>
-          <w:rFonts w:cs="Arial"/>
-        </w:rPr>
-        <w:t xml:space="preserve">gree on the consent form. </w:t>
-      </w:r>
-    </w:p>
-    <w:p>
-      <w:pPr>
-        <w:pStyle w:val="ListParagraph"/>
-        <w:spacing w:after="0"/>
-        <w:jc w:val="both"/>
-        <w:rPr>
-          <w:rFonts w:cs="Arial"/>
-          <w:b/>
-          <w:bCs/>
-          <w:color w:val="A6A6A6" w:themeColor="background1" w:themeShade="A6"/>
-        </w:rPr>
-      </w:pPr>
-      <w:r>
-        <w:rPr>
-          <w:rFonts w:cs="Arial"/>
-          <w:b/>
-          <w:bCs/>
-          <w:color w:val="A6A6A6" w:themeColor="background1" w:themeShade="A6"/>
-        </w:rPr>
-        <w:t>[</w:t>
-      </w:r>
-      <w:r>
-        <w:rPr>
-          <w:rFonts w:cs="Arial"/>
-          <w:b/>
-          <w:bCs/>
-          <w:color w:val="A6A6A6" w:themeColor="background1" w:themeShade="A6"/>
-        </w:rPr>
-        <w:t xml:space="preserve">Participants </w:t>
-      </w:r>
-      <w:r>
-        <w:rPr>
-          <w:rFonts w:cs="Arial"/>
-          <w:b/>
-          <w:bCs/>
-          <w:color w:val="A6A6A6" w:themeColor="background1" w:themeShade="A6"/>
-          <w:u w:val="single"/>
-        </w:rPr>
-        <w:t>will be</w:t>
-      </w:r>
-      <w:r>
-        <w:rPr>
-          <w:rFonts w:cs="Arial"/>
-          <w:b/>
-          <w:bCs/>
-          <w:color w:val="A6A6A6" w:themeColor="background1" w:themeShade="A6"/>
-        </w:rPr>
-        <w:t xml:space="preserve"> identified]</w:t>
-      </w:r>
-    </w:p>
-    <w:p>
-      <w:pPr>
-        <w:pStyle w:val="ListParagraph"/>
-        <w:jc w:val="both"/>
-        <w:rPr>
-          <w:rFonts w:cs="Arial"/>
-        </w:rPr>
-      </w:pPr>
-      <w:r>
-        <w:rPr>
-          <w:rFonts w:cs="Arial"/>
-        </w:rPr>
-        <w:t>You will be named in these publications if you decide to participat</w:t>
-      </w:r>
-      <w:r>
-        <w:rPr>
-          <w:rFonts w:cs="Arial"/>
-        </w:rPr>
-        <w:t xml:space="preserve">e </w:t>
-      </w:r>
-      <w:sdt>
-        <w:sdtPr>
-          <w:rPr>
-            <w:rFonts w:cs="Arial"/>
-            <w:color w:val="A6A6A6" w:themeColor="background1" w:themeShade="A6"/>
-          </w:rPr>
-          <w:alias w:val="Identifiable reason"/>
-          <w:tag w:val="Identifiable reason"/>
-          <w:id w:val="1910566517"/>
-          <w:placeholder>
-            <w:docPart w:val="D1546A4396294A828019083314662E59"/>
-          </w:placeholder>
-          <w:showingPlcHdr/>
-          <w:text/>
-        </w:sdtPr>
-        <w:sdtContent>
-          <w:r>
-            <w:rPr>
-              <w:rStyle w:val="PlaceholderText"/>
-              <w:rFonts w:cs="Arial"/>
-              <w:color w:val="A6A6A6" w:themeColor="background1" w:themeShade="A6"/>
-            </w:rPr>
-            <w:t>insert reason this is necessary</w:t>
-          </w:r>
-        </w:sdtContent>
-      </w:sdt>
-      <w:r>
-        <w:rPr>
-          <w:rFonts w:cs="Arial"/>
-        </w:rPr>
-        <w:t>.</w:t>
-      </w:r>
-      <w:r>
-        <w:rPr>
-          <w:rFonts w:cs="Arial"/>
-        </w:rPr>
-        <w:t xml:space="preserve"> </w:t>
       </w:r>
     </w:p>
     <w:sdt>
@@ -3765,7 +2030,6 @@
         <w:placeholder>
           <w:docPart w:val="F437BEB8164A4E9A8D3855DDB38FF48C"/>
         </w:placeholder>
-        <w:showingPlcHdr/>
         <w:text/>
       </w:sdtPr>
       <w:sdtContent>
@@ -3781,245 +2045,20 @@
           <w:r>
             <w:rPr>
               <w:rFonts w:cs="Arial"/>
-              <w:color w:val="A6A6A6" w:themeColor="background1" w:themeShade="A6"/>
-            </w:rPr>
-            <w:t xml:space="preserve">Include other details about the collection, use and disclosure of participant information, </w:t>
+            </w:rPr>
+            <w:t xml:space="preserve">No personal information will be collected from participants, only their answers to our interview questions will be retained and used. The INFO2222 teaching team would have access to the interview transcripts as well, but that will be the only data collected. </w:t>
           </w:r>
           <w:r>
             <w:rPr>
               <w:rFonts w:cs="Arial"/>
-              <w:b/>
-              <w:bCs/>
-              <w:color w:val="A6A6A6" w:themeColor="background1" w:themeShade="A6"/>
-            </w:rPr>
-            <w:t>as applicable</w:t>
-          </w:r>
-          <w:r>
-            <w:rPr>
-              <w:rFonts w:cs="Arial"/>
-              <w:color w:val="A6A6A6" w:themeColor="background1" w:themeShade="A6"/>
-            </w:rPr>
-            <w:t xml:space="preserve"> </w:t>
-          </w:r>
-          <w:r>
-            <w:rPr>
-              <w:rFonts w:cs="Arial"/>
-              <w:b/>
-              <w:bCs/>
-              <w:color w:val="A6A6A6" w:themeColor="background1" w:themeShade="A6"/>
-            </w:rPr>
-            <w:t>to your study</w:t>
-          </w:r>
-          <w:r>
-            <w:rPr>
-              <w:rFonts w:cs="Arial"/>
-              <w:color w:val="A6A6A6" w:themeColor="background1" w:themeShade="A6"/>
-            </w:rPr>
-            <w:t>. This may include</w:t>
+            </w:rPr>
+            <w:t xml:space="preserve">No information will be transferred outside of Australia or shared to government agencies. Data will be kept until the end of the semester (01/06/2026). </w:t>
           </w:r>
         </w:p>
       </w:sdtContent>
     </w:sdt>
     <w:p>
       <w:pPr>
-        <w:pStyle w:val="ListParagraph"/>
-        <w:numPr>
-          <w:ilvl w:val="0"/>
-          <w:numId w:val="24"/>
-        </w:numPr>
-        <w:spacing w:after="0"/>
-        <w:ind w:left="1434" w:hanging="357"/>
-        <w:jc w:val="both"/>
-        <w:rPr>
-          <w:rFonts w:cs="Arial"/>
-          <w:color w:val="A6A6A6" w:themeColor="background1" w:themeShade="A6"/>
-        </w:rPr>
-      </w:pPr>
-      <w:r>
-        <w:rPr>
-          <w:rFonts w:cs="Arial"/>
-          <w:color w:val="A6A6A6" w:themeColor="background1" w:themeShade="A6"/>
-        </w:rPr>
-        <w:t xml:space="preserve">What type of information will be collected from participants </w:t>
-      </w:r>
-      <w:r>
-        <w:rPr>
-          <w:rFonts w:cs="Arial"/>
-          <w:color w:val="A6A6A6" w:themeColor="background1" w:themeShade="A6"/>
-        </w:rPr>
-        <w:t>(</w:t>
-      </w:r>
-      <w:r>
-        <w:rPr>
-          <w:rFonts w:cs="Arial"/>
-          <w:color w:val="A6A6A6" w:themeColor="background1" w:themeShade="A6"/>
-        </w:rPr>
-        <w:t>e.g., survey responses, interview data, observation records) or from existing records (e.g., medical records, student assessments or grades)</w:t>
-      </w:r>
-    </w:p>
-    <w:p>
-      <w:pPr>
-        <w:pStyle w:val="ListParagraph"/>
-        <w:numPr>
-          <w:ilvl w:val="0"/>
-          <w:numId w:val="24"/>
-        </w:numPr>
-        <w:spacing w:after="0"/>
-        <w:ind w:left="1434" w:hanging="357"/>
-        <w:jc w:val="both"/>
-        <w:rPr>
-          <w:rFonts w:cs="Arial"/>
-          <w:color w:val="A6A6A6" w:themeColor="background1" w:themeShade="A6"/>
-        </w:rPr>
-      </w:pPr>
-      <w:r>
-        <w:rPr>
-          <w:rFonts w:cs="Arial"/>
-          <w:color w:val="A6A6A6" w:themeColor="background1" w:themeShade="A6"/>
-        </w:rPr>
-        <w:t>Whether any recordings will be taken and how these will be used (e.g., for analysis purposes only, or used in publication/presentations)</w:t>
-      </w:r>
-    </w:p>
-    <w:p>
-      <w:pPr>
-        <w:pStyle w:val="ListParagraph"/>
-        <w:numPr>
-          <w:ilvl w:val="0"/>
-          <w:numId w:val="24"/>
-        </w:numPr>
-        <w:spacing w:after="0"/>
-        <w:ind w:left="1434" w:hanging="357"/>
-        <w:jc w:val="both"/>
-        <w:rPr>
-          <w:rFonts w:cs="Arial"/>
-          <w:color w:val="A6A6A6" w:themeColor="background1" w:themeShade="A6"/>
-        </w:rPr>
-      </w:pPr>
-      <w:r>
-        <w:rPr>
-          <w:rFonts w:cs="Arial"/>
-          <w:color w:val="A6A6A6" w:themeColor="background1" w:themeShade="A6"/>
-        </w:rPr>
-        <w:t>Detail of any third parties that will have access to participants’ information during or after the study (e.g., organisations or collaborators involved in the study)</w:t>
-      </w:r>
-    </w:p>
-    <w:p>
-      <w:pPr>
-        <w:pStyle w:val="ListParagraph"/>
-        <w:numPr>
-          <w:ilvl w:val="0"/>
-          <w:numId w:val="24"/>
-        </w:numPr>
-        <w:spacing w:after="0"/>
-        <w:ind w:left="1434" w:hanging="357"/>
-        <w:jc w:val="both"/>
-        <w:rPr>
-          <w:rFonts w:cs="Arial"/>
-          <w:color w:val="A6A6A6" w:themeColor="background1" w:themeShade="A6"/>
-        </w:rPr>
-      </w:pPr>
-      <w:r>
-        <w:rPr>
-          <w:rFonts w:cs="Arial"/>
-          <w:color w:val="A6A6A6" w:themeColor="background1" w:themeShade="A6"/>
-        </w:rPr>
-        <w:t>Whether any information will be transferred outside Australia and whether they will be subject to the same protections as in Australia</w:t>
-      </w:r>
-    </w:p>
-    <w:p>
-      <w:pPr>
-        <w:pStyle w:val="ListParagraph"/>
-        <w:numPr>
-          <w:ilvl w:val="0"/>
-          <w:numId w:val="24"/>
-        </w:numPr>
-        <w:spacing w:after="0"/>
-        <w:ind w:left="1434" w:hanging="357"/>
-        <w:jc w:val="both"/>
-        <w:rPr>
-          <w:rFonts w:cs="Arial"/>
-          <w:color w:val="A6A6A6" w:themeColor="background1" w:themeShade="A6"/>
-        </w:rPr>
-      </w:pPr>
-      <w:r>
-        <w:rPr>
-          <w:rFonts w:cs="Arial"/>
-          <w:color w:val="A6A6A6" w:themeColor="background1" w:themeShade="A6"/>
-        </w:rPr>
-        <w:t>Whether (and how) participants may seek access to the information they have provided for the study</w:t>
-      </w:r>
-    </w:p>
-    <w:p>
-      <w:pPr>
-        <w:pStyle w:val="ListParagraph"/>
-        <w:numPr>
-          <w:ilvl w:val="0"/>
-          <w:numId w:val="24"/>
-        </w:numPr>
-        <w:spacing w:after="0"/>
-        <w:ind w:left="1434" w:hanging="357"/>
-        <w:jc w:val="both"/>
-        <w:rPr>
-          <w:rFonts w:cs="Arial"/>
-          <w:color w:val="A6A6A6" w:themeColor="background1" w:themeShade="A6"/>
-        </w:rPr>
-      </w:pPr>
-      <w:r>
-        <w:rPr>
-          <w:rFonts w:cs="Arial"/>
-          <w:color w:val="A6A6A6" w:themeColor="background1" w:themeShade="A6"/>
-        </w:rPr>
-        <w:t>How information will be stored during and after the study, and who will have access to it</w:t>
-      </w:r>
-    </w:p>
-    <w:p>
-      <w:pPr>
-        <w:pStyle w:val="ListParagraph"/>
-        <w:numPr>
-          <w:ilvl w:val="0"/>
-          <w:numId w:val="24"/>
-        </w:numPr>
-        <w:spacing w:after="0"/>
-        <w:ind w:left="1434" w:hanging="357"/>
-        <w:jc w:val="both"/>
-        <w:rPr>
-          <w:rFonts w:cs="Arial"/>
-          <w:color w:val="A6A6A6" w:themeColor="background1" w:themeShade="A6"/>
-        </w:rPr>
-      </w:pPr>
-      <w:r>
-        <w:rPr>
-          <w:rFonts w:cs="Arial"/>
-          <w:color w:val="A6A6A6" w:themeColor="background1" w:themeShade="A6"/>
-        </w:rPr>
-        <w:lastRenderedPageBreak/>
-        <w:t>How long data will be retained after the study and what will happen at the end of the storage period</w:t>
-      </w:r>
-    </w:p>
-    <w:p>
-      <w:pPr>
-        <w:pStyle w:val="ListParagraph"/>
-        <w:numPr>
-          <w:ilvl w:val="0"/>
-          <w:numId w:val="24"/>
-        </w:numPr>
-        <w:ind w:left="1434" w:hanging="357"/>
-        <w:jc w:val="both"/>
-        <w:rPr>
-          <w:rFonts w:cs="Arial"/>
-          <w:color w:val="A6A6A6" w:themeColor="background1" w:themeShade="A6"/>
-        </w:rPr>
-      </w:pPr>
-      <w:r>
-        <w:rPr>
-          <w:rFonts w:cs="Arial"/>
-          <w:color w:val="A6A6A6" w:themeColor="background1" w:themeShade="A6"/>
-        </w:rPr>
-        <w:t>Whether there are any obligations to make the research data available to government bodies to meet international requirements (e.g., Indonesian research permit requirements)</w:t>
-      </w:r>
-    </w:p>
-    <w:p>
-      <w:pPr>
         <w:spacing w:after="0"/>
         <w:jc w:val="both"/>
         <w:rPr>
@@ -4029,16 +2068,19 @@
           <w:color w:val="A6A6A6" w:themeColor="background1" w:themeShade="A6"/>
         </w:rPr>
       </w:pPr>
-      <w:bookmarkStart w:id="40" w:name="_Hlk142382061"/>
-      <w:r>
+      <w:bookmarkStart w:id="37" w:name="_Hlk142382061"/>
+    </w:p>
+    <w:p>
+      <w:pPr>
+        <w:spacing w:after="0"/>
+        <w:jc w:val="both"/>
         <w:rPr>
           <w:rFonts w:cs="Arial"/>
           <w:b/>
           <w:bCs/>
           <w:color w:val="A6A6A6" w:themeColor="background1" w:themeShade="A6"/>
         </w:rPr>
-        <w:t>[</w:t>
-      </w:r>
+      </w:pPr>
       <w:r>
         <w:rPr>
           <w:rFonts w:cs="Arial"/>
@@ -4046,7 +2088,7 @@
           <w:bCs/>
           <w:color w:val="A6A6A6" w:themeColor="background1" w:themeShade="A6"/>
         </w:rPr>
-        <w:t>Trans</w:t>
+        <w:t>[</w:t>
       </w:r>
       <w:r>
         <w:rPr>
@@ -4055,7 +2097,7 @@
           <w:bCs/>
           <w:color w:val="A6A6A6" w:themeColor="background1" w:themeShade="A6"/>
         </w:rPr>
-        <w:t xml:space="preserve">cription </w:t>
+        <w:t>Trans</w:t>
       </w:r>
       <w:r>
         <w:rPr>
@@ -4064,7 +2106,7 @@
           <w:bCs/>
           <w:color w:val="A6A6A6" w:themeColor="background1" w:themeShade="A6"/>
         </w:rPr>
-        <w:t>using</w:t>
+        <w:t xml:space="preserve">cription </w:t>
       </w:r>
       <w:r>
         <w:rPr>
@@ -4073,6 +2115,15 @@
           <w:bCs/>
           <w:color w:val="A6A6A6" w:themeColor="background1" w:themeShade="A6"/>
         </w:rPr>
+        <w:t>using</w:t>
+      </w:r>
+      <w:r>
+        <w:rPr>
+          <w:rFonts w:cs="Arial"/>
+          <w:b/>
+          <w:bCs/>
+          <w:color w:val="A6A6A6" w:themeColor="background1" w:themeShade="A6"/>
+        </w:rPr>
         <w:t xml:space="preserve"> software]</w:t>
       </w:r>
     </w:p>
@@ -4087,154 +2138,41 @@
         <w:rPr>
           <w:rFonts w:cs="Arial"/>
         </w:rPr>
-        <w:t xml:space="preserve">We will use </w:t>
-      </w:r>
-      <w:sdt>
-        <w:sdtPr>
-          <w:rPr>
-            <w:rFonts w:cs="Arial"/>
-          </w:rPr>
-          <w:alias w:val="Software tool"/>
-          <w:tag w:val="Software"/>
-          <w:id w:val="-491713862"/>
-          <w:placeholder>
-            <w:docPart w:val="B32A484064A54F9FBC344C802224901B"/>
-          </w:placeholder>
-          <w:showingPlcHdr/>
-          <w:text/>
-        </w:sdtPr>
-        <w:sdtContent>
-          <w:r>
-            <w:rPr>
-              <w:rStyle w:val="PlaceholderText"/>
-              <w:rFonts w:cs="Arial"/>
-              <w:color w:val="A6A6A6" w:themeColor="background1" w:themeShade="A6"/>
-            </w:rPr>
-            <w:t>insert software tool e.g., Zoom AI / Microsoft Stream</w:t>
-          </w:r>
-        </w:sdtContent>
-      </w:sdt>
-      <w:r>
-        <w:rPr>
-          <w:rFonts w:cs="Arial"/>
-        </w:rPr>
-        <w:t xml:space="preserve"> </w:t>
-      </w:r>
-      <w:r>
-        <w:rPr>
-          <w:rFonts w:cs="Arial"/>
-        </w:rPr>
-        <w:t xml:space="preserve">to transcribe interviews. This will involve sharing your information with </w:t>
-      </w:r>
-      <w:sdt>
-        <w:sdtPr>
-          <w:rPr>
-            <w:rFonts w:cs="Arial"/>
-          </w:rPr>
-          <w:alias w:val="Software"/>
-          <w:tag w:val="Software"/>
-          <w:id w:val="-1717807035"/>
-          <w:placeholder>
-            <w:docPart w:val="35E30D96E51C4DABB70439ED2E7D3BFF"/>
-          </w:placeholder>
-          <w:showingPlcHdr/>
-          <w:text/>
-        </w:sdtPr>
-        <w:sdtContent>
-          <w:r>
-            <w:rPr>
-              <w:rStyle w:val="PlaceholderText"/>
-              <w:rFonts w:cs="Arial"/>
-              <w:color w:val="A6A6A6" w:themeColor="background1" w:themeShade="A6"/>
-            </w:rPr>
-            <w:t>Zoom / Microsoft</w:t>
-          </w:r>
-        </w:sdtContent>
-      </w:sdt>
-      <w:r>
-        <w:rPr>
-          <w:rFonts w:cs="Arial"/>
-        </w:rPr>
-        <w:t xml:space="preserve">. We will not share this information with anyone else without your consent unless we are required to do so by law. </w:t>
-      </w:r>
-      <w:sdt>
-        <w:sdtPr>
-          <w:rPr>
-            <w:rFonts w:cs="Arial"/>
-          </w:rPr>
-          <w:alias w:val="Software Company details"/>
-          <w:tag w:val="Software Company details"/>
-          <w:id w:val="-263299665"/>
-          <w:placeholder>
-            <w:docPart w:val="69C1A3A1DB7445C385CE0354A34E50A7"/>
-          </w:placeholder>
-          <w:showingPlcHdr/>
-          <w:text/>
-        </w:sdtPr>
-        <w:sdtContent>
-          <w:r>
-            <w:rPr>
-              <w:rStyle w:val="PlaceholderText"/>
-              <w:rFonts w:cs="Arial"/>
-              <w:color w:val="A6A6A6" w:themeColor="background1" w:themeShade="A6"/>
-            </w:rPr>
-            <w:t>I</w:t>
-          </w:r>
-          <w:r>
-            <w:rPr>
-              <w:rStyle w:val="PlaceholderText"/>
-              <w:rFonts w:cs="Arial"/>
-              <w:color w:val="A6A6A6" w:themeColor="background1" w:themeShade="A6"/>
-            </w:rPr>
-            <w:t>nsert details of software ownership</w:t>
-          </w:r>
-          <w:r>
-            <w:rPr>
-              <w:rStyle w:val="PlaceholderText"/>
-              <w:rFonts w:cs="Arial"/>
-              <w:color w:val="A6A6A6" w:themeColor="background1" w:themeShade="A6"/>
-            </w:rPr>
-            <w:t xml:space="preserve"> e</w:t>
-          </w:r>
-          <w:r>
-            <w:rPr>
-              <w:rStyle w:val="PlaceholderText"/>
-              <w:rFonts w:cs="Arial"/>
-              <w:color w:val="A6A6A6" w:themeColor="background1" w:themeShade="A6"/>
-            </w:rPr>
-            <w:t>.g., Zoom is owned by Zoom Video Communications</w:t>
-          </w:r>
-          <w:r>
-            <w:rPr>
-              <w:rStyle w:val="PlaceholderText"/>
-              <w:rFonts w:cs="Arial"/>
-              <w:color w:val="A6A6A6" w:themeColor="background1" w:themeShade="A6"/>
-            </w:rPr>
-            <w:t xml:space="preserve"> I</w:t>
-          </w:r>
-          <w:r>
-            <w:rPr>
-              <w:rStyle w:val="PlaceholderText"/>
-              <w:rFonts w:cs="Arial"/>
-              <w:color w:val="A6A6A6" w:themeColor="background1" w:themeShade="A6"/>
-            </w:rPr>
-            <w:t>nc. and is located in San Jose, California, US</w:t>
-          </w:r>
-          <w:r>
-            <w:rPr>
-              <w:rStyle w:val="PlaceholderText"/>
-              <w:rFonts w:cs="Arial"/>
-              <w:color w:val="A6A6A6" w:themeColor="background1" w:themeShade="A6"/>
-            </w:rPr>
-            <w:t xml:space="preserve"> / Microsoft Stream is owned by Microsoft and located in Redmond, Washington, US</w:t>
-          </w:r>
-        </w:sdtContent>
-      </w:sdt>
-      <w:r>
-        <w:rPr>
-          <w:rFonts w:cs="Arial"/>
-        </w:rPr>
-        <w:t xml:space="preserve">. </w:t>
+        <w:t>No transcription software will be used as transcription would happen manually during the meeting, as each interviewer will transcribe in real time</w:t>
+      </w:r>
+      <w:r>
+        <w:rPr>
+          <w:rFonts w:cs="Arial"/>
+        </w:rPr>
+        <w:t xml:space="preserve"> on the </w:t>
+      </w:r>
+      <w:proofErr w:type="gramStart"/>
+      <w:r>
+        <w:rPr>
+          <w:rFonts w:cs="Arial"/>
+        </w:rPr>
+        <w:t>notes</w:t>
+      </w:r>
+      <w:proofErr w:type="gramEnd"/>
+      <w:r>
+        <w:rPr>
+          <w:rFonts w:cs="Arial"/>
+        </w:rPr>
+        <w:t xml:space="preserve"> application on </w:t>
+      </w:r>
+      <w:proofErr w:type="spellStart"/>
+      <w:r>
+        <w:rPr>
+          <w:rFonts w:cs="Arial"/>
+        </w:rPr>
+        <w:t>macos</w:t>
+      </w:r>
+      <w:proofErr w:type="spellEnd"/>
+      <w:r>
+        <w:rPr>
+          <w:rFonts w:cs="Arial"/>
+        </w:rPr>
+        <w:t>.</w:t>
       </w:r>
     </w:p>
     <w:p>
@@ -4244,8 +2182,8 @@
           <w:rFonts w:cs="Arial"/>
         </w:rPr>
       </w:pPr>
-      <w:bookmarkStart w:id="41" w:name="_Hlk142382000"/>
-      <w:bookmarkEnd w:id="40"/>
+      <w:bookmarkStart w:id="38" w:name="_Hlk142382000"/>
+      <w:bookmarkEnd w:id="37"/>
       <w:r>
         <w:rPr>
           <w:rFonts w:cs="Arial"/>
@@ -4350,8 +2288,8 @@
         <w:t>[Secondary use of research data]</w:t>
       </w:r>
     </w:p>
-    <w:bookmarkStart w:id="42" w:name="_Hlk142381857"/>
-    <w:bookmarkEnd w:id="41"/>
+    <w:bookmarkStart w:id="39" w:name="_Hlk142381857"/>
+    <w:bookmarkEnd w:id="38"/>
     <w:p>
       <w:pPr>
         <w:jc w:val="both"/>
@@ -4370,53 +2308,18 @@
           <w:placeholder>
             <w:docPart w:val="6B857598633842D4A2B9E1C8B4BC3953"/>
           </w:placeholder>
-          <w:showingPlcHdr/>
           <w:text/>
         </w:sdtPr>
         <w:sdtContent>
           <w:r>
             <w:rPr>
-              <w:rStyle w:val="PlaceholderText"/>
               <w:rFonts w:cs="Arial"/>
-              <w:color w:val="A6A6A6" w:themeColor="background1" w:themeShade="A6"/>
-            </w:rPr>
-            <w:t>Provide details on any plans to share the research data for secondary use</w:t>
-          </w:r>
-          <w:r>
-            <w:rPr>
-              <w:rStyle w:val="PlaceholderText"/>
-              <w:rFonts w:cs="Arial"/>
-              <w:color w:val="A6A6A6" w:themeColor="background1" w:themeShade="A6"/>
-            </w:rPr>
-            <w:t xml:space="preserve"> </w:t>
-          </w:r>
-          <w:r>
-            <w:rPr>
-              <w:rStyle w:val="PlaceholderText"/>
-              <w:rFonts w:cs="Arial"/>
-              <w:color w:val="BFBFBF" w:themeColor="background1" w:themeShade="BF"/>
-            </w:rPr>
-            <w:t>and include any restrictions (e.g., if this will be limited to research in specific fields).</w:t>
-          </w:r>
-          <w:r>
-            <w:rPr>
-              <w:rStyle w:val="PlaceholderText"/>
-              <w:rFonts w:cs="Arial"/>
-              <w:color w:val="A6A6A6" w:themeColor="background1" w:themeShade="A6"/>
-            </w:rPr>
-            <w:t xml:space="preserve"> You should take reasonable steps to share research data and metadata where appropriate. Open Access Policies (ARC and NHMRC) and some journals may require datasets to be made available.</w:t>
-          </w:r>
-          <w:r>
-            <w:rPr>
-              <w:rStyle w:val="PlaceholderText"/>
-              <w:rFonts w:cs="Arial"/>
-              <w:color w:val="A6A6A6" w:themeColor="background1" w:themeShade="A6"/>
-            </w:rPr>
-            <w:t xml:space="preserve"> </w:t>
+            </w:rPr>
+            <w:t>There are no plans on sharing any data to secondary parties.</w:t>
           </w:r>
         </w:sdtContent>
       </w:sdt>
-      <w:bookmarkEnd w:id="42"/>
+      <w:bookmarkEnd w:id="39"/>
       <w:r>
         <w:rPr>
           <w:rFonts w:cs="Arial"/>
@@ -4431,7 +2334,7 @@
           <w:rFonts w:cs="Arial"/>
         </w:rPr>
       </w:pPr>
-      <w:bookmarkStart w:id="43" w:name="_Hlk142381948"/>
+      <w:bookmarkStart w:id="40" w:name="_Hlk142381948"/>
       <w:r>
         <w:rPr>
           <w:rFonts w:cs="Arial"/>
@@ -4440,7 +2343,7 @@
         <w:t>Sharing research data is important for advancing knowledge and innovation. A de-identified set of the data collected in this study may be made available for use in future research. </w:t>
       </w:r>
     </w:p>
-    <w:bookmarkEnd w:id="43"/>
+    <w:bookmarkEnd w:id="40"/>
     <w:p>
       <w:pPr>
         <w:pStyle w:val="Heading2"/>
@@ -4482,16 +2385,14 @@
           <w:placeholder>
             <w:docPart w:val="894D804634244A4592660EC0972E98ED"/>
           </w:placeholder>
-          <w:showingPlcHdr/>
         </w:sdtPr>
         <w:sdtContent>
           <w:r>
             <w:rPr>
-              <w:rStyle w:val="PlaceholderText"/>
               <w:rFonts w:cs="Arial"/>
               <w:color w:val="A6A6A6" w:themeColor="background1" w:themeShade="A6"/>
             </w:rPr>
-            <w:t>Describe how participants can indicate they are interested in receiving feedback e.g., by providing contact details on the consent form, answering the relevant question in an online questionnaire</w:t>
+            <w:t>If you would like to receive feedback, please inform us at the end of the interview</w:t>
           </w:r>
         </w:sdtContent>
       </w:sdt>
@@ -4501,40 +2402,22 @@
         </w:rPr>
         <w:t xml:space="preserve">. This feedback will be in the form of </w:t>
       </w:r>
-      <w:sdt>
-        <w:sdtPr>
-          <w:rPr>
-            <w:rFonts w:cs="Arial"/>
-          </w:rPr>
-          <w:alias w:val="Feedback format"/>
-          <w:tag w:val="Feedback format"/>
-          <w:id w:val="-2087070846"/>
-          <w:placeholder>
-            <w:docPart w:val="CA720F542C2D49B49997DC214E259EFB"/>
-          </w:placeholder>
-          <w:showingPlcHdr/>
-        </w:sdtPr>
-        <w:sdtContent>
-          <w:r>
-            <w:rPr>
-              <w:rStyle w:val="PlaceholderText"/>
-              <w:rFonts w:cs="Arial"/>
-              <w:color w:val="A6A6A6" w:themeColor="background1" w:themeShade="A6"/>
-            </w:rPr>
-            <w:t>describe format of feedback e.g., brief summary or presentation</w:t>
-          </w:r>
-        </w:sdtContent>
-      </w:sdt>
-      <w:r>
-        <w:rPr>
-          <w:rFonts w:cs="Arial"/>
-        </w:rPr>
-        <w:t xml:space="preserve">. </w:t>
+      <w:r>
+        <w:rPr>
+          <w:rFonts w:cs="Arial"/>
+        </w:rPr>
+        <w:t>verbal feedback.</w:t>
+      </w:r>
+      <w:r>
+        <w:rPr>
+          <w:rFonts w:cs="Arial"/>
+        </w:rPr>
+        <w:t xml:space="preserve"> </w:t>
       </w:r>
     </w:p>
     <w:p>
       <w:pPr>
-        <w:pStyle w:val="ListParagraph"/>
+        <w:ind w:left="0" w:firstLine="720"/>
         <w:jc w:val="both"/>
         <w:rPr>
           <w:rStyle w:val="PlaceholderText"/>
@@ -4555,50 +2438,15 @@
           <w:placeholder>
             <w:docPart w:val="1109DADBAE144E279D61A0BD33E1A6D3"/>
           </w:placeholder>
-          <w:showingPlcHdr/>
         </w:sdtPr>
         <w:sdtContent>
           <w:r>
             <w:rPr>
               <w:rStyle w:val="PlaceholderText"/>
               <w:rFonts w:cs="Arial"/>
-              <w:color w:val="A6A6A6" w:themeColor="background1" w:themeShade="A6"/>
-            </w:rPr>
-            <w:t>Where applicable, i</w:t>
-          </w:r>
-          <w:r>
-            <w:rPr>
-              <w:rStyle w:val="PlaceholderText"/>
-              <w:rFonts w:cs="Arial"/>
-              <w:color w:val="A6A6A6" w:themeColor="background1" w:themeShade="A6"/>
-            </w:rPr>
-            <w:t>n</w:t>
-          </w:r>
-          <w:r>
-            <w:rPr>
-              <w:rStyle w:val="PlaceholderText"/>
-              <w:rFonts w:cs="Arial"/>
-              <w:color w:val="A6A6A6" w:themeColor="background1" w:themeShade="A6"/>
-            </w:rPr>
-            <w:t xml:space="preserve">clude a statement about any </w:t>
-          </w:r>
-          <w:r>
-            <w:rPr>
-              <w:rStyle w:val="PlaceholderText"/>
-              <w:rFonts w:cs="Arial"/>
-              <w:b/>
-              <w:bCs/>
-              <w:color w:val="A6A6A6" w:themeColor="background1" w:themeShade="A6"/>
-            </w:rPr>
-            <w:t xml:space="preserve">personalised feedback </w:t>
-          </w:r>
-          <w:r>
-            <w:rPr>
-              <w:rStyle w:val="PlaceholderText"/>
-              <w:rFonts w:cs="Arial"/>
-              <w:color w:val="A6A6A6" w:themeColor="background1" w:themeShade="A6"/>
-            </w:rPr>
-            <w:t>that participants are entitled to receive concerning their individual results in the study (e.g., diagnostic procedures, clinical tests, intelligence, or aptitude testing). Be sure to distinguish this type of feedback and the general group-based results described above. Include any conditions associated with the personalised feedback and explain when and how it will be provided (e.g., participants’ personal results will only be provided via a nominated clinician such as a GP or psychologist)</w:t>
+              <w:color w:val="auto"/>
+            </w:rPr>
+            <w:t>There will be no personalised feedback provided unless requested</w:t>
           </w:r>
         </w:sdtContent>
       </w:sdt>
@@ -4655,47 +2503,313 @@
     </w:p>
     <w:sdt>
       <w:sdtPr>
-        <w:rPr>
-          <w:rFonts w:cs="Arial"/>
-        </w:rPr>
         <w:alias w:val="Contacts"/>
         <w:tag w:val="Contacts"/>
         <w:id w:val="-1908525988"/>
         <w:placeholder>
           <w:docPart w:val="D95C588E876E4EC99E8683FE0CADE167"/>
         </w:placeholder>
-        <w:showingPlcHdr/>
       </w:sdtPr>
       <w:sdtContent>
-        <w:p>
-          <w:pPr>
-            <w:pStyle w:val="ListParagraph"/>
-            <w:numPr>
-              <w:ilvl w:val="0"/>
-              <w:numId w:val="25"/>
-            </w:numPr>
-            <w:jc w:val="both"/>
-            <w:rPr>
-              <w:rFonts w:cs="Arial"/>
-            </w:rPr>
-          </w:pPr>
-          <w:r>
-            <w:rPr>
-              <w:rStyle w:val="PlaceholderText"/>
-              <w:rFonts w:cs="Arial"/>
-              <w:color w:val="A6A6A6" w:themeColor="background1" w:themeShade="A6"/>
-            </w:rPr>
-            <w:t>Name of researcher, position, contact details. For safety reasons, it is not recommended to use personal m</w:t>
-          </w:r>
-          <w:r>
-            <w:rPr>
-              <w:rStyle w:val="PlaceholderText"/>
-              <w:rFonts w:cs="Arial"/>
-              <w:color w:val="A6A6A6" w:themeColor="background1" w:themeShade="A6"/>
-            </w:rPr>
-            <w:t>obiles. For overseas studies, please include at least one local contact</w:t>
-          </w:r>
-        </w:p>
+        <w:sdt>
+          <w:sdtPr>
+            <w:alias w:val="Contacts"/>
+            <w:tag w:val="Contacts"/>
+            <w:id w:val="198825632"/>
+            <w:placeholder>
+              <w:docPart w:val="76F5CC25DC47DF47913292D25A34B083"/>
+            </w:placeholder>
+          </w:sdtPr>
+          <w:sdtContent>
+            <w:p>
+              <w:pPr>
+                <w:pStyle w:val="ListParagraph"/>
+                <w:numPr>
+                  <w:ilvl w:val="0"/>
+                  <w:numId w:val="26"/>
+                </w:numPr>
+                <w:spacing w:after="0"/>
+                <w:ind w:left="720"/>
+                <w:jc w:val="both"/>
+                <w:rPr>
+                  <w:rFonts w:cs="Arial"/>
+                </w:rPr>
+              </w:pPr>
+              <w:r>
+                <w:rPr>
+                  <w:rFonts w:cs="Arial"/>
+                </w:rPr>
+                <w:t>Christina Liu (</w:t>
+              </w:r>
+              <w:sdt>
+                <w:sdtPr>
+                  <w:alias w:val="Degree"/>
+                  <w:tag w:val="Degree"/>
+                  <w:id w:val="-761612444"/>
+                  <w:placeholder>
+                    <w:docPart w:val="327EB5F3AFFB9B44B4F7B193E152C82E"/>
+                  </w:placeholder>
+                </w:sdtPr>
+                <w:sdtContent>
+                  <w:r>
+                    <w:rPr>
+                      <w:rFonts w:cs="Arial"/>
+                    </w:rPr>
+                    <w:t>Advanced Computing and Medical Science</w:t>
+                  </w:r>
+                </w:sdtContent>
+              </w:sdt>
+              <w:r>
+                <w:rPr>
+                  <w:rFonts w:cs="Arial"/>
+                </w:rPr>
+                <w:t xml:space="preserve"> student) | Email: cliu0081@uni.sydney.edu.au,  </w:t>
+              </w:r>
+              <w:sdt>
+                <w:sdtPr>
+                  <w:alias w:val="Student researcher"/>
+                  <w:tag w:val="Student researcher"/>
+                  <w:id w:val="2072927458"/>
+                  <w:placeholder>
+                    <w:docPart w:val="B7A11B4DFD80F74C9BB0006AC2BFEBFC"/>
+                  </w:placeholder>
+                </w:sdtPr>
+                <w:sdtContent>
+                  <w:proofErr w:type="spellStart"/>
+                  <w:r>
+                    <w:rPr>
+                      <w:kern w:val="2"/>
+                      <w:lang w:val="en-US"/>
+                      <w14:textOutline w14:w="12700" w14:cap="flat" w14:cmpd="sng" w14:algn="ctr">
+                        <w14:noFill/>
+                        <w14:prstDash w14:val="solid"/>
+                        <w14:miter w14:lim="400000"/>
+                      </w14:textOutline>
+                    </w:rPr>
+                    <w:t>Seonghyun</w:t>
+                  </w:r>
+                  <w:proofErr w:type="spellEnd"/>
+                  <w:r>
+                    <w:rPr>
+                      <w:kern w:val="2"/>
+                      <w:lang w:val="en-US"/>
+                      <w14:textOutline w14:w="12700" w14:cap="flat" w14:cmpd="sng" w14:algn="ctr">
+                        <w14:noFill/>
+                        <w14:prstDash w14:val="solid"/>
+                        <w14:miter w14:lim="400000"/>
+                      </w14:textOutline>
+                    </w:rPr>
+                    <w:t xml:space="preserve"> Kim </w:t>
+                  </w:r>
+                  <w:r>
+                    <w:rPr>
+                      <w:rFonts w:cs="Arial"/>
+                    </w:rPr>
+                    <w:t>(</w:t>
+                  </w:r>
+                  <w:sdt>
+                    <w:sdtPr>
+                      <w:alias w:val="Degree"/>
+                      <w:tag w:val="Degree"/>
+                      <w:id w:val="-1869053100"/>
+                      <w:placeholder>
+                        <w:docPart w:val="D3604B5FC481ED4AA7CD24DD34FAB8D6"/>
+                      </w:placeholder>
+                    </w:sdtPr>
+                    <w:sdtContent>
+                      <w:r>
+                        <w:rPr>
+                          <w:rFonts w:cs="Arial"/>
+                        </w:rPr>
+                        <w:t>Advanced Computing</w:t>
+                      </w:r>
+                    </w:sdtContent>
+                  </w:sdt>
+                  <w:r>
+                    <w:rPr>
+                      <w:rFonts w:cs="Arial"/>
+                    </w:rPr>
+                    <w:t xml:space="preserve"> student) | Email: </w:t>
+                  </w:r>
+                  <w:sdt>
+                    <w:sdtPr>
+                      <w:alias w:val="Student email"/>
+                      <w:tag w:val="Student email"/>
+                      <w:id w:val="-1967576955"/>
+                      <w:placeholder>
+                        <w:docPart w:val="EE151D207EE3134E83B692CCE5A08606"/>
+                      </w:placeholder>
+                    </w:sdtPr>
+                    <w:sdtContent>
+                      <w:r>
+                        <w:rPr>
+                          <w:rFonts w:cs="Arial"/>
+                          <w:color w:val="0C1014"/>
+                          <w:sz w:val="23"/>
+                          <w:szCs w:val="23"/>
+                          <w:shd w:val="clear" w:color="auto" w:fill="F3F5F7"/>
+                        </w:rPr>
+                        <w:t>skim0527@uni.sydney.edu.au</w:t>
+                      </w:r>
+                    </w:sdtContent>
+                  </w:sdt>
+                  <w:r>
+                    <w:rPr>
+                      <w:kern w:val="2"/>
+                      <w:lang w:val="en-US"/>
+                      <w14:textOutline w14:w="12700" w14:cap="flat" w14:cmpd="sng" w14:algn="ctr">
+                        <w14:noFill/>
+                        <w14:prstDash w14:val="solid"/>
+                        <w14:miter w14:lim="400000"/>
+                      </w14:textOutline>
+                    </w:rPr>
+                    <w:t xml:space="preserve">, </w:t>
+                  </w:r>
+                  <w:r>
+                    <w:rPr>
+                      <w:lang w:val="en-US"/>
+                    </w:rPr>
+                    <w:t xml:space="preserve">Adam Li </w:t>
+                  </w:r>
+                  <w:r>
+                    <w:rPr>
+                      <w:rFonts w:cs="Arial"/>
+                    </w:rPr>
+                    <w:t>(</w:t>
+                  </w:r>
+                  <w:sdt>
+                    <w:sdtPr>
+                      <w:alias w:val="Degree"/>
+                      <w:tag w:val="Degree"/>
+                      <w:id w:val="-1246336257"/>
+                      <w:placeholder>
+                        <w:docPart w:val="A09E5015973FCB44A608C62460F6EFD7"/>
+                      </w:placeholder>
+                    </w:sdtPr>
+                    <w:sdtContent>
+                      <w:sdt>
+                        <w:sdtPr>
+                          <w:alias w:val="Degree"/>
+                          <w:tag w:val="Degree"/>
+                          <w:id w:val="47194312"/>
+                          <w:placeholder>
+                            <w:docPart w:val="5FD5865A3404C440B4DAD3AA44A627A8"/>
+                          </w:placeholder>
+                        </w:sdtPr>
+                        <w:sdtContent>
+                          <w:r>
+                            <w:rPr>
+                              <w:rFonts w:cs="Arial"/>
+                            </w:rPr>
+                            <w:t>Advanced Computing</w:t>
+                          </w:r>
+                        </w:sdtContent>
+                      </w:sdt>
+                    </w:sdtContent>
+                  </w:sdt>
+                  <w:r>
+                    <w:rPr>
+                      <w:rFonts w:cs="Arial"/>
+                    </w:rPr>
+                    <w:t xml:space="preserve"> student) | Email: </w:t>
+                  </w:r>
+                  <w:sdt>
+                    <w:sdtPr>
+                      <w:alias w:val="Student email"/>
+                      <w:tag w:val="Student email"/>
+                      <w:id w:val="-114750957"/>
+                      <w:placeholder>
+                        <w:docPart w:val="353989E0CD197440B4A75D4CF02C9FE2"/>
+                      </w:placeholder>
+                    </w:sdtPr>
+                    <w:sdtContent>
+                      <w:r>
+                        <w:rPr>
+                          <w:rFonts w:cs="Arial"/>
+                          <w:color w:val="0C1014"/>
+                          <w:sz w:val="23"/>
+                          <w:szCs w:val="23"/>
+                          <w:shd w:val="clear" w:color="auto" w:fill="F3F5F7"/>
+                        </w:rPr>
+                        <w:t>zhli0710@ uni.sydney.edu.au</w:t>
+                      </w:r>
+                    </w:sdtContent>
+                  </w:sdt>
+                  <w:r>
+                    <w:rPr>
+                      <w:lang w:val="en-US"/>
+                    </w:rPr>
+                    <w:t xml:space="preserve">, Jimu Li </w:t>
+                  </w:r>
+                  <w:r>
+                    <w:rPr>
+                      <w:rFonts w:cs="Arial"/>
+                    </w:rPr>
+                    <w:t>(</w:t>
+                  </w:r>
+                  <w:sdt>
+                    <w:sdtPr>
+                      <w:alias w:val="Degree"/>
+                      <w:tag w:val="Degree"/>
+                      <w:id w:val="-988544072"/>
+                      <w:placeholder>
+                        <w:docPart w:val="68CEC1E50CDB85428CEDA6BF2208EE0D"/>
+                      </w:placeholder>
+                    </w:sdtPr>
+                    <w:sdtContent>
+                      <w:r>
+                        <w:rPr>
+                          <w:rFonts w:cs="Arial"/>
+                        </w:rPr>
+                        <w:t>Advanced Computing and Medical Science</w:t>
+                      </w:r>
+                    </w:sdtContent>
+                  </w:sdt>
+                  <w:r>
+                    <w:rPr>
+                      <w:rFonts w:cs="Arial"/>
+                    </w:rPr>
+                    <w:t xml:space="preserve"> student) | Email: </w:t>
+                  </w:r>
+                  <w:sdt>
+                    <w:sdtPr>
+                      <w:alias w:val="Student email"/>
+                      <w:tag w:val="Student email"/>
+                      <w:id w:val="-167413177"/>
+                      <w:placeholder>
+                        <w:docPart w:val="03391AFA7DC60F458AF04706075180EB"/>
+                      </w:placeholder>
+                    </w:sdtPr>
+                    <w:sdtContent>
+                      <w:r>
+                        <w:rPr>
+                          <w:rFonts w:cs="Arial"/>
+                          <w:color w:val="0C1014"/>
+                          <w:sz w:val="23"/>
+                          <w:szCs w:val="23"/>
+                          <w:shd w:val="clear" w:color="auto" w:fill="F3F5F7"/>
+                        </w:rPr>
+                        <w:t>jili0060@uni.sydney.edu.au</w:t>
+                      </w:r>
+                    </w:sdtContent>
+                  </w:sdt>
+                </w:sdtContent>
+              </w:sdt>
+              <w:r>
+                <w:rPr>
+                  <w:rFonts w:cs="Arial"/>
+                </w:rPr>
+                <w:t xml:space="preserve"> </w:t>
+              </w:r>
+              <w:r>
+                <w:rPr>
+                  <w:rFonts w:cs="Arial"/>
+                </w:rPr>
+                <w:tab/>
+              </w:r>
+            </w:p>
+          </w:sdtContent>
+        </w:sdt>
       </w:sdtContent>
     </w:sdt>
     <w:p>
@@ -7157,6 +5271,119 @@
     </w:lvl>
   </w:abstractNum>
   <w:abstractNum w:abstractNumId="18" w15:restartNumberingAfterBreak="0">
+    <w:nsid w:val="65CF12BF"/>
+    <w:multiLevelType w:val="hybridMultilevel"/>
+    <w:tmpl w:val="46A6BA5E"/>
+    <w:lvl w:ilvl="0" w:tplc="08090001">
+      <w:start w:val="1"/>
+      <w:numFmt w:val="bullet"/>
+      <w:lvlText w:val=""/>
+      <w:lvlJc w:val="left"/>
+      <w:pPr>
+        <w:ind w:left="2880" w:hanging="360"/>
+      </w:pPr>
+      <w:rPr>
+        <w:rFonts w:ascii="Symbol" w:hAnsi="Symbol" w:hint="default"/>
+      </w:rPr>
+    </w:lvl>
+    <w:lvl w:ilvl="1" w:tplc="08090003" w:tentative="1">
+      <w:start w:val="1"/>
+      <w:numFmt w:val="bullet"/>
+      <w:lvlText w:val="o"/>
+      <w:lvlJc w:val="left"/>
+      <w:pPr>
+        <w:ind w:left="3600" w:hanging="360"/>
+      </w:pPr>
+      <w:rPr>
+        <w:rFonts w:ascii="Courier New" w:hAnsi="Courier New" w:cs="Courier New" w:hint="default"/>
+      </w:rPr>
+    </w:lvl>
+    <w:lvl w:ilvl="2" w:tplc="08090005" w:tentative="1">
+      <w:start w:val="1"/>
+      <w:numFmt w:val="bullet"/>
+      <w:lvlText w:val=""/>
+      <w:lvlJc w:val="left"/>
+      <w:pPr>
+        <w:ind w:left="4320" w:hanging="360"/>
+      </w:pPr>
+      <w:rPr>
+        <w:rFonts w:ascii="Wingdings" w:hAnsi="Wingdings" w:hint="default"/>
+      </w:rPr>
+    </w:lvl>
+    <w:lvl w:ilvl="3" w:tplc="08090001" w:tentative="1">
+      <w:start w:val="1"/>
+      <w:numFmt w:val="bullet"/>
+      <w:lvlText w:val=""/>
+      <w:lvlJc w:val="left"/>
+      <w:pPr>
+        <w:ind w:left="5040" w:hanging="360"/>
+      </w:pPr>
+      <w:rPr>
+        <w:rFonts w:ascii="Symbol" w:hAnsi="Symbol" w:hint="default"/>
+      </w:rPr>
+    </w:lvl>
+    <w:lvl w:ilvl="4" w:tplc="08090003" w:tentative="1">
+      <w:start w:val="1"/>
+      <w:numFmt w:val="bullet"/>
+      <w:lvlText w:val="o"/>
+      <w:lvlJc w:val="left"/>
+      <w:pPr>
+        <w:ind w:left="5760" w:hanging="360"/>
+      </w:pPr>
+      <w:rPr>
+        <w:rFonts w:ascii="Courier New" w:hAnsi="Courier New" w:cs="Courier New" w:hint="default"/>
+      </w:rPr>
+    </w:lvl>
+    <w:lvl w:ilvl="5" w:tplc="08090005" w:tentative="1">
+      <w:start w:val="1"/>
+      <w:numFmt w:val="bullet"/>
+      <w:lvlText w:val=""/>
+      <w:lvlJc w:val="left"/>
+      <w:pPr>
+        <w:ind w:left="6480" w:hanging="360"/>
+      </w:pPr>
+      <w:rPr>
+        <w:rFonts w:ascii="Wingdings" w:hAnsi="Wingdings" w:hint="default"/>
+      </w:rPr>
+    </w:lvl>
+    <w:lvl w:ilvl="6" w:tplc="08090001" w:tentative="1">
+      <w:start w:val="1"/>
+      <w:numFmt w:val="bullet"/>
+      <w:lvlText w:val=""/>
+      <w:lvlJc w:val="left"/>
+      <w:pPr>
+        <w:ind w:left="7200" w:hanging="360"/>
+      </w:pPr>
+      <w:rPr>
+        <w:rFonts w:ascii="Symbol" w:hAnsi="Symbol" w:hint="default"/>
+      </w:rPr>
+    </w:lvl>
+    <w:lvl w:ilvl="7" w:tplc="08090003" w:tentative="1">
+      <w:start w:val="1"/>
+      <w:numFmt w:val="bullet"/>
+      <w:lvlText w:val="o"/>
+      <w:lvlJc w:val="left"/>
+      <w:pPr>
+        <w:ind w:left="7920" w:hanging="360"/>
+      </w:pPr>
+      <w:rPr>
+        <w:rFonts w:ascii="Courier New" w:hAnsi="Courier New" w:cs="Courier New" w:hint="default"/>
+      </w:rPr>
+    </w:lvl>
+    <w:lvl w:ilvl="8" w:tplc="08090005" w:tentative="1">
+      <w:start w:val="1"/>
+      <w:numFmt w:val="bullet"/>
+      <w:lvlText w:val=""/>
+      <w:lvlJc w:val="left"/>
+      <w:pPr>
+        <w:ind w:left="8640" w:hanging="360"/>
+      </w:pPr>
+      <w:rPr>
+        <w:rFonts w:ascii="Wingdings" w:hAnsi="Wingdings" w:hint="default"/>
+      </w:rPr>
+    </w:lvl>
+  </w:abstractNum>
+  <w:abstractNum w:abstractNumId="19" w15:restartNumberingAfterBreak="0">
     <w:nsid w:val="676E4600"/>
     <w:multiLevelType w:val="hybridMultilevel"/>
     <w:tmpl w:val="461E78DC"/>
@@ -7269,7 +5496,7 @@
       </w:rPr>
     </w:lvl>
   </w:abstractNum>
-  <w:abstractNum w:abstractNumId="19" w15:restartNumberingAfterBreak="0">
+  <w:abstractNum w:abstractNumId="20" w15:restartNumberingAfterBreak="0">
     <w:nsid w:val="67B00652"/>
     <w:multiLevelType w:val="hybridMultilevel"/>
     <w:tmpl w:val="49C0D63E"/>
@@ -7382,7 +5609,7 @@
       </w:rPr>
     </w:lvl>
   </w:abstractNum>
-  <w:abstractNum w:abstractNumId="20" w15:restartNumberingAfterBreak="0">
+  <w:abstractNum w:abstractNumId="21" w15:restartNumberingAfterBreak="0">
     <w:nsid w:val="6E0A4B58"/>
     <w:multiLevelType w:val="hybridMultilevel"/>
     <w:tmpl w:val="48403BB2"/>
@@ -7495,7 +5722,7 @@
       </w:rPr>
     </w:lvl>
   </w:abstractNum>
-  <w:abstractNum w:abstractNumId="21" w15:restartNumberingAfterBreak="0">
+  <w:abstractNum w:abstractNumId="22" w15:restartNumberingAfterBreak="0">
     <w:nsid w:val="6FAD0E0E"/>
     <w:multiLevelType w:val="hybridMultilevel"/>
     <w:tmpl w:val="C7D6F7FC"/>
@@ -7608,7 +5835,7 @@
       </w:rPr>
     </w:lvl>
   </w:abstractNum>
-  <w:abstractNum w:abstractNumId="22" w15:restartNumberingAfterBreak="0">
+  <w:abstractNum w:abstractNumId="23" w15:restartNumberingAfterBreak="0">
     <w:nsid w:val="72957BCC"/>
     <w:multiLevelType w:val="hybridMultilevel"/>
     <w:tmpl w:val="881888D4"/>
@@ -7724,7 +5951,7 @@
       </w:rPr>
     </w:lvl>
   </w:abstractNum>
-  <w:abstractNum w:abstractNumId="23" w15:restartNumberingAfterBreak="0">
+  <w:abstractNum w:abstractNumId="24" w15:restartNumberingAfterBreak="0">
     <w:nsid w:val="7CAD58AA"/>
     <w:multiLevelType w:val="hybridMultilevel"/>
     <w:tmpl w:val="775A1A86"/>
@@ -7841,10 +6068,10 @@
     <w:abstractNumId w:val="14"/>
   </w:num>
   <w:num w:numId="2" w16cid:durableId="29191847">
-    <w:abstractNumId w:val="23"/>
+    <w:abstractNumId w:val="24"/>
   </w:num>
   <w:num w:numId="3" w16cid:durableId="445124574">
-    <w:abstractNumId w:val="18"/>
+    <w:abstractNumId w:val="19"/>
   </w:num>
   <w:num w:numId="4" w16cid:durableId="911934747">
     <w:abstractNumId w:val="7"/>
@@ -7901,7 +6128,7 @@
     <w:abstractNumId w:val="2"/>
   </w:num>
   <w:num w:numId="13" w16cid:durableId="1782458300">
-    <w:abstractNumId w:val="22"/>
+    <w:abstractNumId w:val="23"/>
   </w:num>
   <w:num w:numId="14" w16cid:durableId="412242286">
     <w:abstractNumId w:val="12"/>
@@ -7928,16 +6155,19 @@
     <w:abstractNumId w:val="10"/>
   </w:num>
   <w:num w:numId="22" w16cid:durableId="552229052">
-    <w:abstractNumId w:val="21"/>
+    <w:abstractNumId w:val="22"/>
   </w:num>
   <w:num w:numId="23" w16cid:durableId="537671312">
     <w:abstractNumId w:val="13"/>
   </w:num>
   <w:num w:numId="24" w16cid:durableId="740952120">
+    <w:abstractNumId w:val="21"/>
+  </w:num>
+  <w:num w:numId="25" w16cid:durableId="1446119109">
     <w:abstractNumId w:val="20"/>
   </w:num>
-  <w:num w:numId="25" w16cid:durableId="1446119109">
-    <w:abstractNumId w:val="19"/>
+  <w:num w:numId="26" w16cid:durableId="1429813520">
+    <w:abstractNumId w:val="18"/>
   </w:num>
 </w:numbering>
 </file>
@@ -9232,68 +7462,6 @@
     </w:docPart>
     <w:docPart>
       <w:docPartPr>
-        <w:name w:val="DE388609DE964E0287E723F89A0B84A2"/>
-        <w:category>
-          <w:name w:val="General"/>
-          <w:gallery w:val="placeholder"/>
-        </w:category>
-        <w:types>
-          <w:type w:val="bbPlcHdr"/>
-        </w:types>
-        <w:behaviors>
-          <w:behavior w:val="content"/>
-        </w:behaviors>
-        <w:guid w:val="{D9FDA4F5-1431-4024-B316-2C916DD004AA}"/>
-      </w:docPartPr>
-      <w:docPartBody>
-        <w:p>
-          <w:pPr>
-            <w:pStyle w:val="DE388609DE964E0287E723F89A0B84A2"/>
-          </w:pPr>
-          <w:r>
-            <w:rPr>
-              <w:rStyle w:val="PlaceholderText"/>
-              <w:rFonts w:ascii="Arial" w:hAnsi="Arial" w:cs="Arial"/>
-              <w:color w:val="A6A6A6" w:themeColor="background1" w:themeShade="A6"/>
-            </w:rPr>
-            <w:t>insert any other individuals or organisations related to your study e.g., study collaborators or participant workplaces (or remove paragraph if not applicable)</w:t>
-          </w:r>
-        </w:p>
-      </w:docPartBody>
-    </w:docPart>
-    <w:docPart>
-      <w:docPartPr>
-        <w:name w:val="12B56FB1760B45EE8D3EE42E9EB869FA"/>
-        <w:category>
-          <w:name w:val="General"/>
-          <w:gallery w:val="placeholder"/>
-        </w:category>
-        <w:types>
-          <w:type w:val="bbPlcHdr"/>
-        </w:types>
-        <w:behaviors>
-          <w:behavior w:val="content"/>
-        </w:behaviors>
-        <w:guid w:val="{6B4C190A-75F9-44DA-9BDF-01E64503D964}"/>
-      </w:docPartPr>
-      <w:docPartBody>
-        <w:p>
-          <w:pPr>
-            <w:pStyle w:val="12B56FB1760B45EE8D3EE42E9EB869FA"/>
-          </w:pPr>
-          <w:r>
-            <w:rPr>
-              <w:rStyle w:val="PlaceholderText"/>
-              <w:rFonts w:ascii="Arial" w:hAnsi="Arial" w:cs="Arial"/>
-              <w:color w:val="A6A6A6" w:themeColor="background1" w:themeShade="A6"/>
-            </w:rPr>
-            <w:t>insert reasons data cannot be withdrawn</w:t>
-          </w:r>
-        </w:p>
-      </w:docPartBody>
-    </w:docPart>
-    <w:docPart>
-      <w:docPartPr>
         <w:name w:val="83FF6BE1B4AA410DBC356EAB983429BF"/>
         <w:category>
           <w:name w:val="General"/>
@@ -9542,230 +7710,6 @@
     </w:docPart>
     <w:docPart>
       <w:docPartPr>
-        <w:name w:val="B1E36DEF07484800899C8CF358EE9D39"/>
-        <w:category>
-          <w:name w:val="General"/>
-          <w:gallery w:val="placeholder"/>
-        </w:category>
-        <w:types>
-          <w:type w:val="bbPlcHdr"/>
-        </w:types>
-        <w:behaviors>
-          <w:behavior w:val="content"/>
-        </w:behaviors>
-        <w:guid w:val="{FD267E3B-1603-462D-ADD5-C81BCAC7AD15}"/>
-      </w:docPartPr>
-      <w:docPartBody>
-        <w:p>
-          <w:pPr>
-            <w:pStyle w:val="B1E36DEF07484800899C8CF358EE9D39"/>
-          </w:pPr>
-          <w:r>
-            <w:rPr>
-              <w:rStyle w:val="PlaceholderText"/>
-              <w:rFonts w:ascii="Arial" w:hAnsi="Arial" w:cs="Arial"/>
-              <w:color w:val="A6A6A6" w:themeColor="background1" w:themeShade="A6"/>
-            </w:rPr>
-            <w:t>Insert</w:t>
-          </w:r>
-          <w:r>
-            <w:rPr>
-              <w:rFonts w:ascii="Arial" w:hAnsi="Arial" w:cs="Arial"/>
-              <w:color w:val="A6A6A6" w:themeColor="background1" w:themeShade="A6"/>
-            </w:rPr>
-            <w:t xml:space="preserve"> details of services that will be provided to participants who are adversely affected by the research and/or how the research will be monitored in terms of participant safety (or remove paragraph if not applicable).</w:t>
-          </w:r>
-        </w:p>
-      </w:docPartBody>
-    </w:docPart>
-    <w:docPart>
-      <w:docPartPr>
-        <w:name w:val="B32A484064A54F9FBC344C802224901B"/>
-        <w:category>
-          <w:name w:val="General"/>
-          <w:gallery w:val="placeholder"/>
-        </w:category>
-        <w:types>
-          <w:type w:val="bbPlcHdr"/>
-        </w:types>
-        <w:behaviors>
-          <w:behavior w:val="content"/>
-        </w:behaviors>
-        <w:guid w:val="{8F1CEF69-BCA2-4B6A-926E-40441ADB4853}"/>
-      </w:docPartPr>
-      <w:docPartBody>
-        <w:p>
-          <w:pPr>
-            <w:pStyle w:val="B32A484064A54F9FBC344C802224901B"/>
-          </w:pPr>
-          <w:r>
-            <w:rPr>
-              <w:rStyle w:val="PlaceholderText"/>
-              <w:rFonts w:ascii="Arial" w:hAnsi="Arial" w:cs="Arial"/>
-              <w:color w:val="A6A6A6" w:themeColor="background1" w:themeShade="A6"/>
-            </w:rPr>
-            <w:t>insert software tool e.g., Zoom AI / Microsoft Stream</w:t>
-          </w:r>
-        </w:p>
-      </w:docPartBody>
-    </w:docPart>
-    <w:docPart>
-      <w:docPartPr>
-        <w:name w:val="35E30D96E51C4DABB70439ED2E7D3BFF"/>
-        <w:category>
-          <w:name w:val="General"/>
-          <w:gallery w:val="placeholder"/>
-        </w:category>
-        <w:types>
-          <w:type w:val="bbPlcHdr"/>
-        </w:types>
-        <w:behaviors>
-          <w:behavior w:val="content"/>
-        </w:behaviors>
-        <w:guid w:val="{D97F1B62-F3BA-435E-B50B-4252D258DC7E}"/>
-      </w:docPartPr>
-      <w:docPartBody>
-        <w:p>
-          <w:pPr>
-            <w:pStyle w:val="35E30D96E51C4DABB70439ED2E7D3BFF"/>
-          </w:pPr>
-          <w:r>
-            <w:rPr>
-              <w:rStyle w:val="PlaceholderText"/>
-              <w:rFonts w:ascii="Arial" w:hAnsi="Arial" w:cs="Arial"/>
-              <w:color w:val="A6A6A6" w:themeColor="background1" w:themeShade="A6"/>
-            </w:rPr>
-            <w:t>Zoom / Microsoft</w:t>
-          </w:r>
-        </w:p>
-      </w:docPartBody>
-    </w:docPart>
-    <w:docPart>
-      <w:docPartPr>
-        <w:name w:val="69C1A3A1DB7445C385CE0354A34E50A7"/>
-        <w:category>
-          <w:name w:val="General"/>
-          <w:gallery w:val="placeholder"/>
-        </w:category>
-        <w:types>
-          <w:type w:val="bbPlcHdr"/>
-        </w:types>
-        <w:behaviors>
-          <w:behavior w:val="content"/>
-        </w:behaviors>
-        <w:guid w:val="{E1801F4C-67FF-436D-A886-F6BBDFE9BBD5}"/>
-      </w:docPartPr>
-      <w:docPartBody>
-        <w:p>
-          <w:pPr>
-            <w:pStyle w:val="69C1A3A1DB7445C385CE0354A34E50A7"/>
-          </w:pPr>
-          <w:r>
-            <w:rPr>
-              <w:rStyle w:val="PlaceholderText"/>
-              <w:rFonts w:ascii="Arial" w:hAnsi="Arial" w:cs="Arial"/>
-              <w:color w:val="A6A6A6" w:themeColor="background1" w:themeShade="A6"/>
-            </w:rPr>
-            <w:t>Insert details of software ownership e.g., Zoom is owned by Zoom Video Communications Inc. and is located in San Jose, California, US / Microsoft Stream is owned by Microsoft and located in Redmond, Washington, US</w:t>
-          </w:r>
-        </w:p>
-      </w:docPartBody>
-    </w:docPart>
-    <w:docPart>
-      <w:docPartPr>
-        <w:name w:val="CA720F542C2D49B49997DC214E259EFB"/>
-        <w:category>
-          <w:name w:val="General"/>
-          <w:gallery w:val="placeholder"/>
-        </w:category>
-        <w:types>
-          <w:type w:val="bbPlcHdr"/>
-        </w:types>
-        <w:behaviors>
-          <w:behavior w:val="content"/>
-        </w:behaviors>
-        <w:guid w:val="{AAC8FF52-EAAB-4F8D-8662-A25F60F65F36}"/>
-      </w:docPartPr>
-      <w:docPartBody>
-        <w:p>
-          <w:pPr>
-            <w:pStyle w:val="CA720F542C2D49B49997DC214E259EFB"/>
-          </w:pPr>
-          <w:r>
-            <w:rPr>
-              <w:rStyle w:val="PlaceholderText"/>
-              <w:rFonts w:ascii="Arial" w:hAnsi="Arial" w:cs="Arial"/>
-              <w:color w:val="A6A6A6" w:themeColor="background1" w:themeShade="A6"/>
-            </w:rPr>
-            <w:t>describe format of feedback e.g., brief summary or presentation</w:t>
-          </w:r>
-        </w:p>
-      </w:docPartBody>
-    </w:docPart>
-    <w:docPart>
-      <w:docPartPr>
-        <w:name w:val="39FF85ED968B4B22A303F5B879F22832"/>
-        <w:category>
-          <w:name w:val="General"/>
-          <w:gallery w:val="placeholder"/>
-        </w:category>
-        <w:types>
-          <w:type w:val="bbPlcHdr"/>
-        </w:types>
-        <w:behaviors>
-          <w:behavior w:val="content"/>
-        </w:behaviors>
-        <w:guid w:val="{1ADFDE58-05E1-4F53-A7FD-83B324761C25}"/>
-      </w:docPartPr>
-      <w:docPartBody>
-        <w:p>
-          <w:pPr>
-            <w:pStyle w:val="39FF85ED968B4B22A303F5B879F22832"/>
-          </w:pPr>
-          <w:r>
-            <w:rPr>
-              <w:rStyle w:val="PlaceholderText"/>
-              <w:rFonts w:ascii="Arial" w:hAnsi="Arial" w:cs="Arial"/>
-              <w:color w:val="A6A6A6" w:themeColor="background1" w:themeShade="A6"/>
-            </w:rPr>
-            <w:t>insert reason this is the case</w:t>
-          </w:r>
-        </w:p>
-      </w:docPartBody>
-    </w:docPart>
-    <w:docPart>
-      <w:docPartPr>
-        <w:name w:val="D1546A4396294A828019083314662E59"/>
-        <w:category>
-          <w:name w:val="General"/>
-          <w:gallery w:val="placeholder"/>
-        </w:category>
-        <w:types>
-          <w:type w:val="bbPlcHdr"/>
-        </w:types>
-        <w:behaviors>
-          <w:behavior w:val="content"/>
-        </w:behaviors>
-        <w:guid w:val="{057F9D8A-7E38-4F72-A0B8-CE51EA84593C}"/>
-      </w:docPartPr>
-      <w:docPartBody>
-        <w:p>
-          <w:pPr>
-            <w:pStyle w:val="D1546A4396294A828019083314662E59"/>
-          </w:pPr>
-          <w:r>
-            <w:rPr>
-              <w:rStyle w:val="PlaceholderText"/>
-              <w:rFonts w:ascii="Arial" w:hAnsi="Arial" w:cs="Arial"/>
-              <w:color w:val="A6A6A6" w:themeColor="background1" w:themeShade="A6"/>
-            </w:rPr>
-            <w:t>insert reason this is necessary</w:t>
-          </w:r>
-        </w:p>
-      </w:docPartBody>
-    </w:docPart>
-    <w:docPart>
-      <w:docPartPr>
         <w:name w:val="F437BEB8164A4E9A8D3855DDB38FF48C"/>
         <w:category>
           <w:name w:val="General"/>
@@ -10001,52 +7945,6 @@
     </w:docPart>
     <w:docPart>
       <w:docPartPr>
-        <w:name w:val="8C7D7623E3494DE1A8A16C70F0C2666C"/>
-        <w:category>
-          <w:name w:val="General"/>
-          <w:gallery w:val="placeholder"/>
-        </w:category>
-        <w:types>
-          <w:type w:val="bbPlcHdr"/>
-        </w:types>
-        <w:behaviors>
-          <w:behavior w:val="content"/>
-        </w:behaviors>
-        <w:guid w:val="{267B2959-0318-42EB-989D-D0B3A7C9C29C}"/>
-      </w:docPartPr>
-      <w:docPartBody>
-        <w:p>
-          <w:pPr>
-            <w:pStyle w:val="8C7D7623E3494DE1A8A16C70F0C2666C"/>
-          </w:pPr>
-          <w:r>
-            <w:rPr>
-              <w:rFonts w:ascii="Arial" w:hAnsi="Arial" w:cs="Arial"/>
-              <w:color w:val="A6A6A6" w:themeColor="background1" w:themeShade="A6"/>
-            </w:rPr>
-            <w:t xml:space="preserve">In this section, you should detail the amount and nature of any </w:t>
-          </w:r>
-          <w:r>
-            <w:rPr>
-              <w:rFonts w:ascii="Arial" w:hAnsi="Arial" w:cs="Arial"/>
-              <w:b/>
-              <w:bCs/>
-              <w:color w:val="A6A6A6" w:themeColor="background1" w:themeShade="A6"/>
-            </w:rPr>
-            <w:t>direct benefit to participants</w:t>
-          </w:r>
-          <w:r>
-            <w:rPr>
-              <w:rFonts w:ascii="Arial" w:hAnsi="Arial" w:cs="Arial"/>
-              <w:color w:val="A6A6A6" w:themeColor="background1" w:themeShade="A6"/>
-            </w:rPr>
-            <w:t>. Do not overstate the potential benefits and describe any conditions of receiving them (e.g., whether participants must complete the whole study to receive the benefits, and what happens if they withdraw halfway through). If the benefit is course credit, explain the alternatives to participation that are available.</w:t>
-          </w:r>
-        </w:p>
-      </w:docPartBody>
-    </w:docPart>
-    <w:docPart>
-      <w:docPartPr>
         <w:name w:val="7775145EA1284CD9B0A1EE59CA9E7B83"/>
         <w:category>
           <w:name w:val="General"/>
@@ -10356,6 +8254,346 @@
               <w:color w:val="A6A6A6" w:themeColor="background1" w:themeShade="A6"/>
             </w:rPr>
             <w:t>Degree</w:t>
+          </w:r>
+        </w:p>
+      </w:docPartBody>
+    </w:docPart>
+    <w:docPart>
+      <w:docPartPr>
+        <w:name w:val="70DEF6CBA10CCF4DBD181365DEFC4426"/>
+        <w:category>
+          <w:name w:val="General"/>
+          <w:gallery w:val="placeholder"/>
+        </w:category>
+        <w:types>
+          <w:type w:val="bbPlcHdr"/>
+        </w:types>
+        <w:behaviors>
+          <w:behavior w:val="content"/>
+        </w:behaviors>
+        <w:guid w:val="{1C55B090-0097-D34E-A0F4-4ACF1EC4A4C8}"/>
+      </w:docPartPr>
+      <w:docPartBody>
+        <w:p>
+          <w:pPr>
+            <w:pStyle w:val="70DEF6CBA10CCF4DBD181365DEFC4426"/>
+          </w:pPr>
+          <w:r>
+            <w:rPr>
+              <w:rFonts w:ascii="Arial" w:hAnsi="Arial" w:cs="Arial"/>
+              <w:color w:val="A6A6A6" w:themeColor="background1" w:themeShade="A6"/>
+            </w:rPr>
+            <w:t>You can also briefly describe the potential benefits of the study to the wider community (do not overstate the potential benefits).</w:t>
+          </w:r>
+        </w:p>
+      </w:docPartBody>
+    </w:docPart>
+    <w:docPart>
+      <w:docPartPr>
+        <w:name w:val="76F5CC25DC47DF47913292D25A34B083"/>
+        <w:category>
+          <w:name w:val="General"/>
+          <w:gallery w:val="placeholder"/>
+        </w:category>
+        <w:types>
+          <w:type w:val="bbPlcHdr"/>
+        </w:types>
+        <w:behaviors>
+          <w:behavior w:val="content"/>
+        </w:behaviors>
+        <w:guid w:val="{C02BF5AF-B929-4845-8B79-4140E283798F}"/>
+      </w:docPartPr>
+      <w:docPartBody>
+        <w:p>
+          <w:pPr>
+            <w:pStyle w:val="76F5CC25DC47DF47913292D25A34B083"/>
+          </w:pPr>
+          <w:r>
+            <w:rPr>
+              <w:rStyle w:val="PlaceholderText"/>
+              <w:rFonts w:ascii="Arial" w:hAnsi="Arial" w:cs="Arial"/>
+              <w:color w:val="A6A6A6" w:themeColor="background1" w:themeShade="A6"/>
+            </w:rPr>
+            <w:t>Name of researcher, position, contact details. For safety reasons, it is not recommended to use personal mobiles. For overseas studies, please include at least one local contact</w:t>
+          </w:r>
+        </w:p>
+      </w:docPartBody>
+    </w:docPart>
+    <w:docPart>
+      <w:docPartPr>
+        <w:name w:val="327EB5F3AFFB9B44B4F7B193E152C82E"/>
+        <w:category>
+          <w:name w:val="General"/>
+          <w:gallery w:val="placeholder"/>
+        </w:category>
+        <w:types>
+          <w:type w:val="bbPlcHdr"/>
+        </w:types>
+        <w:behaviors>
+          <w:behavior w:val="content"/>
+        </w:behaviors>
+        <w:guid w:val="{9EBACCE3-B3BA-5446-96CC-82ADA6F77186}"/>
+      </w:docPartPr>
+      <w:docPartBody>
+        <w:p>
+          <w:pPr>
+            <w:pStyle w:val="327EB5F3AFFB9B44B4F7B193E152C82E"/>
+          </w:pPr>
+          <w:r>
+            <w:rPr>
+              <w:rStyle w:val="PlaceholderText"/>
+              <w:rFonts w:ascii="Arial" w:hAnsi="Arial" w:cs="Arial"/>
+              <w:color w:val="A6A6A6" w:themeColor="background1" w:themeShade="A6"/>
+            </w:rPr>
+            <w:t>Degree</w:t>
+          </w:r>
+        </w:p>
+      </w:docPartBody>
+    </w:docPart>
+    <w:docPart>
+      <w:docPartPr>
+        <w:name w:val="B7A11B4DFD80F74C9BB0006AC2BFEBFC"/>
+        <w:category>
+          <w:name w:val="General"/>
+          <w:gallery w:val="placeholder"/>
+        </w:category>
+        <w:types>
+          <w:type w:val="bbPlcHdr"/>
+        </w:types>
+        <w:behaviors>
+          <w:behavior w:val="content"/>
+        </w:behaviors>
+        <w:guid w:val="{5CA2F33A-E95B-ED4F-BD19-08C84614C850}"/>
+      </w:docPartPr>
+      <w:docPartBody>
+        <w:p>
+          <w:pPr>
+            <w:pStyle w:val="B7A11B4DFD80F74C9BB0006AC2BFEBFC"/>
+          </w:pPr>
+          <w:r>
+            <w:rPr>
+              <w:rStyle w:val="PlaceholderText"/>
+              <w:rFonts w:ascii="Arial" w:hAnsi="Arial" w:cs="Arial"/>
+              <w:color w:val="A6A6A6" w:themeColor="background1" w:themeShade="A6"/>
+            </w:rPr>
+            <w:t>Student researcher name</w:t>
+          </w:r>
+        </w:p>
+      </w:docPartBody>
+    </w:docPart>
+    <w:docPart>
+      <w:docPartPr>
+        <w:name w:val="D3604B5FC481ED4AA7CD24DD34FAB8D6"/>
+        <w:category>
+          <w:name w:val="General"/>
+          <w:gallery w:val="placeholder"/>
+        </w:category>
+        <w:types>
+          <w:type w:val="bbPlcHdr"/>
+        </w:types>
+        <w:behaviors>
+          <w:behavior w:val="content"/>
+        </w:behaviors>
+        <w:guid w:val="{18A9279B-E3E7-954A-AFC9-D96C6B6BD75F}"/>
+      </w:docPartPr>
+      <w:docPartBody>
+        <w:p>
+          <w:pPr>
+            <w:pStyle w:val="D3604B5FC481ED4AA7CD24DD34FAB8D6"/>
+          </w:pPr>
+          <w:r>
+            <w:rPr>
+              <w:rStyle w:val="PlaceholderText"/>
+              <w:rFonts w:ascii="Arial" w:hAnsi="Arial" w:cs="Arial"/>
+              <w:color w:val="A6A6A6" w:themeColor="background1" w:themeShade="A6"/>
+            </w:rPr>
+            <w:t>Degree</w:t>
+          </w:r>
+        </w:p>
+      </w:docPartBody>
+    </w:docPart>
+    <w:docPart>
+      <w:docPartPr>
+        <w:name w:val="EE151D207EE3134E83B692CCE5A08606"/>
+        <w:category>
+          <w:name w:val="General"/>
+          <w:gallery w:val="placeholder"/>
+        </w:category>
+        <w:types>
+          <w:type w:val="bbPlcHdr"/>
+        </w:types>
+        <w:behaviors>
+          <w:behavior w:val="content"/>
+        </w:behaviors>
+        <w:guid w:val="{9FC2643F-23BD-EE42-81B8-77708F5DBCD7}"/>
+      </w:docPartPr>
+      <w:docPartBody>
+        <w:p>
+          <w:pPr>
+            <w:pStyle w:val="EE151D207EE3134E83B692CCE5A08606"/>
+          </w:pPr>
+          <w:r>
+            <w:rPr>
+              <w:rStyle w:val="PlaceholderText"/>
+              <w:rFonts w:ascii="Arial" w:hAnsi="Arial" w:cs="Arial"/>
+              <w:color w:val="A6A6A6" w:themeColor="background1" w:themeShade="A6"/>
+            </w:rPr>
+            <w:t>email</w:t>
+          </w:r>
+        </w:p>
+      </w:docPartBody>
+    </w:docPart>
+    <w:docPart>
+      <w:docPartPr>
+        <w:name w:val="A09E5015973FCB44A608C62460F6EFD7"/>
+        <w:category>
+          <w:name w:val="General"/>
+          <w:gallery w:val="placeholder"/>
+        </w:category>
+        <w:types>
+          <w:type w:val="bbPlcHdr"/>
+        </w:types>
+        <w:behaviors>
+          <w:behavior w:val="content"/>
+        </w:behaviors>
+        <w:guid w:val="{4EFB359A-1BED-B143-9BBF-53646C273686}"/>
+      </w:docPartPr>
+      <w:docPartBody>
+        <w:p>
+          <w:pPr>
+            <w:pStyle w:val="A09E5015973FCB44A608C62460F6EFD7"/>
+          </w:pPr>
+          <w:r>
+            <w:rPr>
+              <w:rStyle w:val="PlaceholderText"/>
+              <w:rFonts w:ascii="Arial" w:hAnsi="Arial" w:cs="Arial"/>
+              <w:color w:val="A6A6A6" w:themeColor="background1" w:themeShade="A6"/>
+            </w:rPr>
+            <w:t>Degree</w:t>
+          </w:r>
+        </w:p>
+      </w:docPartBody>
+    </w:docPart>
+    <w:docPart>
+      <w:docPartPr>
+        <w:name w:val="5FD5865A3404C440B4DAD3AA44A627A8"/>
+        <w:category>
+          <w:name w:val="General"/>
+          <w:gallery w:val="placeholder"/>
+        </w:category>
+        <w:types>
+          <w:type w:val="bbPlcHdr"/>
+        </w:types>
+        <w:behaviors>
+          <w:behavior w:val="content"/>
+        </w:behaviors>
+        <w:guid w:val="{2DAADA7A-056A-7D4D-93D4-120ABD167B64}"/>
+      </w:docPartPr>
+      <w:docPartBody>
+        <w:p>
+          <w:pPr>
+            <w:pStyle w:val="5FD5865A3404C440B4DAD3AA44A627A8"/>
+          </w:pPr>
+          <w:r>
+            <w:rPr>
+              <w:rStyle w:val="PlaceholderText"/>
+              <w:rFonts w:ascii="Arial" w:hAnsi="Arial" w:cs="Arial"/>
+              <w:color w:val="A6A6A6" w:themeColor="background1" w:themeShade="A6"/>
+            </w:rPr>
+            <w:t>Degree</w:t>
+          </w:r>
+        </w:p>
+      </w:docPartBody>
+    </w:docPart>
+    <w:docPart>
+      <w:docPartPr>
+        <w:name w:val="353989E0CD197440B4A75D4CF02C9FE2"/>
+        <w:category>
+          <w:name w:val="General"/>
+          <w:gallery w:val="placeholder"/>
+        </w:category>
+        <w:types>
+          <w:type w:val="bbPlcHdr"/>
+        </w:types>
+        <w:behaviors>
+          <w:behavior w:val="content"/>
+        </w:behaviors>
+        <w:guid w:val="{8A9A3AFB-3098-264D-B8AD-806A07A2DAEA}"/>
+      </w:docPartPr>
+      <w:docPartBody>
+        <w:p>
+          <w:pPr>
+            <w:pStyle w:val="353989E0CD197440B4A75D4CF02C9FE2"/>
+          </w:pPr>
+          <w:r>
+            <w:rPr>
+              <w:rStyle w:val="PlaceholderText"/>
+              <w:rFonts w:ascii="Arial" w:hAnsi="Arial" w:cs="Arial"/>
+              <w:color w:val="A6A6A6" w:themeColor="background1" w:themeShade="A6"/>
+            </w:rPr>
+            <w:t>email</w:t>
+          </w:r>
+        </w:p>
+      </w:docPartBody>
+    </w:docPart>
+    <w:docPart>
+      <w:docPartPr>
+        <w:name w:val="68CEC1E50CDB85428CEDA6BF2208EE0D"/>
+        <w:category>
+          <w:name w:val="General"/>
+          <w:gallery w:val="placeholder"/>
+        </w:category>
+        <w:types>
+          <w:type w:val="bbPlcHdr"/>
+        </w:types>
+        <w:behaviors>
+          <w:behavior w:val="content"/>
+        </w:behaviors>
+        <w:guid w:val="{C3F19DFF-F83A-6F4E-BB9E-C39389C363BD}"/>
+      </w:docPartPr>
+      <w:docPartBody>
+        <w:p>
+          <w:pPr>
+            <w:pStyle w:val="68CEC1E50CDB85428CEDA6BF2208EE0D"/>
+          </w:pPr>
+          <w:r>
+            <w:rPr>
+              <w:rStyle w:val="PlaceholderText"/>
+              <w:rFonts w:ascii="Arial" w:hAnsi="Arial" w:cs="Arial"/>
+              <w:color w:val="A6A6A6" w:themeColor="background1" w:themeShade="A6"/>
+            </w:rPr>
+            <w:t>Degree</w:t>
+          </w:r>
+        </w:p>
+      </w:docPartBody>
+    </w:docPart>
+    <w:docPart>
+      <w:docPartPr>
+        <w:name w:val="03391AFA7DC60F458AF04706075180EB"/>
+        <w:category>
+          <w:name w:val="General"/>
+          <w:gallery w:val="placeholder"/>
+        </w:category>
+        <w:types>
+          <w:type w:val="bbPlcHdr"/>
+        </w:types>
+        <w:behaviors>
+          <w:behavior w:val="content"/>
+        </w:behaviors>
+        <w:guid w:val="{5231C226-D965-7E42-BDE0-213F067DF59E}"/>
+      </w:docPartPr>
+      <w:docPartBody>
+        <w:p>
+          <w:pPr>
+            <w:pStyle w:val="03391AFA7DC60F458AF04706075180EB"/>
+          </w:pPr>
+          <w:r>
+            <w:rPr>
+              <w:rStyle w:val="PlaceholderText"/>
+              <w:rFonts w:ascii="Arial" w:hAnsi="Arial" w:cs="Arial"/>
+              <w:color w:val="A6A6A6" w:themeColor="background1" w:themeShade="A6"/>
+            </w:rPr>
+            <w:t>email</w:t>
           </w:r>
         </w:p>
       </w:docPartBody>
@@ -10880,6 +9118,7 @@
   </w:compat>
   <w:rsids>
     <w:rsidRoot w:val="00B62B6E"/>
+    <w:rsid w:val="000537D0"/>
     <w:rsid w:val="000B64B2"/>
     <w:rsid w:val="000E0BEB"/>
     <w:rsid w:val="000E4C51"/>
@@ -10891,6 +9130,7 @@
     <w:rsid w:val="002B4BC4"/>
     <w:rsid w:val="0037365B"/>
     <w:rsid w:val="003F6E6D"/>
+    <w:rsid w:val="00436933"/>
     <w:rsid w:val="00545F88"/>
     <w:rsid w:val="005A108E"/>
     <w:rsid w:val="00654753"/>
@@ -11415,7 +9655,7 @@
     <w:basedOn w:val="DefaultParagraphFont"/>
     <w:uiPriority w:val="99"/>
     <w:semiHidden/>
-    <w:rsid w:val="00676963"/>
+    <w:rsid w:val="00436933"/>
     <w:rPr>
       <w:color w:val="808080"/>
     </w:rPr>
@@ -12622,6 +10862,538 @@
   <w:style w:type="paragraph" w:customStyle="1" w:styleId="2598810DE8B9AF429793370C1941A153">
     <w:name w:val="2598810DE8B9AF429793370C1941A153"/>
     <w:rsid w:val="00676963"/>
+    <w:pPr>
+      <w:spacing w:line="278" w:lineRule="auto"/>
+    </w:pPr>
+    <w:rPr>
+      <w:kern w:val="2"/>
+      <w:sz w:val="24"/>
+      <w:szCs w:val="24"/>
+      <w:lang w:eastAsia="zh-CN"/>
+      <w14:ligatures w14:val="standardContextual"/>
+    </w:rPr>
+  </w:style>
+  <w:style w:type="paragraph" w:customStyle="1" w:styleId="70DEF6CBA10CCF4DBD181365DEFC4426">
+    <w:name w:val="70DEF6CBA10CCF4DBD181365DEFC4426"/>
+    <w:rsid w:val="00436933"/>
+    <w:pPr>
+      <w:spacing w:line="278" w:lineRule="auto"/>
+    </w:pPr>
+    <w:rPr>
+      <w:kern w:val="2"/>
+      <w:sz w:val="24"/>
+      <w:szCs w:val="24"/>
+      <w:lang w:eastAsia="zh-CN"/>
+      <w14:ligatures w14:val="standardContextual"/>
+    </w:rPr>
+  </w:style>
+  <w:style w:type="paragraph" w:customStyle="1" w:styleId="53409519BFF38F4F88B6DDFC87405BB2">
+    <w:name w:val="53409519BFF38F4F88B6DDFC87405BB2"/>
+    <w:rsid w:val="00436933"/>
+    <w:pPr>
+      <w:spacing w:line="278" w:lineRule="auto"/>
+    </w:pPr>
+    <w:rPr>
+      <w:kern w:val="2"/>
+      <w:sz w:val="24"/>
+      <w:szCs w:val="24"/>
+      <w:lang w:eastAsia="zh-CN"/>
+      <w14:ligatures w14:val="standardContextual"/>
+    </w:rPr>
+  </w:style>
+  <w:style w:type="paragraph" w:customStyle="1" w:styleId="5A79CD1AAD8AD1458444765DD64F0A74">
+    <w:name w:val="5A79CD1AAD8AD1458444765DD64F0A74"/>
+    <w:rsid w:val="00436933"/>
+    <w:pPr>
+      <w:spacing w:line="278" w:lineRule="auto"/>
+    </w:pPr>
+    <w:rPr>
+      <w:kern w:val="2"/>
+      <w:sz w:val="24"/>
+      <w:szCs w:val="24"/>
+      <w:lang w:eastAsia="zh-CN"/>
+      <w14:ligatures w14:val="standardContextual"/>
+    </w:rPr>
+  </w:style>
+  <w:style w:type="paragraph" w:customStyle="1" w:styleId="A78088CE7B6AF449B51C8909C59F3D82">
+    <w:name w:val="A78088CE7B6AF449B51C8909C59F3D82"/>
+    <w:rsid w:val="00436933"/>
+    <w:pPr>
+      <w:spacing w:line="278" w:lineRule="auto"/>
+    </w:pPr>
+    <w:rPr>
+      <w:kern w:val="2"/>
+      <w:sz w:val="24"/>
+      <w:szCs w:val="24"/>
+      <w:lang w:eastAsia="zh-CN"/>
+      <w14:ligatures w14:val="standardContextual"/>
+    </w:rPr>
+  </w:style>
+  <w:style w:type="paragraph" w:customStyle="1" w:styleId="1B4DA6DA537B52409B94C4A8ECFE0353">
+    <w:name w:val="1B4DA6DA537B52409B94C4A8ECFE0353"/>
+    <w:rsid w:val="00436933"/>
+    <w:pPr>
+      <w:spacing w:line="278" w:lineRule="auto"/>
+    </w:pPr>
+    <w:rPr>
+      <w:kern w:val="2"/>
+      <w:sz w:val="24"/>
+      <w:szCs w:val="24"/>
+      <w:lang w:eastAsia="zh-CN"/>
+      <w14:ligatures w14:val="standardContextual"/>
+    </w:rPr>
+  </w:style>
+  <w:style w:type="paragraph" w:customStyle="1" w:styleId="BED7F47825C6764D9ABBC8F08F3DE4A7">
+    <w:name w:val="BED7F47825C6764D9ABBC8F08F3DE4A7"/>
+    <w:rsid w:val="00436933"/>
+    <w:pPr>
+      <w:spacing w:line="278" w:lineRule="auto"/>
+    </w:pPr>
+    <w:rPr>
+      <w:kern w:val="2"/>
+      <w:sz w:val="24"/>
+      <w:szCs w:val="24"/>
+      <w:lang w:eastAsia="zh-CN"/>
+      <w14:ligatures w14:val="standardContextual"/>
+    </w:rPr>
+  </w:style>
+  <w:style w:type="paragraph" w:customStyle="1" w:styleId="0B524E5AFFA72C418D0C32114D212DD7">
+    <w:name w:val="0B524E5AFFA72C418D0C32114D212DD7"/>
+    <w:rsid w:val="00436933"/>
+    <w:pPr>
+      <w:spacing w:line="278" w:lineRule="auto"/>
+    </w:pPr>
+    <w:rPr>
+      <w:kern w:val="2"/>
+      <w:sz w:val="24"/>
+      <w:szCs w:val="24"/>
+      <w:lang w:eastAsia="zh-CN"/>
+      <w14:ligatures w14:val="standardContextual"/>
+    </w:rPr>
+  </w:style>
+  <w:style w:type="paragraph" w:customStyle="1" w:styleId="B03CC03FEC7ADD479A7B5424BCD70912">
+    <w:name w:val="B03CC03FEC7ADD479A7B5424BCD70912"/>
+    <w:rsid w:val="00436933"/>
+    <w:pPr>
+      <w:spacing w:line="278" w:lineRule="auto"/>
+    </w:pPr>
+    <w:rPr>
+      <w:kern w:val="2"/>
+      <w:sz w:val="24"/>
+      <w:szCs w:val="24"/>
+      <w:lang w:eastAsia="zh-CN"/>
+      <w14:ligatures w14:val="standardContextual"/>
+    </w:rPr>
+  </w:style>
+  <w:style w:type="paragraph" w:customStyle="1" w:styleId="6F66AA467962E1469BAE27BAA755C72B">
+    <w:name w:val="6F66AA467962E1469BAE27BAA755C72B"/>
+    <w:rsid w:val="00436933"/>
+    <w:pPr>
+      <w:spacing w:line="278" w:lineRule="auto"/>
+    </w:pPr>
+    <w:rPr>
+      <w:kern w:val="2"/>
+      <w:sz w:val="24"/>
+      <w:szCs w:val="24"/>
+      <w:lang w:eastAsia="zh-CN"/>
+      <w14:ligatures w14:val="standardContextual"/>
+    </w:rPr>
+  </w:style>
+  <w:style w:type="paragraph" w:customStyle="1" w:styleId="FF7213CE18E611459F12F05DE3EA05D9">
+    <w:name w:val="FF7213CE18E611459F12F05DE3EA05D9"/>
+    <w:rsid w:val="00436933"/>
+    <w:pPr>
+      <w:spacing w:line="278" w:lineRule="auto"/>
+    </w:pPr>
+    <w:rPr>
+      <w:kern w:val="2"/>
+      <w:sz w:val="24"/>
+      <w:szCs w:val="24"/>
+      <w:lang w:eastAsia="zh-CN"/>
+      <w14:ligatures w14:val="standardContextual"/>
+    </w:rPr>
+  </w:style>
+  <w:style w:type="paragraph" w:customStyle="1" w:styleId="7B5D0899DA65F64FADBE9DC70EFE06B6">
+    <w:name w:val="7B5D0899DA65F64FADBE9DC70EFE06B6"/>
+    <w:rsid w:val="00436933"/>
+    <w:pPr>
+      <w:spacing w:line="278" w:lineRule="auto"/>
+    </w:pPr>
+    <w:rPr>
+      <w:kern w:val="2"/>
+      <w:sz w:val="24"/>
+      <w:szCs w:val="24"/>
+      <w:lang w:eastAsia="zh-CN"/>
+      <w14:ligatures w14:val="standardContextual"/>
+    </w:rPr>
+  </w:style>
+  <w:style w:type="paragraph" w:customStyle="1" w:styleId="ED6BC832B688264280F75F09FCB11311">
+    <w:name w:val="ED6BC832B688264280F75F09FCB11311"/>
+    <w:rsid w:val="00436933"/>
+    <w:pPr>
+      <w:spacing w:line="278" w:lineRule="auto"/>
+    </w:pPr>
+    <w:rPr>
+      <w:kern w:val="2"/>
+      <w:sz w:val="24"/>
+      <w:szCs w:val="24"/>
+      <w:lang w:eastAsia="zh-CN"/>
+      <w14:ligatures w14:val="standardContextual"/>
+    </w:rPr>
+  </w:style>
+  <w:style w:type="paragraph" w:customStyle="1" w:styleId="8647C4D1D12D3F43B1DA2D7C48EC3F6A">
+    <w:name w:val="8647C4D1D12D3F43B1DA2D7C48EC3F6A"/>
+    <w:rsid w:val="00436933"/>
+    <w:pPr>
+      <w:spacing w:line="278" w:lineRule="auto"/>
+    </w:pPr>
+    <w:rPr>
+      <w:kern w:val="2"/>
+      <w:sz w:val="24"/>
+      <w:szCs w:val="24"/>
+      <w:lang w:eastAsia="zh-CN"/>
+      <w14:ligatures w14:val="standardContextual"/>
+    </w:rPr>
+  </w:style>
+  <w:style w:type="paragraph" w:customStyle="1" w:styleId="D5F831B89952B54BBE21C8553CDE342E">
+    <w:name w:val="D5F831B89952B54BBE21C8553CDE342E"/>
+    <w:rsid w:val="00436933"/>
+    <w:pPr>
+      <w:spacing w:line="278" w:lineRule="auto"/>
+    </w:pPr>
+    <w:rPr>
+      <w:kern w:val="2"/>
+      <w:sz w:val="24"/>
+      <w:szCs w:val="24"/>
+      <w:lang w:eastAsia="zh-CN"/>
+      <w14:ligatures w14:val="standardContextual"/>
+    </w:rPr>
+  </w:style>
+  <w:style w:type="paragraph" w:customStyle="1" w:styleId="DB454A75F26BEB458F0B46F9ED51E400">
+    <w:name w:val="DB454A75F26BEB458F0B46F9ED51E400"/>
+    <w:rsid w:val="00436933"/>
+    <w:pPr>
+      <w:spacing w:line="278" w:lineRule="auto"/>
+    </w:pPr>
+    <w:rPr>
+      <w:kern w:val="2"/>
+      <w:sz w:val="24"/>
+      <w:szCs w:val="24"/>
+      <w:lang w:eastAsia="zh-CN"/>
+      <w14:ligatures w14:val="standardContextual"/>
+    </w:rPr>
+  </w:style>
+  <w:style w:type="paragraph" w:customStyle="1" w:styleId="E02107FEA010BB42BF5FF3F789FD0F7D">
+    <w:name w:val="E02107FEA010BB42BF5FF3F789FD0F7D"/>
+    <w:rsid w:val="00436933"/>
+    <w:pPr>
+      <w:spacing w:line="278" w:lineRule="auto"/>
+    </w:pPr>
+    <w:rPr>
+      <w:kern w:val="2"/>
+      <w:sz w:val="24"/>
+      <w:szCs w:val="24"/>
+      <w:lang w:eastAsia="zh-CN"/>
+      <w14:ligatures w14:val="standardContextual"/>
+    </w:rPr>
+  </w:style>
+  <w:style w:type="paragraph" w:customStyle="1" w:styleId="BE704E46FE7C1A4FA7D571CE7513CC1B">
+    <w:name w:val="BE704E46FE7C1A4FA7D571CE7513CC1B"/>
+    <w:rsid w:val="00436933"/>
+    <w:pPr>
+      <w:spacing w:line="278" w:lineRule="auto"/>
+    </w:pPr>
+    <w:rPr>
+      <w:kern w:val="2"/>
+      <w:sz w:val="24"/>
+      <w:szCs w:val="24"/>
+      <w:lang w:eastAsia="zh-CN"/>
+      <w14:ligatures w14:val="standardContextual"/>
+    </w:rPr>
+  </w:style>
+  <w:style w:type="paragraph" w:customStyle="1" w:styleId="4F1851E26630864F96B731795E477E01">
+    <w:name w:val="4F1851E26630864F96B731795E477E01"/>
+    <w:rsid w:val="00436933"/>
+    <w:pPr>
+      <w:spacing w:line="278" w:lineRule="auto"/>
+    </w:pPr>
+    <w:rPr>
+      <w:kern w:val="2"/>
+      <w:sz w:val="24"/>
+      <w:szCs w:val="24"/>
+      <w:lang w:eastAsia="zh-CN"/>
+      <w14:ligatures w14:val="standardContextual"/>
+    </w:rPr>
+  </w:style>
+  <w:style w:type="paragraph" w:customStyle="1" w:styleId="76F5CC25DC47DF47913292D25A34B083">
+    <w:name w:val="76F5CC25DC47DF47913292D25A34B083"/>
+    <w:rsid w:val="00436933"/>
+    <w:pPr>
+      <w:spacing w:line="278" w:lineRule="auto"/>
+    </w:pPr>
+    <w:rPr>
+      <w:kern w:val="2"/>
+      <w:sz w:val="24"/>
+      <w:szCs w:val="24"/>
+      <w:lang w:eastAsia="zh-CN"/>
+      <w14:ligatures w14:val="standardContextual"/>
+    </w:rPr>
+  </w:style>
+  <w:style w:type="paragraph" w:customStyle="1" w:styleId="327EB5F3AFFB9B44B4F7B193E152C82E">
+    <w:name w:val="327EB5F3AFFB9B44B4F7B193E152C82E"/>
+    <w:rsid w:val="00436933"/>
+    <w:pPr>
+      <w:spacing w:line="278" w:lineRule="auto"/>
+    </w:pPr>
+    <w:rPr>
+      <w:kern w:val="2"/>
+      <w:sz w:val="24"/>
+      <w:szCs w:val="24"/>
+      <w:lang w:eastAsia="zh-CN"/>
+      <w14:ligatures w14:val="standardContextual"/>
+    </w:rPr>
+  </w:style>
+  <w:style w:type="paragraph" w:customStyle="1" w:styleId="B7A11B4DFD80F74C9BB0006AC2BFEBFC">
+    <w:name w:val="B7A11B4DFD80F74C9BB0006AC2BFEBFC"/>
+    <w:rsid w:val="00436933"/>
+    <w:pPr>
+      <w:spacing w:line="278" w:lineRule="auto"/>
+    </w:pPr>
+    <w:rPr>
+      <w:kern w:val="2"/>
+      <w:sz w:val="24"/>
+      <w:szCs w:val="24"/>
+      <w:lang w:eastAsia="zh-CN"/>
+      <w14:ligatures w14:val="standardContextual"/>
+    </w:rPr>
+  </w:style>
+  <w:style w:type="paragraph" w:customStyle="1" w:styleId="D3604B5FC481ED4AA7CD24DD34FAB8D6">
+    <w:name w:val="D3604B5FC481ED4AA7CD24DD34FAB8D6"/>
+    <w:rsid w:val="00436933"/>
+    <w:pPr>
+      <w:spacing w:line="278" w:lineRule="auto"/>
+    </w:pPr>
+    <w:rPr>
+      <w:kern w:val="2"/>
+      <w:sz w:val="24"/>
+      <w:szCs w:val="24"/>
+      <w:lang w:eastAsia="zh-CN"/>
+      <w14:ligatures w14:val="standardContextual"/>
+    </w:rPr>
+  </w:style>
+  <w:style w:type="paragraph" w:customStyle="1" w:styleId="EE151D207EE3134E83B692CCE5A08606">
+    <w:name w:val="EE151D207EE3134E83B692CCE5A08606"/>
+    <w:rsid w:val="00436933"/>
+    <w:pPr>
+      <w:spacing w:line="278" w:lineRule="auto"/>
+    </w:pPr>
+    <w:rPr>
+      <w:kern w:val="2"/>
+      <w:sz w:val="24"/>
+      <w:szCs w:val="24"/>
+      <w:lang w:eastAsia="zh-CN"/>
+      <w14:ligatures w14:val="standardContextual"/>
+    </w:rPr>
+  </w:style>
+  <w:style w:type="paragraph" w:customStyle="1" w:styleId="A09E5015973FCB44A608C62460F6EFD7">
+    <w:name w:val="A09E5015973FCB44A608C62460F6EFD7"/>
+    <w:rsid w:val="00436933"/>
+    <w:pPr>
+      <w:spacing w:line="278" w:lineRule="auto"/>
+    </w:pPr>
+    <w:rPr>
+      <w:kern w:val="2"/>
+      <w:sz w:val="24"/>
+      <w:szCs w:val="24"/>
+      <w:lang w:eastAsia="zh-CN"/>
+      <w14:ligatures w14:val="standardContextual"/>
+    </w:rPr>
+  </w:style>
+  <w:style w:type="paragraph" w:customStyle="1" w:styleId="5FD5865A3404C440B4DAD3AA44A627A8">
+    <w:name w:val="5FD5865A3404C440B4DAD3AA44A627A8"/>
+    <w:rsid w:val="00436933"/>
+    <w:pPr>
+      <w:spacing w:line="278" w:lineRule="auto"/>
+    </w:pPr>
+    <w:rPr>
+      <w:kern w:val="2"/>
+      <w:sz w:val="24"/>
+      <w:szCs w:val="24"/>
+      <w:lang w:eastAsia="zh-CN"/>
+      <w14:ligatures w14:val="standardContextual"/>
+    </w:rPr>
+  </w:style>
+  <w:style w:type="paragraph" w:customStyle="1" w:styleId="353989E0CD197440B4A75D4CF02C9FE2">
+    <w:name w:val="353989E0CD197440B4A75D4CF02C9FE2"/>
+    <w:rsid w:val="00436933"/>
+    <w:pPr>
+      <w:spacing w:line="278" w:lineRule="auto"/>
+    </w:pPr>
+    <w:rPr>
+      <w:kern w:val="2"/>
+      <w:sz w:val="24"/>
+      <w:szCs w:val="24"/>
+      <w:lang w:eastAsia="zh-CN"/>
+      <w14:ligatures w14:val="standardContextual"/>
+    </w:rPr>
+  </w:style>
+  <w:style w:type="paragraph" w:customStyle="1" w:styleId="68CEC1E50CDB85428CEDA6BF2208EE0D">
+    <w:name w:val="68CEC1E50CDB85428CEDA6BF2208EE0D"/>
+    <w:rsid w:val="00436933"/>
+    <w:pPr>
+      <w:spacing w:line="278" w:lineRule="auto"/>
+    </w:pPr>
+    <w:rPr>
+      <w:kern w:val="2"/>
+      <w:sz w:val="24"/>
+      <w:szCs w:val="24"/>
+      <w:lang w:eastAsia="zh-CN"/>
+      <w14:ligatures w14:val="standardContextual"/>
+    </w:rPr>
+  </w:style>
+  <w:style w:type="paragraph" w:customStyle="1" w:styleId="03391AFA7DC60F458AF04706075180EB">
+    <w:name w:val="03391AFA7DC60F458AF04706075180EB"/>
+    <w:rsid w:val="00436933"/>
+    <w:pPr>
+      <w:spacing w:line="278" w:lineRule="auto"/>
+    </w:pPr>
+    <w:rPr>
+      <w:kern w:val="2"/>
+      <w:sz w:val="24"/>
+      <w:szCs w:val="24"/>
+      <w:lang w:eastAsia="zh-CN"/>
+      <w14:ligatures w14:val="standardContextual"/>
+    </w:rPr>
+  </w:style>
+  <w:style w:type="paragraph" w:customStyle="1" w:styleId="4532A2FBDEF74646952CD1F7C66D5E80">
+    <w:name w:val="4532A2FBDEF74646952CD1F7C66D5E80"/>
+    <w:rsid w:val="00436933"/>
+    <w:pPr>
+      <w:spacing w:line="278" w:lineRule="auto"/>
+    </w:pPr>
+    <w:rPr>
+      <w:kern w:val="2"/>
+      <w:sz w:val="24"/>
+      <w:szCs w:val="24"/>
+      <w:lang w:eastAsia="zh-CN"/>
+      <w14:ligatures w14:val="standardContextual"/>
+    </w:rPr>
+  </w:style>
+  <w:style w:type="paragraph" w:customStyle="1" w:styleId="B9DC5E2192B66D40A4FC5D4328BE5512">
+    <w:name w:val="B9DC5E2192B66D40A4FC5D4328BE5512"/>
+    <w:rsid w:val="00436933"/>
+    <w:pPr>
+      <w:spacing w:line="278" w:lineRule="auto"/>
+    </w:pPr>
+    <w:rPr>
+      <w:kern w:val="2"/>
+      <w:sz w:val="24"/>
+      <w:szCs w:val="24"/>
+      <w:lang w:eastAsia="zh-CN"/>
+      <w14:ligatures w14:val="standardContextual"/>
+    </w:rPr>
+  </w:style>
+  <w:style w:type="paragraph" w:customStyle="1" w:styleId="1DE4A81A12A2F24D92267184FD1C2ACD">
+    <w:name w:val="1DE4A81A12A2F24D92267184FD1C2ACD"/>
+    <w:rsid w:val="00436933"/>
+    <w:pPr>
+      <w:spacing w:line="278" w:lineRule="auto"/>
+    </w:pPr>
+    <w:rPr>
+      <w:kern w:val="2"/>
+      <w:sz w:val="24"/>
+      <w:szCs w:val="24"/>
+      <w:lang w:eastAsia="zh-CN"/>
+      <w14:ligatures w14:val="standardContextual"/>
+    </w:rPr>
+  </w:style>
+  <w:style w:type="paragraph" w:customStyle="1" w:styleId="5CC6AF00A7B70749A24ACA1BC34CB127">
+    <w:name w:val="5CC6AF00A7B70749A24ACA1BC34CB127"/>
+    <w:rsid w:val="00436933"/>
+    <w:pPr>
+      <w:spacing w:line="278" w:lineRule="auto"/>
+    </w:pPr>
+    <w:rPr>
+      <w:kern w:val="2"/>
+      <w:sz w:val="24"/>
+      <w:szCs w:val="24"/>
+      <w:lang w:eastAsia="zh-CN"/>
+      <w14:ligatures w14:val="standardContextual"/>
+    </w:rPr>
+  </w:style>
+  <w:style w:type="paragraph" w:customStyle="1" w:styleId="29876652D359964BB45885E8BA9EA1E5">
+    <w:name w:val="29876652D359964BB45885E8BA9EA1E5"/>
+    <w:rsid w:val="00436933"/>
+    <w:pPr>
+      <w:spacing w:line="278" w:lineRule="auto"/>
+    </w:pPr>
+    <w:rPr>
+      <w:kern w:val="2"/>
+      <w:sz w:val="24"/>
+      <w:szCs w:val="24"/>
+      <w:lang w:eastAsia="zh-CN"/>
+      <w14:ligatures w14:val="standardContextual"/>
+    </w:rPr>
+  </w:style>
+  <w:style w:type="paragraph" w:customStyle="1" w:styleId="94AF8A25E1FC164AA7C7CBE12E2BFCE4">
+    <w:name w:val="94AF8A25E1FC164AA7C7CBE12E2BFCE4"/>
+    <w:rsid w:val="00436933"/>
+    <w:pPr>
+      <w:spacing w:line="278" w:lineRule="auto"/>
+    </w:pPr>
+    <w:rPr>
+      <w:kern w:val="2"/>
+      <w:sz w:val="24"/>
+      <w:szCs w:val="24"/>
+      <w:lang w:eastAsia="zh-CN"/>
+      <w14:ligatures w14:val="standardContextual"/>
+    </w:rPr>
+  </w:style>
+  <w:style w:type="paragraph" w:customStyle="1" w:styleId="81FCF0B78B61C2468BFC91950C9A1165">
+    <w:name w:val="81FCF0B78B61C2468BFC91950C9A1165"/>
+    <w:rsid w:val="00436933"/>
+    <w:pPr>
+      <w:spacing w:line="278" w:lineRule="auto"/>
+    </w:pPr>
+    <w:rPr>
+      <w:kern w:val="2"/>
+      <w:sz w:val="24"/>
+      <w:szCs w:val="24"/>
+      <w:lang w:eastAsia="zh-CN"/>
+      <w14:ligatures w14:val="standardContextual"/>
+    </w:rPr>
+  </w:style>
+  <w:style w:type="paragraph" w:customStyle="1" w:styleId="EABF6BB304790A4397F138158FB5774B">
+    <w:name w:val="EABF6BB304790A4397F138158FB5774B"/>
+    <w:rsid w:val="00436933"/>
+    <w:pPr>
+      <w:spacing w:line="278" w:lineRule="auto"/>
+    </w:pPr>
+    <w:rPr>
+      <w:kern w:val="2"/>
+      <w:sz w:val="24"/>
+      <w:szCs w:val="24"/>
+      <w:lang w:eastAsia="zh-CN"/>
+      <w14:ligatures w14:val="standardContextual"/>
+    </w:rPr>
+  </w:style>
+  <w:style w:type="paragraph" w:customStyle="1" w:styleId="75C95FE0B9C8174F842C7CEA092A0FC3">
+    <w:name w:val="75C95FE0B9C8174F842C7CEA092A0FC3"/>
+    <w:rsid w:val="00436933"/>
+    <w:pPr>
+      <w:spacing w:line="278" w:lineRule="auto"/>
+    </w:pPr>
+    <w:rPr>
+      <w:kern w:val="2"/>
+      <w:sz w:val="24"/>
+      <w:szCs w:val="24"/>
+      <w:lang w:eastAsia="zh-CN"/>
+      <w14:ligatures w14:val="standardContextual"/>
+    </w:rPr>
+  </w:style>
+  <w:style w:type="paragraph" w:customStyle="1" w:styleId="913D2D62DDB7874E821487500428FDA7">
+    <w:name w:val="913D2D62DDB7874E821487500428FDA7"/>
+    <w:rsid w:val="00436933"/>
     <w:pPr>
       <w:spacing w:line="278" w:lineRule="auto"/>
     </w:pPr>
@@ -12939,10 +11711,34 @@
 </file>
 
 <file path=customXml/item1.xml><?xml version="1.0" encoding="utf-8"?>
-<b:Sources xmlns:b="http://schemas.openxmlformats.org/officeDocument/2006/bibliography" xmlns="http://schemas.openxmlformats.org/officeDocument/2006/bibliography" SelectedStyle="\APASixthEditionOfficeOnline.xsl" StyleName="APA" Version="6"/>
+<p:properties xmlns:p="http://schemas.microsoft.com/office/2006/metadata/properties" xmlns:xsi="http://www.w3.org/2001/XMLSchema-instance" xmlns:pc="http://schemas.microsoft.com/office/infopath/2007/PartnerControls">
+  <documentManagement>
+    <lcf76f155ced4ddcb4097134ff3c332f xmlns="d09fbd0a-8237-4f22-b669-4644732fd8e0">
+      <Terms xmlns="http://schemas.microsoft.com/office/infopath/2007/PartnerControls"/>
+    </lcf76f155ced4ddcb4097134ff3c332f>
+    <TaxCatchAll xmlns="263d4459-add9-4006-9203-3c3e61354ac5" xsi:nil="true"/>
+    <SharedWithUsers xmlns="263d4459-add9-4006-9203-3c3e61354ac5">
+      <UserInfo>
+        <DisplayName/>
+        <AccountId xsi:nil="true"/>
+        <AccountType/>
+      </UserInfo>
+    </SharedWithUsers>
+    <MediaLengthInSeconds xmlns="d09fbd0a-8237-4f22-b669-4644732fd8e0" xsi:nil="true"/>
+  </documentManagement>
+</p:properties>
 </file>
 
 <file path=customXml/item2.xml><?xml version="1.0" encoding="utf-8"?>
+<?mso-contentType ?>
+<FormTemplates xmlns="http://schemas.microsoft.com/sharepoint/v3/contenttype/forms">
+  <Display>DocumentLibraryForm</Display>
+  <Edit>DocumentLibraryForm</Edit>
+  <New>DocumentLibraryForm</New>
+</FormTemplates>
+</file>
+
+<file path=customXml/item3.xml><?xml version="1.0" encoding="utf-8"?>
 <ct:contentTypeSchema xmlns:ct="http://schemas.microsoft.com/office/2006/metadata/contentType" xmlns:ma="http://schemas.microsoft.com/office/2006/metadata/properties/metaAttributes" ct:_="" ma:_="" ma:contentTypeName="Document" ma:contentTypeID="0x0101006658E4135DA0B64089237E0AB38B5A03" ma:contentTypeVersion="18" ma:contentTypeDescription="Create a new document." ma:contentTypeScope="" ma:versionID="729a1cfc3fecbee53824c933faa628e2">
   <xsd:schema xmlns:xsd="http://www.w3.org/2001/XMLSchema" xmlns:xs="http://www.w3.org/2001/XMLSchema" xmlns:p="http://schemas.microsoft.com/office/2006/metadata/properties" xmlns:ns2="263d4459-add9-4006-9203-3c3e61354ac5" xmlns:ns3="d09fbd0a-8237-4f22-b669-4644732fd8e0" targetNamespace="http://schemas.microsoft.com/office/2006/metadata/properties" ma:root="true" ma:fieldsID="3f70c7897ddcc19e5902dc557b553893" ns2:_="" ns3:_="">
     <xsd:import namespace="263d4459-add9-4006-9203-3c3e61354ac5"/>
@@ -13197,43 +11993,30 @@
 </ct:contentTypeSchema>
 </file>
 
-<file path=customXml/item3.xml><?xml version="1.0" encoding="utf-8"?>
-<?mso-contentType ?>
-<FormTemplates xmlns="http://schemas.microsoft.com/sharepoint/v3/contenttype/forms">
-  <Display>DocumentLibraryForm</Display>
-  <Edit>DocumentLibraryForm</Edit>
-  <New>DocumentLibraryForm</New>
-</FormTemplates>
-</file>
-
 <file path=customXml/item4.xml><?xml version="1.0" encoding="utf-8"?>
-<p:properties xmlns:p="http://schemas.microsoft.com/office/2006/metadata/properties" xmlns:xsi="http://www.w3.org/2001/XMLSchema-instance" xmlns:pc="http://schemas.microsoft.com/office/infopath/2007/PartnerControls">
-  <documentManagement>
-    <lcf76f155ced4ddcb4097134ff3c332f xmlns="d09fbd0a-8237-4f22-b669-4644732fd8e0">
-      <Terms xmlns="http://schemas.microsoft.com/office/infopath/2007/PartnerControls"/>
-    </lcf76f155ced4ddcb4097134ff3c332f>
-    <TaxCatchAll xmlns="263d4459-add9-4006-9203-3c3e61354ac5" xsi:nil="true"/>
-    <SharedWithUsers xmlns="263d4459-add9-4006-9203-3c3e61354ac5">
-      <UserInfo>
-        <DisplayName/>
-        <AccountId xsi:nil="true"/>
-        <AccountType/>
-      </UserInfo>
-    </SharedWithUsers>
-    <MediaLengthInSeconds xmlns="d09fbd0a-8237-4f22-b669-4644732fd8e0" xsi:nil="true"/>
-  </documentManagement>
-</p:properties>
+<b:Sources xmlns:b="http://schemas.openxmlformats.org/officeDocument/2006/bibliography" xmlns="http://schemas.openxmlformats.org/officeDocument/2006/bibliography" SelectedStyle="\APASixthEditionOfficeOnline.xsl" StyleName="APA" Version="6"/>
 </file>
 
 <file path=customXml/itemProps1.xml><?xml version="1.0" encoding="utf-8"?>
-<ds:datastoreItem xmlns:ds="http://schemas.openxmlformats.org/officeDocument/2006/customXml" ds:itemID="{22115803-33E0-4CF9-B487-7A223AE04D13}">
+<ds:datastoreItem xmlns:ds="http://schemas.openxmlformats.org/officeDocument/2006/customXml" ds:itemID="{9062F334-CA56-4AEE-94E9-79A13FF622D8}">
   <ds:schemaRefs>
-    <ds:schemaRef ds:uri="http://schemas.openxmlformats.org/officeDocument/2006/bibliography"/>
+    <ds:schemaRef ds:uri="http://schemas.microsoft.com/office/2006/metadata/properties"/>
+    <ds:schemaRef ds:uri="http://schemas.microsoft.com/office/infopath/2007/PartnerControls"/>
+    <ds:schemaRef ds:uri="d09fbd0a-8237-4f22-b669-4644732fd8e0"/>
+    <ds:schemaRef ds:uri="263d4459-add9-4006-9203-3c3e61354ac5"/>
   </ds:schemaRefs>
 </ds:datastoreItem>
 </file>
 
 <file path=customXml/itemProps2.xml><?xml version="1.0" encoding="utf-8"?>
+<ds:datastoreItem xmlns:ds="http://schemas.openxmlformats.org/officeDocument/2006/customXml" ds:itemID="{8BB86B4B-E9BB-42DA-A2B8-BC4B7887DD73}">
+  <ds:schemaRefs>
+    <ds:schemaRef ds:uri="http://schemas.microsoft.com/sharepoint/v3/contenttype/forms"/>
+  </ds:schemaRefs>
+</ds:datastoreItem>
+</file>
+
+<file path=customXml/itemProps3.xml><?xml version="1.0" encoding="utf-8"?>
 <ds:datastoreItem xmlns:ds="http://schemas.openxmlformats.org/officeDocument/2006/customXml" ds:itemID="{BCF3BA60-0872-42D1-8F30-5517B8688767}">
   <ds:schemaRefs>
     <ds:schemaRef ds:uri="http://schemas.microsoft.com/office/2006/metadata/contentType"/>
@@ -13252,21 +12035,10 @@
 </ds:datastoreItem>
 </file>
 
-<file path=customXml/itemProps3.xml><?xml version="1.0" encoding="utf-8"?>
-<ds:datastoreItem xmlns:ds="http://schemas.openxmlformats.org/officeDocument/2006/customXml" ds:itemID="{8BB86B4B-E9BB-42DA-A2B8-BC4B7887DD73}">
+<file path=customXml/itemProps4.xml><?xml version="1.0" encoding="utf-8"?>
+<ds:datastoreItem xmlns:ds="http://schemas.openxmlformats.org/officeDocument/2006/customXml" ds:itemID="{22115803-33E0-4CF9-B487-7A223AE04D13}">
   <ds:schemaRefs>
-    <ds:schemaRef ds:uri="http://schemas.microsoft.com/sharepoint/v3/contenttype/forms"/>
-  </ds:schemaRefs>
-</ds:datastoreItem>
-</file>
-
-<file path=customXml/itemProps4.xml><?xml version="1.0" encoding="utf-8"?>
-<ds:datastoreItem xmlns:ds="http://schemas.openxmlformats.org/officeDocument/2006/customXml" ds:itemID="{9062F334-CA56-4AEE-94E9-79A13FF622D8}">
-  <ds:schemaRefs>
-    <ds:schemaRef ds:uri="http://schemas.microsoft.com/office/2006/metadata/properties"/>
-    <ds:schemaRef ds:uri="http://schemas.microsoft.com/office/infopath/2007/PartnerControls"/>
-    <ds:schemaRef ds:uri="d09fbd0a-8237-4f22-b669-4644732fd8e0"/>
-    <ds:schemaRef ds:uri="263d4459-add9-4006-9203-3c3e61354ac5"/>
+    <ds:schemaRef ds:uri="http://schemas.openxmlformats.org/officeDocument/2006/bibliography"/>
   </ds:schemaRefs>
 </ds:datastoreItem>
 </file>
